--- a/Gabriel/Rust/GABRIEL POPA.docx
+++ b/Gabriel/Rust/GABRIEL POPA.docx
@@ -12,22 +12,34 @@
         <w:jc w:val="center"/>
         <w:rPr>
           <w:rStyle w:val="Strong"/>
-          <w:rFonts w:ascii="Arial Black" w:hAnsi="Arial Black"/>
+          <w:rFonts w:ascii="Stencil" w:hAnsi="Stencil" w:cs="Helvetica"/>
           <w:color w:val="4472C4" w:themeColor="accent5"/>
-          <w:sz w:val="72"/>
+          <w:sz w:val="44"/>
           <w:szCs w:val="96"/>
         </w:rPr>
       </w:pPr>
       <w:r>
         <w:rPr>
           <w:rStyle w:val="Strong"/>
-          <w:rFonts w:ascii="Arial Black" w:hAnsi="Arial Black"/>
+          <w:rFonts w:ascii="Stencil" w:hAnsi="Stencil" w:cs="Helvetica"/>
           <w:color w:val="4472C4" w:themeColor="accent5"/>
-          <w:sz w:val="72"/>
+          <w:sz w:val="44"/>
           <w:szCs w:val="96"/>
         </w:rPr>
-        <w:t>GABRIEL POPA</w:t>
-      </w:r>
+        <w:t xml:space="preserve">Gabriel </w:t>
+      </w:r>
+      <w:proofErr w:type="spellStart"/>
+      <w:r>
+        <w:rPr>
+          <w:rStyle w:val="Strong"/>
+          <w:rFonts w:ascii="Stencil" w:hAnsi="Stencil" w:cs="Helvetica"/>
+          <w:color w:val="4472C4" w:themeColor="accent5"/>
+          <w:sz w:val="44"/>
+          <w:szCs w:val="96"/>
+        </w:rPr>
+        <w:t>Popa</w:t>
+      </w:r>
+      <w:proofErr w:type="spellEnd"/>
     </w:p>
     <w:p>
       <w:pPr>
@@ -38,103 +50,81 @@
         <w:spacing w:beforeAutospacing="0" w:afterAutospacing="0"/>
         <w:jc w:val="center"/>
         <w:rPr>
+          <w:rFonts w:ascii="Helvetica" w:hAnsi="Helvetica" w:cs="Helvetica"/>
           <w:b/>
           <w:bCs/>
           <w:color w:val="4472C4" w:themeColor="accent5"/>
-          <w:sz w:val="28"/>
-          <w:szCs w:val="36"/>
-        </w:rPr>
-      </w:pPr>
-      <w:r>
-        <w:rPr>
+          <w:sz w:val="22"/>
+          <w:szCs w:val="22"/>
+        </w:rPr>
+      </w:pPr>
+      <w:r>
+        <w:rPr>
+          <w:rFonts w:ascii="Helvetica" w:hAnsi="Helvetica" w:cs="Helvetica"/>
           <w:b/>
           <w:bCs/>
           <w:color w:val="4472C4" w:themeColor="accent5"/>
-          <w:szCs w:val="36"/>
-        </w:rPr>
-        <w:t>Senior Software Engineer</w:t>
-      </w:r>
-      <w:r>
-        <w:rPr>
+          <w:sz w:val="22"/>
+          <w:szCs w:val="22"/>
+        </w:rPr>
+        <w:t>Senior Software Engineer –</w:t>
+      </w:r>
+      <w:r>
+        <w:rPr>
+          <w:rFonts w:ascii="Helvetica" w:hAnsi="Helvetica" w:cs="Helvetica"/>
           <w:b/>
           <w:bCs/>
           <w:color w:val="4472C4" w:themeColor="accent5"/>
-          <w:szCs w:val="36"/>
+          <w:sz w:val="22"/>
+          <w:szCs w:val="22"/>
         </w:rPr>
         <w:t xml:space="preserve"> </w:t>
       </w:r>
       <w:r>
         <w:rPr>
+          <w:rFonts w:ascii="Helvetica" w:hAnsi="Helvetica" w:cs="Helvetica"/>
           <w:b/>
           <w:bCs/>
           <w:color w:val="4472C4" w:themeColor="accent5"/>
-          <w:szCs w:val="36"/>
-        </w:rPr>
-        <w:t>-</w:t>
-      </w:r>
-      <w:r>
-        <w:rPr>
-          <w:sz w:val="22"/>
-        </w:rPr>
-        <w:t xml:space="preserve"> </w:t>
-      </w:r>
-      <w:r>
-        <w:rPr>
+          <w:sz w:val="22"/>
+          <w:szCs w:val="22"/>
+        </w:rPr>
+        <w:t>Rust (</w:t>
+      </w:r>
+      <w:proofErr w:type="spellStart"/>
+      <w:r>
+        <w:rPr>
+          <w:rFonts w:ascii="Helvetica" w:hAnsi="Helvetica" w:cs="Helvetica"/>
           <w:b/>
           <w:bCs/>
           <w:color w:val="4472C4" w:themeColor="accent5"/>
-          <w:szCs w:val="36"/>
-        </w:rPr>
-        <w:t xml:space="preserve">Rust </w:t>
-      </w:r>
-      <w:bookmarkStart w:id="0" w:name="_GoBack"/>
-      <w:bookmarkEnd w:id="0"/>
-      <w:r>
-        <w:rPr>
+          <w:sz w:val="22"/>
+          <w:szCs w:val="22"/>
+        </w:rPr>
+        <w:t>Blockchain</w:t>
+      </w:r>
+      <w:proofErr w:type="spellEnd"/>
+      <w:r>
+        <w:rPr>
+          <w:rFonts w:ascii="Helvetica" w:hAnsi="Helvetica" w:cs="Helvetica"/>
           <w:b/>
           <w:bCs/>
           <w:color w:val="4472C4" w:themeColor="accent5"/>
-          <w:szCs w:val="36"/>
-        </w:rPr>
-        <w:t>(Web3/</w:t>
-      </w:r>
-      <w:proofErr w:type="spellStart"/>
-      <w:r>
-        <w:rPr>
+          <w:sz w:val="22"/>
+          <w:szCs w:val="22"/>
+        </w:rPr>
+        <w:t>/Web3)</w:t>
+      </w:r>
+      <w:r>
+        <w:rPr>
+          <w:rFonts w:ascii="Helvetica" w:hAnsi="Helvetica" w:cs="Helvetica"/>
           <w:b/>
           <w:bCs/>
           <w:color w:val="4472C4" w:themeColor="accent5"/>
-          <w:szCs w:val="36"/>
-        </w:rPr>
-        <w:t>Blockchain</w:t>
-      </w:r>
-      <w:proofErr w:type="spellEnd"/>
-      <w:r>
-        <w:rPr>
-          <w:b/>
-          <w:bCs/>
-          <w:color w:val="4472C4" w:themeColor="accent5"/>
-          <w:szCs w:val="36"/>
-        </w:rPr>
-        <w:t>)</w:t>
-      </w:r>
-      <w:r>
-        <w:rPr>
-          <w:b/>
-          <w:bCs/>
-          <w:color w:val="4472C4" w:themeColor="accent5"/>
-          <w:szCs w:val="36"/>
-        </w:rPr>
-        <w:t xml:space="preserve"> </w:t>
-      </w:r>
-      <w:r>
-        <w:rPr>
-          <w:b/>
-          <w:bCs/>
-          <w:color w:val="4472C4" w:themeColor="accent5"/>
-          <w:szCs w:val="36"/>
-        </w:rPr>
-        <w:t>• AWS</w:t>
+          <w:sz w:val="22"/>
+          <w:szCs w:val="22"/>
+        </w:rPr>
+        <w:t xml:space="preserve"> • AWS</w:t>
       </w:r>
     </w:p>
     <w:p>
@@ -145,22 +135,22 @@
         <w:jc w:val="center"/>
         <w:rPr>
           <w:rStyle w:val="NormalWebChar"/>
-          <w:rFonts w:asciiTheme="majorBidi" w:hAnsiTheme="majorBidi" w:cstheme="majorBidi"/>
+          <w:rFonts w:ascii="Cambria" w:hAnsi="Cambria" w:cstheme="majorBidi"/>
           <w:bCs/>
           <w:color w:val="000000" w:themeColor="text1"/>
-          <w:sz w:val="20"/>
-          <w:szCs w:val="27"/>
+          <w:sz w:val="21"/>
+          <w:szCs w:val="21"/>
         </w:rPr>
       </w:pPr>
       <w:proofErr w:type="spellStart"/>
       <w:r>
         <w:rPr>
           <w:rStyle w:val="NormalWebChar"/>
-          <w:rFonts w:asciiTheme="majorBidi" w:hAnsiTheme="majorBidi" w:cstheme="majorBidi"/>
+          <w:rFonts w:ascii="Cambria" w:hAnsi="Cambria" w:cstheme="majorBidi"/>
           <w:bCs/>
           <w:color w:val="000000" w:themeColor="text1"/>
-          <w:sz w:val="20"/>
-          <w:szCs w:val="28"/>
+          <w:sz w:val="21"/>
+          <w:szCs w:val="21"/>
         </w:rPr>
         <w:t>Cluj</w:t>
       </w:r>
@@ -168,66 +158,68 @@
       <w:r>
         <w:rPr>
           <w:rStyle w:val="NormalWebChar"/>
-          <w:rFonts w:asciiTheme="majorBidi" w:hAnsiTheme="majorBidi" w:cstheme="majorBidi"/>
+          <w:rFonts w:ascii="Cambria" w:hAnsi="Cambria" w:cstheme="majorBidi"/>
           <w:bCs/>
           <w:color w:val="000000" w:themeColor="text1"/>
-          <w:sz w:val="20"/>
-          <w:szCs w:val="28"/>
-        </w:rPr>
-        <w:t>, Romania</w:t>
-      </w:r>
-      <w:r>
-        <w:rPr>
-          <w:rStyle w:val="NormalWebChar"/>
-          <w:rFonts w:asciiTheme="majorBidi" w:hAnsiTheme="majorBidi" w:cstheme="majorBidi"/>
+          <w:sz w:val="21"/>
+          <w:szCs w:val="21"/>
+        </w:rPr>
+        <w:t xml:space="preserve">, Romania | +40 764309991 | </w:t>
+      </w:r>
+      <w:r>
+        <w:rPr>
+          <w:rFonts w:ascii="Cambria" w:eastAsia="Times New Roman" w:hAnsi="Cambria" w:cstheme="majorBidi"/>
           <w:bCs/>
           <w:color w:val="000000" w:themeColor="text1"/>
-          <w:sz w:val="20"/>
-          <w:szCs w:val="28"/>
-        </w:rPr>
-        <w:t xml:space="preserve"> | </w:t>
-      </w:r>
-      <w:r>
-        <w:rPr>
-          <w:rStyle w:val="NormalWebChar"/>
-          <w:rFonts w:asciiTheme="majorBidi" w:hAnsiTheme="majorBidi" w:cstheme="majorBidi"/>
+          <w:sz w:val="21"/>
+          <w:szCs w:val="21"/>
+          <w:lang w:eastAsia="en-US"/>
+        </w:rPr>
+        <w:t>popagabrial0523@gmail.com</w:t>
+      </w:r>
+      <w:r>
+        <w:rPr>
+          <w:rFonts w:ascii="Cambria" w:eastAsia="Times New Roman" w:hAnsi="Cambria" w:cstheme="majorBidi"/>
           <w:bCs/>
           <w:color w:val="000000" w:themeColor="text1"/>
-          <w:sz w:val="20"/>
-          <w:szCs w:val="28"/>
-        </w:rPr>
-        <w:t xml:space="preserve">+40 764309991 | </w:t>
-      </w:r>
-      <w:r>
-        <w:rPr>
-          <w:rFonts w:asciiTheme="majorBidi" w:eastAsia="Times New Roman" w:hAnsiTheme="majorBidi" w:cstheme="majorBidi"/>
+          <w:sz w:val="21"/>
+          <w:szCs w:val="21"/>
+          <w:lang w:eastAsia="en-US"/>
+        </w:rPr>
+        <w:t xml:space="preserve"> </w:t>
+      </w:r>
+      <w:r>
+        <w:rPr>
+          <w:rFonts w:ascii="Cambria" w:eastAsia="Times New Roman" w:hAnsi="Cambria" w:cstheme="majorBidi"/>
           <w:bCs/>
           <w:color w:val="000000" w:themeColor="text1"/>
-          <w:szCs w:val="27"/>
-          <w:lang w:eastAsia="en-US"/>
-        </w:rPr>
-        <w:t>popagabriel0523@outlook.com</w:t>
-      </w:r>
-      <w:r>
-        <w:rPr>
-          <w:rFonts w:asciiTheme="majorBidi" w:eastAsia="Times New Roman" w:hAnsiTheme="majorBidi" w:cstheme="majorBidi"/>
+          <w:sz w:val="21"/>
+          <w:szCs w:val="21"/>
+          <w:lang w:eastAsia="en-US"/>
+        </w:rPr>
+        <w:t xml:space="preserve">| </w:t>
+      </w:r>
+      <w:r>
+        <w:rPr>
+          <w:rStyle w:val="NormalWebChar"/>
+          <w:rFonts w:ascii="Cambria" w:hAnsi="Cambria" w:cstheme="majorBidi"/>
           <w:bCs/>
           <w:color w:val="000000" w:themeColor="text1"/>
-          <w:szCs w:val="27"/>
-          <w:lang w:eastAsia="en-US"/>
-        </w:rPr>
-        <w:t xml:space="preserve"> | </w:t>
+          <w:sz w:val="21"/>
+          <w:szCs w:val="21"/>
+        </w:rPr>
+        <w:t>linkedi</w:t>
       </w:r>
       <w:r>
         <w:rPr>
           <w:rStyle w:val="NormalWebChar"/>
-          <w:rFonts w:asciiTheme="majorBidi" w:hAnsiTheme="majorBidi" w:cstheme="majorBidi"/>
+          <w:rFonts w:ascii="Cambria" w:hAnsi="Cambria" w:cstheme="majorBidi"/>
           <w:bCs/>
           <w:color w:val="000000" w:themeColor="text1"/>
-          <w:sz w:val="20"/>
-          <w:szCs w:val="27"/>
-        </w:rPr>
-        <w:t>https://www.linkedin.com/in/gabriel-popa-89ba643a4/</w:t>
+          <w:sz w:val="21"/>
+          <w:szCs w:val="21"/>
+        </w:rPr>
+        <w:t>n.com/in/gabriel-popa-89ba643a4</w:t>
       </w:r>
     </w:p>
     <w:p>
@@ -239,21 +231,21 @@
         <w:spacing w:before="100" w:after="120" w:afterAutospacing="0"/>
         <w:jc w:val="both"/>
         <w:rPr>
-          <w:rFonts w:ascii="Arial Black" w:hAnsi="Arial Black" w:cstheme="majorBidi" w:hint="default"/>
+          <w:rFonts w:ascii="Georgia" w:hAnsi="Georgia" w:cs="Arial" w:hint="default"/>
           <w:color w:val="4472C4" w:themeColor="accent5"/>
-          <w:sz w:val="28"/>
-          <w:szCs w:val="32"/>
+          <w:sz w:val="26"/>
+          <w:szCs w:val="26"/>
         </w:rPr>
       </w:pPr>
       <w:r>
         <w:rPr>
           <w:rStyle w:val="Strong"/>
-          <w:rFonts w:ascii="Arial Black" w:hAnsi="Arial Black" w:cstheme="majorBidi" w:hint="default"/>
+          <w:rFonts w:ascii="Georgia" w:hAnsi="Georgia" w:cs="Arial" w:hint="default"/>
           <w:b/>
           <w:bCs/>
           <w:color w:val="4472C4" w:themeColor="accent5"/>
-          <w:sz w:val="28"/>
-          <w:szCs w:val="32"/>
+          <w:sz w:val="26"/>
+          <w:szCs w:val="26"/>
         </w:rPr>
         <w:t>ABOUT ME</w:t>
       </w:r>
@@ -506,7 +498,871 @@
         <w:spacing w:before="120" w:beforeAutospacing="0" w:after="120" w:afterAutospacing="0"/>
         <w:jc w:val="both"/>
         <w:rPr>
-          <w:rFonts w:ascii="Arial Black" w:hAnsi="Arial Black" w:cstheme="majorBidi" w:hint="default"/>
+          <w:rFonts w:ascii="Georgia" w:hAnsi="Georgia" w:cstheme="majorBidi" w:hint="default"/>
+          <w:color w:val="4472C4" w:themeColor="accent5"/>
+          <w:sz w:val="26"/>
+          <w:szCs w:val="26"/>
+        </w:rPr>
+      </w:pPr>
+      <w:r>
+        <w:rPr>
+          <w:rStyle w:val="Strong"/>
+          <w:rFonts w:ascii="Georgia" w:hAnsi="Georgia" w:cstheme="majorBidi" w:hint="default"/>
+          <w:b/>
+          <w:bCs/>
+          <w:color w:val="4472C4" w:themeColor="accent5"/>
+          <w:sz w:val="26"/>
+          <w:szCs w:val="26"/>
+        </w:rPr>
+        <w:t>SKILLS</w:t>
+      </w:r>
+    </w:p>
+    <w:p>
+      <w:pPr>
+        <w:pStyle w:val="ListParagraph"/>
+        <w:numPr>
+          <w:ilvl w:val="0"/>
+          <w:numId w:val="30"/>
+        </w:numPr>
+        <w:jc w:val="both"/>
+        <w:rPr>
+          <w:rFonts w:ascii="Times New Roman" w:eastAsia="Times New Roman" w:hAnsi="Times New Roman" w:cs="Times New Roman"/>
+          <w:sz w:val="22"/>
+          <w:szCs w:val="24"/>
+          <w:lang w:eastAsia="en-US"/>
+        </w:rPr>
+      </w:pPr>
+      <w:r>
+        <w:rPr>
+          <w:rFonts w:ascii="Times New Roman" w:eastAsia="Times New Roman" w:hAnsi="Times New Roman" w:cs="Times New Roman"/>
+          <w:b/>
+          <w:bCs/>
+          <w:sz w:val="22"/>
+          <w:szCs w:val="24"/>
+          <w:lang w:eastAsia="en-US"/>
+        </w:rPr>
+        <w:t>Languages:</w:t>
+      </w:r>
+      <w:r>
+        <w:rPr>
+          <w:rFonts w:ascii="Times New Roman" w:eastAsia="Times New Roman" w:hAnsi="Times New Roman" w:cs="Times New Roman"/>
+          <w:sz w:val="22"/>
+          <w:szCs w:val="24"/>
+          <w:lang w:eastAsia="en-US"/>
+        </w:rPr>
+        <w:t xml:space="preserve"> </w:t>
+      </w:r>
+      <w:r>
+        <w:rPr>
+          <w:rFonts w:ascii="Times New Roman" w:eastAsia="Times New Roman" w:hAnsi="Times New Roman" w:cs="Times New Roman"/>
+          <w:b/>
+          <w:bCs/>
+          <w:sz w:val="22"/>
+          <w:szCs w:val="24"/>
+          <w:lang w:eastAsia="en-US"/>
+        </w:rPr>
+        <w:t>Rust 1.56–1.75+</w:t>
+      </w:r>
+      <w:r>
+        <w:rPr>
+          <w:rFonts w:ascii="Times New Roman" w:eastAsia="Times New Roman" w:hAnsi="Times New Roman" w:cs="Times New Roman"/>
+          <w:sz w:val="22"/>
+          <w:szCs w:val="24"/>
+          <w:lang w:eastAsia="en-US"/>
+        </w:rPr>
+        <w:t xml:space="preserve">, </w:t>
+      </w:r>
+      <w:proofErr w:type="spellStart"/>
+      <w:r>
+        <w:rPr>
+          <w:rFonts w:ascii="Times New Roman" w:eastAsia="Times New Roman" w:hAnsi="Times New Roman" w:cs="Times New Roman"/>
+          <w:sz w:val="22"/>
+          <w:szCs w:val="24"/>
+          <w:lang w:eastAsia="en-US"/>
+        </w:rPr>
+        <w:t>TypeScript</w:t>
+      </w:r>
+      <w:proofErr w:type="spellEnd"/>
+      <w:r>
+        <w:rPr>
+          <w:rFonts w:ascii="Times New Roman" w:eastAsia="Times New Roman" w:hAnsi="Times New Roman" w:cs="Times New Roman"/>
+          <w:sz w:val="22"/>
+          <w:szCs w:val="24"/>
+          <w:lang w:eastAsia="en-US"/>
+        </w:rPr>
+        <w:t>, JavaScript, Python, SQL, Bash</w:t>
+      </w:r>
+    </w:p>
+    <w:p>
+      <w:pPr>
+        <w:pStyle w:val="ListParagraph"/>
+        <w:numPr>
+          <w:ilvl w:val="0"/>
+          <w:numId w:val="30"/>
+        </w:numPr>
+        <w:jc w:val="both"/>
+        <w:rPr>
+          <w:rFonts w:ascii="Times New Roman" w:eastAsia="Times New Roman" w:hAnsi="Times New Roman" w:cs="Times New Roman"/>
+          <w:sz w:val="22"/>
+          <w:szCs w:val="24"/>
+          <w:lang w:eastAsia="en-US"/>
+        </w:rPr>
+      </w:pPr>
+      <w:proofErr w:type="spellStart"/>
+      <w:r>
+        <w:rPr>
+          <w:rFonts w:ascii="Times New Roman" w:eastAsia="Times New Roman" w:hAnsi="Times New Roman" w:cs="Times New Roman"/>
+          <w:b/>
+          <w:bCs/>
+          <w:sz w:val="22"/>
+          <w:szCs w:val="24"/>
+          <w:lang w:eastAsia="en-US"/>
+        </w:rPr>
+        <w:t>Blockchain</w:t>
+      </w:r>
+      <w:proofErr w:type="spellEnd"/>
+      <w:r>
+        <w:rPr>
+          <w:rFonts w:ascii="Times New Roman" w:eastAsia="Times New Roman" w:hAnsi="Times New Roman" w:cs="Times New Roman"/>
+          <w:b/>
+          <w:bCs/>
+          <w:sz w:val="22"/>
+          <w:szCs w:val="24"/>
+          <w:lang w:eastAsia="en-US"/>
+        </w:rPr>
+        <w:t xml:space="preserve"> / Web3:</w:t>
+      </w:r>
+      <w:r>
+        <w:rPr>
+          <w:rFonts w:ascii="Times New Roman" w:eastAsia="Times New Roman" w:hAnsi="Times New Roman" w:cs="Times New Roman"/>
+          <w:sz w:val="22"/>
+          <w:szCs w:val="24"/>
+          <w:lang w:eastAsia="en-US"/>
+        </w:rPr>
+        <w:t xml:space="preserve"> </w:t>
+      </w:r>
+      <w:r>
+        <w:rPr>
+          <w:rFonts w:ascii="Times New Roman" w:eastAsia="Times New Roman" w:hAnsi="Times New Roman" w:cs="Times New Roman"/>
+          <w:b/>
+          <w:bCs/>
+          <w:sz w:val="22"/>
+          <w:szCs w:val="24"/>
+          <w:lang w:eastAsia="en-US"/>
+        </w:rPr>
+        <w:t>Solana</w:t>
+      </w:r>
+      <w:r>
+        <w:rPr>
+          <w:rFonts w:ascii="Times New Roman" w:eastAsia="Times New Roman" w:hAnsi="Times New Roman" w:cs="Times New Roman"/>
+          <w:sz w:val="22"/>
+          <w:szCs w:val="24"/>
+          <w:lang w:eastAsia="en-US"/>
+        </w:rPr>
+        <w:t xml:space="preserve">, </w:t>
+      </w:r>
+      <w:proofErr w:type="spellStart"/>
+      <w:r>
+        <w:rPr>
+          <w:rFonts w:ascii="Times New Roman" w:eastAsia="Times New Roman" w:hAnsi="Times New Roman" w:cs="Times New Roman"/>
+          <w:b/>
+          <w:bCs/>
+          <w:sz w:val="22"/>
+          <w:szCs w:val="24"/>
+          <w:lang w:eastAsia="en-US"/>
+        </w:rPr>
+        <w:t>Ethereum</w:t>
+      </w:r>
+      <w:proofErr w:type="spellEnd"/>
+      <w:r>
+        <w:rPr>
+          <w:rFonts w:ascii="Times New Roman" w:eastAsia="Times New Roman" w:hAnsi="Times New Roman" w:cs="Times New Roman"/>
+          <w:sz w:val="22"/>
+          <w:szCs w:val="24"/>
+          <w:lang w:eastAsia="en-US"/>
+        </w:rPr>
+        <w:t xml:space="preserve">, </w:t>
+      </w:r>
+      <w:r>
+        <w:rPr>
+          <w:rFonts w:ascii="Times New Roman" w:eastAsia="Times New Roman" w:hAnsi="Times New Roman" w:cs="Times New Roman"/>
+          <w:b/>
+          <w:bCs/>
+          <w:sz w:val="22"/>
+          <w:szCs w:val="24"/>
+          <w:lang w:eastAsia="en-US"/>
+        </w:rPr>
+        <w:t>EVM</w:t>
+      </w:r>
+      <w:r>
+        <w:rPr>
+          <w:rFonts w:ascii="Times New Roman" w:eastAsia="Times New Roman" w:hAnsi="Times New Roman" w:cs="Times New Roman"/>
+          <w:sz w:val="22"/>
+          <w:szCs w:val="24"/>
+          <w:lang w:eastAsia="en-US"/>
+        </w:rPr>
+        <w:t xml:space="preserve">, JSON-RPC, </w:t>
+      </w:r>
+      <w:r>
+        <w:rPr>
+          <w:rFonts w:ascii="Times New Roman" w:eastAsia="Times New Roman" w:hAnsi="Times New Roman" w:cs="Times New Roman"/>
+          <w:b/>
+          <w:bCs/>
+          <w:sz w:val="22"/>
+          <w:szCs w:val="24"/>
+          <w:lang w:eastAsia="en-US"/>
+        </w:rPr>
+        <w:t>Substrate</w:t>
+      </w:r>
+      <w:r>
+        <w:rPr>
+          <w:rFonts w:ascii="Times New Roman" w:eastAsia="Times New Roman" w:hAnsi="Times New Roman" w:cs="Times New Roman"/>
+          <w:sz w:val="22"/>
+          <w:szCs w:val="24"/>
+          <w:lang w:eastAsia="en-US"/>
+        </w:rPr>
+        <w:t xml:space="preserve"> basics, smart contract integration, transaction indexing, wallet flows, staking systems, block ingestion, event decoding, explorer-style APIs, signing flows, token transfer monitoring, on-chain analytics, </w:t>
+      </w:r>
+      <w:proofErr w:type="spellStart"/>
+      <w:r>
+        <w:rPr>
+          <w:rFonts w:ascii="Times New Roman" w:eastAsia="Times New Roman" w:hAnsi="Times New Roman" w:cs="Times New Roman"/>
+          <w:sz w:val="22"/>
+          <w:szCs w:val="24"/>
+          <w:lang w:eastAsia="en-US"/>
+        </w:rPr>
+        <w:t>mempool</w:t>
+      </w:r>
+      <w:proofErr w:type="spellEnd"/>
+      <w:r>
+        <w:rPr>
+          <w:rFonts w:ascii="Times New Roman" w:eastAsia="Times New Roman" w:hAnsi="Times New Roman" w:cs="Times New Roman"/>
+          <w:sz w:val="22"/>
+          <w:szCs w:val="24"/>
+          <w:lang w:eastAsia="en-US"/>
+        </w:rPr>
+        <w:t>-aware processing concepts</w:t>
+      </w:r>
+    </w:p>
+    <w:p>
+      <w:pPr>
+        <w:pStyle w:val="ListParagraph"/>
+        <w:numPr>
+          <w:ilvl w:val="0"/>
+          <w:numId w:val="30"/>
+        </w:numPr>
+        <w:jc w:val="both"/>
+        <w:rPr>
+          <w:rFonts w:ascii="Times New Roman" w:eastAsia="Times New Roman" w:hAnsi="Times New Roman" w:cs="Times New Roman"/>
+          <w:sz w:val="22"/>
+          <w:szCs w:val="24"/>
+          <w:lang w:eastAsia="en-US"/>
+        </w:rPr>
+      </w:pPr>
+      <w:r>
+        <w:rPr>
+          <w:rFonts w:ascii="Times New Roman" w:eastAsia="Times New Roman" w:hAnsi="Times New Roman" w:cs="Times New Roman"/>
+          <w:b/>
+          <w:bCs/>
+          <w:sz w:val="22"/>
+          <w:szCs w:val="24"/>
+          <w:lang w:eastAsia="en-US"/>
+        </w:rPr>
+        <w:t>Backend &amp; APIs:</w:t>
+      </w:r>
+      <w:r>
+        <w:rPr>
+          <w:rFonts w:ascii="Times New Roman" w:eastAsia="Times New Roman" w:hAnsi="Times New Roman" w:cs="Times New Roman"/>
+          <w:sz w:val="22"/>
+          <w:szCs w:val="24"/>
+          <w:lang w:eastAsia="en-US"/>
+        </w:rPr>
+        <w:t xml:space="preserve"> </w:t>
+      </w:r>
+      <w:proofErr w:type="spellStart"/>
+      <w:r>
+        <w:rPr>
+          <w:rFonts w:ascii="Times New Roman" w:eastAsia="Times New Roman" w:hAnsi="Times New Roman" w:cs="Times New Roman"/>
+          <w:b/>
+          <w:bCs/>
+          <w:sz w:val="22"/>
+          <w:szCs w:val="24"/>
+          <w:lang w:eastAsia="en-US"/>
+        </w:rPr>
+        <w:t>Tokio</w:t>
+      </w:r>
+      <w:proofErr w:type="spellEnd"/>
+      <w:r>
+        <w:rPr>
+          <w:rFonts w:ascii="Times New Roman" w:eastAsia="Times New Roman" w:hAnsi="Times New Roman" w:cs="Times New Roman"/>
+          <w:b/>
+          <w:bCs/>
+          <w:sz w:val="22"/>
+          <w:szCs w:val="24"/>
+          <w:lang w:eastAsia="en-US"/>
+        </w:rPr>
+        <w:t xml:space="preserve"> 1.x</w:t>
+      </w:r>
+      <w:r>
+        <w:rPr>
+          <w:rFonts w:ascii="Times New Roman" w:eastAsia="Times New Roman" w:hAnsi="Times New Roman" w:cs="Times New Roman"/>
+          <w:sz w:val="22"/>
+          <w:szCs w:val="24"/>
+          <w:lang w:eastAsia="en-US"/>
+        </w:rPr>
+        <w:t xml:space="preserve">, </w:t>
+      </w:r>
+      <w:r>
+        <w:rPr>
+          <w:rFonts w:ascii="Times New Roman" w:eastAsia="Times New Roman" w:hAnsi="Times New Roman" w:cs="Times New Roman"/>
+          <w:b/>
+          <w:bCs/>
+          <w:sz w:val="22"/>
+          <w:szCs w:val="24"/>
+          <w:lang w:eastAsia="en-US"/>
+        </w:rPr>
+        <w:t>Axum 0.6–0.7</w:t>
+      </w:r>
+      <w:r>
+        <w:rPr>
+          <w:rFonts w:ascii="Times New Roman" w:eastAsia="Times New Roman" w:hAnsi="Times New Roman" w:cs="Times New Roman"/>
+          <w:sz w:val="22"/>
+          <w:szCs w:val="24"/>
+          <w:lang w:eastAsia="en-US"/>
+        </w:rPr>
+        <w:t xml:space="preserve">, </w:t>
+      </w:r>
+      <w:proofErr w:type="spellStart"/>
+      <w:r>
+        <w:rPr>
+          <w:rFonts w:ascii="Times New Roman" w:eastAsia="Times New Roman" w:hAnsi="Times New Roman" w:cs="Times New Roman"/>
+          <w:b/>
+          <w:bCs/>
+          <w:sz w:val="22"/>
+          <w:szCs w:val="24"/>
+          <w:lang w:eastAsia="en-US"/>
+        </w:rPr>
+        <w:t>Actix</w:t>
+      </w:r>
+      <w:proofErr w:type="spellEnd"/>
+      <w:r>
+        <w:rPr>
+          <w:rFonts w:ascii="Times New Roman" w:eastAsia="Times New Roman" w:hAnsi="Times New Roman" w:cs="Times New Roman"/>
+          <w:b/>
+          <w:bCs/>
+          <w:sz w:val="22"/>
+          <w:szCs w:val="24"/>
+          <w:lang w:eastAsia="en-US"/>
+        </w:rPr>
+        <w:t xml:space="preserve"> Web 4.x</w:t>
+      </w:r>
+      <w:r>
+        <w:rPr>
+          <w:rFonts w:ascii="Times New Roman" w:eastAsia="Times New Roman" w:hAnsi="Times New Roman" w:cs="Times New Roman"/>
+          <w:sz w:val="22"/>
+          <w:szCs w:val="24"/>
+          <w:lang w:eastAsia="en-US"/>
+        </w:rPr>
+        <w:t xml:space="preserve">, </w:t>
+      </w:r>
+      <w:proofErr w:type="spellStart"/>
+      <w:r>
+        <w:rPr>
+          <w:rFonts w:ascii="Times New Roman" w:eastAsia="Times New Roman" w:hAnsi="Times New Roman" w:cs="Times New Roman"/>
+          <w:sz w:val="22"/>
+          <w:szCs w:val="24"/>
+          <w:lang w:eastAsia="en-US"/>
+        </w:rPr>
+        <w:t>async</w:t>
+      </w:r>
+      <w:proofErr w:type="spellEnd"/>
+      <w:r>
+        <w:rPr>
+          <w:rFonts w:ascii="Times New Roman" w:eastAsia="Times New Roman" w:hAnsi="Times New Roman" w:cs="Times New Roman"/>
+          <w:sz w:val="22"/>
+          <w:szCs w:val="24"/>
+          <w:lang w:eastAsia="en-US"/>
+        </w:rPr>
+        <w:t xml:space="preserve"> services, REST APIs, </w:t>
+      </w:r>
+      <w:proofErr w:type="spellStart"/>
+      <w:r>
+        <w:rPr>
+          <w:rFonts w:ascii="Times New Roman" w:eastAsia="Times New Roman" w:hAnsi="Times New Roman" w:cs="Times New Roman"/>
+          <w:sz w:val="22"/>
+          <w:szCs w:val="24"/>
+          <w:lang w:eastAsia="en-US"/>
+        </w:rPr>
+        <w:t>WebSocket</w:t>
+      </w:r>
+      <w:proofErr w:type="spellEnd"/>
+      <w:r>
+        <w:rPr>
+          <w:rFonts w:ascii="Times New Roman" w:eastAsia="Times New Roman" w:hAnsi="Times New Roman" w:cs="Times New Roman"/>
+          <w:sz w:val="22"/>
+          <w:szCs w:val="24"/>
+          <w:lang w:eastAsia="en-US"/>
+        </w:rPr>
+        <w:t xml:space="preserve"> streams, background workers, event-driven processing, service decomposition, </w:t>
+      </w:r>
+      <w:proofErr w:type="spellStart"/>
+      <w:r>
+        <w:rPr>
+          <w:rFonts w:ascii="Times New Roman" w:eastAsia="Times New Roman" w:hAnsi="Times New Roman" w:cs="Times New Roman"/>
+          <w:sz w:val="22"/>
+          <w:szCs w:val="24"/>
+          <w:lang w:eastAsia="en-US"/>
+        </w:rPr>
+        <w:t>auth</w:t>
+      </w:r>
+      <w:proofErr w:type="spellEnd"/>
+      <w:r>
+        <w:rPr>
+          <w:rFonts w:ascii="Times New Roman" w:eastAsia="Times New Roman" w:hAnsi="Times New Roman" w:cs="Times New Roman"/>
+          <w:sz w:val="22"/>
+          <w:szCs w:val="24"/>
+          <w:lang w:eastAsia="en-US"/>
+        </w:rPr>
+        <w:t xml:space="preserve"> flows, rate limiting, idempotent job handling</w:t>
+      </w:r>
+    </w:p>
+    <w:p>
+      <w:pPr>
+        <w:pStyle w:val="ListParagraph"/>
+        <w:numPr>
+          <w:ilvl w:val="0"/>
+          <w:numId w:val="30"/>
+        </w:numPr>
+        <w:jc w:val="both"/>
+        <w:rPr>
+          <w:rFonts w:ascii="Times New Roman" w:eastAsia="Times New Roman" w:hAnsi="Times New Roman" w:cs="Times New Roman"/>
+          <w:sz w:val="22"/>
+          <w:szCs w:val="24"/>
+          <w:lang w:eastAsia="en-US"/>
+        </w:rPr>
+      </w:pPr>
+      <w:r>
+        <w:rPr>
+          <w:rFonts w:ascii="Times New Roman" w:eastAsia="Times New Roman" w:hAnsi="Times New Roman" w:cs="Times New Roman"/>
+          <w:b/>
+          <w:bCs/>
+          <w:sz w:val="22"/>
+          <w:szCs w:val="24"/>
+          <w:lang w:eastAsia="en-US"/>
+        </w:rPr>
+        <w:t>Data &amp; Messaging:</w:t>
+      </w:r>
+      <w:r>
+        <w:rPr>
+          <w:rFonts w:ascii="Times New Roman" w:eastAsia="Times New Roman" w:hAnsi="Times New Roman" w:cs="Times New Roman"/>
+          <w:sz w:val="22"/>
+          <w:szCs w:val="24"/>
+          <w:lang w:eastAsia="en-US"/>
+        </w:rPr>
+        <w:t xml:space="preserve"> </w:t>
+      </w:r>
+      <w:proofErr w:type="spellStart"/>
+      <w:r>
+        <w:rPr>
+          <w:rFonts w:ascii="Times New Roman" w:eastAsia="Times New Roman" w:hAnsi="Times New Roman" w:cs="Times New Roman"/>
+          <w:b/>
+          <w:bCs/>
+          <w:sz w:val="22"/>
+          <w:szCs w:val="24"/>
+          <w:lang w:eastAsia="en-US"/>
+        </w:rPr>
+        <w:t>PostgreSQL</w:t>
+      </w:r>
+      <w:proofErr w:type="spellEnd"/>
+      <w:r>
+        <w:rPr>
+          <w:rFonts w:ascii="Times New Roman" w:eastAsia="Times New Roman" w:hAnsi="Times New Roman" w:cs="Times New Roman"/>
+          <w:sz w:val="22"/>
+          <w:szCs w:val="24"/>
+          <w:lang w:eastAsia="en-US"/>
+        </w:rPr>
+        <w:t xml:space="preserve">, MySQL, </w:t>
+      </w:r>
+      <w:proofErr w:type="spellStart"/>
+      <w:r>
+        <w:rPr>
+          <w:rFonts w:ascii="Times New Roman" w:eastAsia="Times New Roman" w:hAnsi="Times New Roman" w:cs="Times New Roman"/>
+          <w:sz w:val="22"/>
+          <w:szCs w:val="24"/>
+          <w:lang w:eastAsia="en-US"/>
+        </w:rPr>
+        <w:t>Redis</w:t>
+      </w:r>
+      <w:proofErr w:type="spellEnd"/>
+      <w:r>
+        <w:rPr>
+          <w:rFonts w:ascii="Times New Roman" w:eastAsia="Times New Roman" w:hAnsi="Times New Roman" w:cs="Times New Roman"/>
+          <w:sz w:val="22"/>
+          <w:szCs w:val="24"/>
+          <w:lang w:eastAsia="en-US"/>
+        </w:rPr>
+        <w:t xml:space="preserve">, Kafka, </w:t>
+      </w:r>
+      <w:proofErr w:type="spellStart"/>
+      <w:r>
+        <w:rPr>
+          <w:rFonts w:ascii="Times New Roman" w:eastAsia="Times New Roman" w:hAnsi="Times New Roman" w:cs="Times New Roman"/>
+          <w:sz w:val="22"/>
+          <w:szCs w:val="24"/>
+          <w:lang w:eastAsia="en-US"/>
+        </w:rPr>
+        <w:t>RabbitMQ</w:t>
+      </w:r>
+      <w:proofErr w:type="spellEnd"/>
+      <w:r>
+        <w:rPr>
+          <w:rFonts w:ascii="Times New Roman" w:eastAsia="Times New Roman" w:hAnsi="Times New Roman" w:cs="Times New Roman"/>
+          <w:sz w:val="22"/>
+          <w:szCs w:val="24"/>
+          <w:lang w:eastAsia="en-US"/>
+        </w:rPr>
+        <w:t xml:space="preserve">, </w:t>
+      </w:r>
+      <w:proofErr w:type="spellStart"/>
+      <w:r>
+        <w:rPr>
+          <w:rFonts w:ascii="Times New Roman" w:eastAsia="Times New Roman" w:hAnsi="Times New Roman" w:cs="Times New Roman"/>
+          <w:sz w:val="22"/>
+          <w:szCs w:val="24"/>
+          <w:lang w:eastAsia="en-US"/>
+        </w:rPr>
+        <w:t>Elasticsearch</w:t>
+      </w:r>
+      <w:proofErr w:type="spellEnd"/>
+      <w:r>
+        <w:rPr>
+          <w:rFonts w:ascii="Times New Roman" w:eastAsia="Times New Roman" w:hAnsi="Times New Roman" w:cs="Times New Roman"/>
+          <w:sz w:val="22"/>
+          <w:szCs w:val="24"/>
+          <w:lang w:eastAsia="en-US"/>
+        </w:rPr>
+        <w:t xml:space="preserve">, </w:t>
+      </w:r>
+      <w:proofErr w:type="spellStart"/>
+      <w:r>
+        <w:rPr>
+          <w:rFonts w:ascii="Times New Roman" w:eastAsia="Times New Roman" w:hAnsi="Times New Roman" w:cs="Times New Roman"/>
+          <w:sz w:val="22"/>
+          <w:szCs w:val="24"/>
+          <w:lang w:eastAsia="en-US"/>
+        </w:rPr>
+        <w:t>ClickHouse</w:t>
+      </w:r>
+      <w:proofErr w:type="spellEnd"/>
+      <w:r>
+        <w:rPr>
+          <w:rFonts w:ascii="Times New Roman" w:eastAsia="Times New Roman" w:hAnsi="Times New Roman" w:cs="Times New Roman"/>
+          <w:sz w:val="22"/>
+          <w:szCs w:val="24"/>
+          <w:lang w:eastAsia="en-US"/>
+        </w:rPr>
+        <w:t xml:space="preserve"> basics, SQL optimization, caching strategies, indexing, reconciliation jobs, stream consumers</w:t>
+      </w:r>
+    </w:p>
+    <w:p>
+      <w:pPr>
+        <w:pStyle w:val="ListParagraph"/>
+        <w:numPr>
+          <w:ilvl w:val="0"/>
+          <w:numId w:val="30"/>
+        </w:numPr>
+        <w:jc w:val="both"/>
+        <w:rPr>
+          <w:rFonts w:ascii="Times New Roman" w:eastAsia="Times New Roman" w:hAnsi="Times New Roman" w:cs="Times New Roman"/>
+          <w:sz w:val="22"/>
+          <w:szCs w:val="24"/>
+          <w:lang w:eastAsia="en-US"/>
+        </w:rPr>
+      </w:pPr>
+      <w:r>
+        <w:rPr>
+          <w:rFonts w:ascii="Times New Roman" w:eastAsia="Times New Roman" w:hAnsi="Times New Roman" w:cs="Times New Roman"/>
+          <w:b/>
+          <w:bCs/>
+          <w:sz w:val="22"/>
+          <w:szCs w:val="24"/>
+          <w:lang w:eastAsia="en-US"/>
+        </w:rPr>
+        <w:t xml:space="preserve">Cloud &amp; </w:t>
+      </w:r>
+      <w:proofErr w:type="spellStart"/>
+      <w:r>
+        <w:rPr>
+          <w:rFonts w:ascii="Times New Roman" w:eastAsia="Times New Roman" w:hAnsi="Times New Roman" w:cs="Times New Roman"/>
+          <w:b/>
+          <w:bCs/>
+          <w:sz w:val="22"/>
+          <w:szCs w:val="24"/>
+          <w:lang w:eastAsia="en-US"/>
+        </w:rPr>
+        <w:t>DevOps</w:t>
+      </w:r>
+      <w:proofErr w:type="spellEnd"/>
+      <w:r>
+        <w:rPr>
+          <w:rFonts w:ascii="Times New Roman" w:eastAsia="Times New Roman" w:hAnsi="Times New Roman" w:cs="Times New Roman"/>
+          <w:b/>
+          <w:bCs/>
+          <w:sz w:val="22"/>
+          <w:szCs w:val="24"/>
+          <w:lang w:eastAsia="en-US"/>
+        </w:rPr>
+        <w:t>:</w:t>
+      </w:r>
+      <w:r>
+        <w:rPr>
+          <w:rFonts w:ascii="Times New Roman" w:eastAsia="Times New Roman" w:hAnsi="Times New Roman" w:cs="Times New Roman"/>
+          <w:sz w:val="22"/>
+          <w:szCs w:val="24"/>
+          <w:lang w:eastAsia="en-US"/>
+        </w:rPr>
+        <w:t xml:space="preserve"> </w:t>
+      </w:r>
+      <w:r>
+        <w:rPr>
+          <w:rFonts w:ascii="Times New Roman" w:eastAsia="Times New Roman" w:hAnsi="Times New Roman" w:cs="Times New Roman"/>
+          <w:b/>
+          <w:bCs/>
+          <w:sz w:val="22"/>
+          <w:szCs w:val="24"/>
+          <w:lang w:eastAsia="en-US"/>
+        </w:rPr>
+        <w:t>AWS</w:t>
+      </w:r>
+      <w:r>
+        <w:rPr>
+          <w:rFonts w:ascii="Times New Roman" w:eastAsia="Times New Roman" w:hAnsi="Times New Roman" w:cs="Times New Roman"/>
+          <w:sz w:val="22"/>
+          <w:szCs w:val="24"/>
+          <w:lang w:eastAsia="en-US"/>
+        </w:rPr>
+        <w:t xml:space="preserve">, </w:t>
+      </w:r>
+      <w:proofErr w:type="spellStart"/>
+      <w:r>
+        <w:rPr>
+          <w:rFonts w:ascii="Times New Roman" w:eastAsia="Times New Roman" w:hAnsi="Times New Roman" w:cs="Times New Roman"/>
+          <w:sz w:val="22"/>
+          <w:szCs w:val="24"/>
+          <w:lang w:eastAsia="en-US"/>
+        </w:rPr>
+        <w:t>Docker</w:t>
+      </w:r>
+      <w:proofErr w:type="spellEnd"/>
+      <w:r>
+        <w:rPr>
+          <w:rFonts w:ascii="Times New Roman" w:eastAsia="Times New Roman" w:hAnsi="Times New Roman" w:cs="Times New Roman"/>
+          <w:sz w:val="22"/>
+          <w:szCs w:val="24"/>
+          <w:lang w:eastAsia="en-US"/>
+        </w:rPr>
+        <w:t xml:space="preserve">, </w:t>
+      </w:r>
+      <w:proofErr w:type="spellStart"/>
+      <w:r>
+        <w:rPr>
+          <w:rFonts w:ascii="Times New Roman" w:eastAsia="Times New Roman" w:hAnsi="Times New Roman" w:cs="Times New Roman"/>
+          <w:sz w:val="22"/>
+          <w:szCs w:val="24"/>
+          <w:lang w:eastAsia="en-US"/>
+        </w:rPr>
+        <w:t>Kubernetes</w:t>
+      </w:r>
+      <w:proofErr w:type="spellEnd"/>
+      <w:r>
+        <w:rPr>
+          <w:rFonts w:ascii="Times New Roman" w:eastAsia="Times New Roman" w:hAnsi="Times New Roman" w:cs="Times New Roman"/>
+          <w:sz w:val="22"/>
+          <w:szCs w:val="24"/>
+          <w:lang w:eastAsia="en-US"/>
+        </w:rPr>
+        <w:t xml:space="preserve">, Helm, </w:t>
+      </w:r>
+      <w:proofErr w:type="spellStart"/>
+      <w:r>
+        <w:rPr>
+          <w:rFonts w:ascii="Times New Roman" w:eastAsia="Times New Roman" w:hAnsi="Times New Roman" w:cs="Times New Roman"/>
+          <w:sz w:val="22"/>
+          <w:szCs w:val="24"/>
+          <w:lang w:eastAsia="en-US"/>
+        </w:rPr>
+        <w:t>GitHub</w:t>
+      </w:r>
+      <w:proofErr w:type="spellEnd"/>
+      <w:r>
+        <w:rPr>
+          <w:rFonts w:ascii="Times New Roman" w:eastAsia="Times New Roman" w:hAnsi="Times New Roman" w:cs="Times New Roman"/>
+          <w:sz w:val="22"/>
+          <w:szCs w:val="24"/>
+          <w:lang w:eastAsia="en-US"/>
+        </w:rPr>
+        <w:t xml:space="preserve"> Actions, </w:t>
+      </w:r>
+      <w:proofErr w:type="spellStart"/>
+      <w:r>
+        <w:rPr>
+          <w:rFonts w:ascii="Times New Roman" w:eastAsia="Times New Roman" w:hAnsi="Times New Roman" w:cs="Times New Roman"/>
+          <w:sz w:val="22"/>
+          <w:szCs w:val="24"/>
+          <w:lang w:eastAsia="en-US"/>
+        </w:rPr>
+        <w:t>GitLab</w:t>
+      </w:r>
+      <w:proofErr w:type="spellEnd"/>
+      <w:r>
+        <w:rPr>
+          <w:rFonts w:ascii="Times New Roman" w:eastAsia="Times New Roman" w:hAnsi="Times New Roman" w:cs="Times New Roman"/>
+          <w:sz w:val="22"/>
+          <w:szCs w:val="24"/>
+          <w:lang w:eastAsia="en-US"/>
+        </w:rPr>
+        <w:t xml:space="preserve"> CI, </w:t>
+      </w:r>
+      <w:proofErr w:type="spellStart"/>
+      <w:r>
+        <w:rPr>
+          <w:rFonts w:ascii="Times New Roman" w:eastAsia="Times New Roman" w:hAnsi="Times New Roman" w:cs="Times New Roman"/>
+          <w:sz w:val="22"/>
+          <w:szCs w:val="24"/>
+          <w:lang w:eastAsia="en-US"/>
+        </w:rPr>
+        <w:t>Terraform</w:t>
+      </w:r>
+      <w:proofErr w:type="spellEnd"/>
+      <w:r>
+        <w:rPr>
+          <w:rFonts w:ascii="Times New Roman" w:eastAsia="Times New Roman" w:hAnsi="Times New Roman" w:cs="Times New Roman"/>
+          <w:sz w:val="22"/>
+          <w:szCs w:val="24"/>
+          <w:lang w:eastAsia="en-US"/>
+        </w:rPr>
+        <w:t xml:space="preserve"> basics, Linux, </w:t>
+      </w:r>
+      <w:proofErr w:type="spellStart"/>
+      <w:r>
+        <w:rPr>
+          <w:rFonts w:ascii="Times New Roman" w:eastAsia="Times New Roman" w:hAnsi="Times New Roman" w:cs="Times New Roman"/>
+          <w:sz w:val="22"/>
+          <w:szCs w:val="24"/>
+          <w:lang w:eastAsia="en-US"/>
+        </w:rPr>
+        <w:t>Nginx</w:t>
+      </w:r>
+      <w:proofErr w:type="spellEnd"/>
+      <w:r>
+        <w:rPr>
+          <w:rFonts w:ascii="Times New Roman" w:eastAsia="Times New Roman" w:hAnsi="Times New Roman" w:cs="Times New Roman"/>
+          <w:sz w:val="22"/>
+          <w:szCs w:val="24"/>
+          <w:lang w:eastAsia="en-US"/>
+        </w:rPr>
+        <w:t>, CI/CD pipelines, containerized deployments, release automation</w:t>
+      </w:r>
+    </w:p>
+    <w:p>
+      <w:pPr>
+        <w:pStyle w:val="ListParagraph"/>
+        <w:numPr>
+          <w:ilvl w:val="0"/>
+          <w:numId w:val="30"/>
+        </w:numPr>
+        <w:jc w:val="both"/>
+        <w:rPr>
+          <w:rFonts w:ascii="Times New Roman" w:eastAsia="Times New Roman" w:hAnsi="Times New Roman" w:cs="Times New Roman"/>
+          <w:sz w:val="24"/>
+          <w:szCs w:val="24"/>
+          <w:lang w:eastAsia="en-US"/>
+        </w:rPr>
+      </w:pPr>
+      <w:proofErr w:type="spellStart"/>
+      <w:r>
+        <w:rPr>
+          <w:rFonts w:ascii="Times New Roman" w:eastAsia="Times New Roman" w:hAnsi="Times New Roman" w:cs="Times New Roman"/>
+          <w:b/>
+          <w:bCs/>
+          <w:sz w:val="22"/>
+          <w:szCs w:val="24"/>
+          <w:lang w:eastAsia="en-US"/>
+        </w:rPr>
+        <w:t>Observability</w:t>
+      </w:r>
+      <w:proofErr w:type="spellEnd"/>
+      <w:r>
+        <w:rPr>
+          <w:rFonts w:ascii="Times New Roman" w:eastAsia="Times New Roman" w:hAnsi="Times New Roman" w:cs="Times New Roman"/>
+          <w:b/>
+          <w:bCs/>
+          <w:sz w:val="22"/>
+          <w:szCs w:val="24"/>
+          <w:lang w:eastAsia="en-US"/>
+        </w:rPr>
+        <w:t xml:space="preserve"> / Quality / Security:</w:t>
+      </w:r>
+      <w:r>
+        <w:rPr>
+          <w:rFonts w:ascii="Times New Roman" w:eastAsia="Times New Roman" w:hAnsi="Times New Roman" w:cs="Times New Roman"/>
+          <w:sz w:val="22"/>
+          <w:szCs w:val="24"/>
+          <w:lang w:eastAsia="en-US"/>
+        </w:rPr>
+        <w:t xml:space="preserve"> </w:t>
+      </w:r>
+      <w:proofErr w:type="spellStart"/>
+      <w:r>
+        <w:rPr>
+          <w:rFonts w:ascii="Times New Roman" w:eastAsia="Times New Roman" w:hAnsi="Times New Roman" w:cs="Times New Roman"/>
+          <w:sz w:val="22"/>
+          <w:szCs w:val="24"/>
+          <w:lang w:eastAsia="en-US"/>
+        </w:rPr>
+        <w:t>OpenTelemetry</w:t>
+      </w:r>
+      <w:proofErr w:type="spellEnd"/>
+      <w:r>
+        <w:rPr>
+          <w:rFonts w:ascii="Times New Roman" w:eastAsia="Times New Roman" w:hAnsi="Times New Roman" w:cs="Times New Roman"/>
+          <w:sz w:val="22"/>
+          <w:szCs w:val="24"/>
+          <w:lang w:eastAsia="en-US"/>
+        </w:rPr>
+        <w:t xml:space="preserve"> basics, Prometheus, </w:t>
+      </w:r>
+      <w:proofErr w:type="spellStart"/>
+      <w:r>
+        <w:rPr>
+          <w:rFonts w:ascii="Times New Roman" w:eastAsia="Times New Roman" w:hAnsi="Times New Roman" w:cs="Times New Roman"/>
+          <w:sz w:val="22"/>
+          <w:szCs w:val="24"/>
+          <w:lang w:eastAsia="en-US"/>
+        </w:rPr>
+        <w:t>Grafana</w:t>
+      </w:r>
+      <w:proofErr w:type="spellEnd"/>
+      <w:r>
+        <w:rPr>
+          <w:rFonts w:ascii="Times New Roman" w:eastAsia="Times New Roman" w:hAnsi="Times New Roman" w:cs="Times New Roman"/>
+          <w:sz w:val="22"/>
+          <w:szCs w:val="24"/>
+          <w:lang w:eastAsia="en-US"/>
+        </w:rPr>
+        <w:t>, structured logging, tracing, unit testing, integration testing, load-aware debugging, secure secret handling, JWT, RBAC, audit logging, incident support</w:t>
+      </w:r>
+    </w:p>
+    <w:p>
+      <w:pPr>
+        <w:pStyle w:val="Heading3"/>
+        <w:pBdr>
+          <w:bottom w:val="single" w:sz="8" w:space="1" w:color="4472C4" w:themeColor="accent5"/>
+        </w:pBdr>
+        <w:spacing w:before="120" w:beforeAutospacing="0" w:after="120" w:afterAutospacing="0"/>
+        <w:jc w:val="both"/>
+        <w:rPr>
+          <w:rFonts w:ascii="Georgia" w:hAnsi="Georgia" w:cstheme="majorBidi" w:hint="default"/>
           <w:color w:val="4472C4" w:themeColor="accent5"/>
           <w:sz w:val="28"/>
           <w:szCs w:val="32"/>
@@ -515,885 +1371,17 @@
       <w:r>
         <w:rPr>
           <w:rStyle w:val="Strong"/>
-          <w:rFonts w:ascii="Arial Black" w:hAnsi="Arial Black" w:cstheme="majorBidi" w:hint="default"/>
+          <w:rFonts w:ascii="Georgia" w:hAnsi="Georgia" w:cstheme="majorBidi" w:hint="default"/>
           <w:b/>
           <w:bCs/>
           <w:color w:val="4472C4" w:themeColor="accent5"/>
           <w:sz w:val="28"/>
           <w:szCs w:val="32"/>
         </w:rPr>
-        <w:t>SKILLS</w:t>
-      </w:r>
-    </w:p>
-    <w:p>
-      <w:pPr>
-        <w:pStyle w:val="ListParagraph"/>
-        <w:numPr>
-          <w:ilvl w:val="0"/>
-          <w:numId w:val="30"/>
-        </w:numPr>
-        <w:spacing w:before="100" w:beforeAutospacing="1" w:after="100" w:afterAutospacing="1"/>
-        <w:jc w:val="both"/>
-        <w:rPr>
-          <w:rFonts w:ascii="Times New Roman" w:eastAsia="Times New Roman" w:hAnsi="Times New Roman" w:cs="Times New Roman"/>
-          <w:sz w:val="22"/>
-          <w:szCs w:val="24"/>
-          <w:lang w:eastAsia="en-US"/>
-        </w:rPr>
-      </w:pPr>
-      <w:r>
-        <w:rPr>
-          <w:rFonts w:ascii="Times New Roman" w:eastAsia="Times New Roman" w:hAnsi="Times New Roman" w:cs="Times New Roman"/>
-          <w:b/>
-          <w:bCs/>
-          <w:sz w:val="22"/>
-          <w:szCs w:val="24"/>
-          <w:lang w:eastAsia="en-US"/>
-        </w:rPr>
-        <w:t>Languages:</w:t>
-      </w:r>
-      <w:r>
-        <w:rPr>
-          <w:rFonts w:ascii="Times New Roman" w:eastAsia="Times New Roman" w:hAnsi="Times New Roman" w:cs="Times New Roman"/>
-          <w:sz w:val="22"/>
-          <w:szCs w:val="24"/>
-          <w:lang w:eastAsia="en-US"/>
-        </w:rPr>
-        <w:t xml:space="preserve"> </w:t>
-      </w:r>
-      <w:r>
-        <w:rPr>
-          <w:rFonts w:ascii="Times New Roman" w:eastAsia="Times New Roman" w:hAnsi="Times New Roman" w:cs="Times New Roman"/>
-          <w:b/>
-          <w:bCs/>
-          <w:sz w:val="22"/>
-          <w:szCs w:val="24"/>
-          <w:lang w:eastAsia="en-US"/>
-        </w:rPr>
-        <w:t>Rust 1.56–1.75+</w:t>
-      </w:r>
-      <w:r>
-        <w:rPr>
-          <w:rFonts w:ascii="Times New Roman" w:eastAsia="Times New Roman" w:hAnsi="Times New Roman" w:cs="Times New Roman"/>
-          <w:sz w:val="22"/>
-          <w:szCs w:val="24"/>
-          <w:lang w:eastAsia="en-US"/>
-        </w:rPr>
-        <w:t xml:space="preserve">, </w:t>
-      </w:r>
-      <w:proofErr w:type="spellStart"/>
-      <w:r>
-        <w:rPr>
-          <w:rFonts w:ascii="Times New Roman" w:eastAsia="Times New Roman" w:hAnsi="Times New Roman" w:cs="Times New Roman"/>
-          <w:sz w:val="22"/>
-          <w:szCs w:val="24"/>
-          <w:lang w:eastAsia="en-US"/>
-        </w:rPr>
-        <w:t>TypeScript</w:t>
-      </w:r>
-      <w:proofErr w:type="spellEnd"/>
-      <w:r>
-        <w:rPr>
-          <w:rFonts w:ascii="Times New Roman" w:eastAsia="Times New Roman" w:hAnsi="Times New Roman" w:cs="Times New Roman"/>
-          <w:sz w:val="22"/>
-          <w:szCs w:val="24"/>
-          <w:lang w:eastAsia="en-US"/>
-        </w:rPr>
-        <w:t>, JavaScript, Python, SQL, Bash</w:t>
-      </w:r>
-    </w:p>
-    <w:p>
-      <w:pPr>
-        <w:pStyle w:val="ListParagraph"/>
-        <w:numPr>
-          <w:ilvl w:val="0"/>
-          <w:numId w:val="30"/>
-        </w:numPr>
-        <w:spacing w:before="100" w:beforeAutospacing="1" w:after="100" w:afterAutospacing="1"/>
-        <w:jc w:val="both"/>
-        <w:rPr>
-          <w:rFonts w:ascii="Times New Roman" w:eastAsia="Times New Roman" w:hAnsi="Times New Roman" w:cs="Times New Roman"/>
-          <w:sz w:val="22"/>
-          <w:szCs w:val="24"/>
-          <w:lang w:eastAsia="en-US"/>
-        </w:rPr>
-      </w:pPr>
-      <w:proofErr w:type="spellStart"/>
-      <w:r>
-        <w:rPr>
-          <w:rFonts w:ascii="Times New Roman" w:eastAsia="Times New Roman" w:hAnsi="Times New Roman" w:cs="Times New Roman"/>
-          <w:b/>
-          <w:bCs/>
-          <w:sz w:val="22"/>
-          <w:szCs w:val="24"/>
-          <w:lang w:eastAsia="en-US"/>
-        </w:rPr>
-        <w:t>Blockchain</w:t>
-      </w:r>
-      <w:proofErr w:type="spellEnd"/>
-      <w:r>
-        <w:rPr>
-          <w:rFonts w:ascii="Times New Roman" w:eastAsia="Times New Roman" w:hAnsi="Times New Roman" w:cs="Times New Roman"/>
-          <w:b/>
-          <w:bCs/>
-          <w:sz w:val="22"/>
-          <w:szCs w:val="24"/>
-          <w:lang w:eastAsia="en-US"/>
-        </w:rPr>
-        <w:t xml:space="preserve"> / Web3:</w:t>
-      </w:r>
-      <w:r>
-        <w:rPr>
-          <w:rFonts w:ascii="Times New Roman" w:eastAsia="Times New Roman" w:hAnsi="Times New Roman" w:cs="Times New Roman"/>
-          <w:sz w:val="22"/>
-          <w:szCs w:val="24"/>
-          <w:lang w:eastAsia="en-US"/>
-        </w:rPr>
-        <w:t xml:space="preserve"> </w:t>
-      </w:r>
-      <w:r>
-        <w:rPr>
-          <w:rFonts w:ascii="Times New Roman" w:eastAsia="Times New Roman" w:hAnsi="Times New Roman" w:cs="Times New Roman"/>
-          <w:b/>
-          <w:bCs/>
-          <w:sz w:val="22"/>
-          <w:szCs w:val="24"/>
-          <w:lang w:eastAsia="en-US"/>
-        </w:rPr>
-        <w:t>Solana</w:t>
-      </w:r>
-      <w:r>
-        <w:rPr>
-          <w:rFonts w:ascii="Times New Roman" w:eastAsia="Times New Roman" w:hAnsi="Times New Roman" w:cs="Times New Roman"/>
-          <w:sz w:val="22"/>
-          <w:szCs w:val="24"/>
-          <w:lang w:eastAsia="en-US"/>
-        </w:rPr>
-        <w:t xml:space="preserve">, </w:t>
-      </w:r>
-      <w:proofErr w:type="spellStart"/>
-      <w:r>
-        <w:rPr>
-          <w:rFonts w:ascii="Times New Roman" w:eastAsia="Times New Roman" w:hAnsi="Times New Roman" w:cs="Times New Roman"/>
-          <w:b/>
-          <w:bCs/>
-          <w:sz w:val="22"/>
-          <w:szCs w:val="24"/>
-          <w:lang w:eastAsia="en-US"/>
-        </w:rPr>
-        <w:t>Ethereum</w:t>
-      </w:r>
-      <w:proofErr w:type="spellEnd"/>
-      <w:r>
-        <w:rPr>
-          <w:rFonts w:ascii="Times New Roman" w:eastAsia="Times New Roman" w:hAnsi="Times New Roman" w:cs="Times New Roman"/>
-          <w:sz w:val="22"/>
-          <w:szCs w:val="24"/>
-          <w:lang w:eastAsia="en-US"/>
-        </w:rPr>
-        <w:t xml:space="preserve">, </w:t>
-      </w:r>
-      <w:r>
-        <w:rPr>
-          <w:rFonts w:ascii="Times New Roman" w:eastAsia="Times New Roman" w:hAnsi="Times New Roman" w:cs="Times New Roman"/>
-          <w:b/>
-          <w:bCs/>
-          <w:sz w:val="22"/>
-          <w:szCs w:val="24"/>
-          <w:lang w:eastAsia="en-US"/>
-        </w:rPr>
-        <w:t>EVM</w:t>
-      </w:r>
-      <w:r>
-        <w:rPr>
-          <w:rFonts w:ascii="Times New Roman" w:eastAsia="Times New Roman" w:hAnsi="Times New Roman" w:cs="Times New Roman"/>
-          <w:sz w:val="22"/>
-          <w:szCs w:val="24"/>
-          <w:lang w:eastAsia="en-US"/>
-        </w:rPr>
-        <w:t xml:space="preserve">, JSON-RPC, </w:t>
-      </w:r>
-      <w:r>
-        <w:rPr>
-          <w:rFonts w:ascii="Times New Roman" w:eastAsia="Times New Roman" w:hAnsi="Times New Roman" w:cs="Times New Roman"/>
-          <w:b/>
-          <w:bCs/>
-          <w:sz w:val="22"/>
-          <w:szCs w:val="24"/>
-          <w:lang w:eastAsia="en-US"/>
-        </w:rPr>
-        <w:t>Substrate</w:t>
-      </w:r>
-      <w:r>
-        <w:rPr>
-          <w:rFonts w:ascii="Times New Roman" w:eastAsia="Times New Roman" w:hAnsi="Times New Roman" w:cs="Times New Roman"/>
-          <w:sz w:val="22"/>
-          <w:szCs w:val="24"/>
-          <w:lang w:eastAsia="en-US"/>
-        </w:rPr>
-        <w:t xml:space="preserve"> basics, smart contract integration, transaction indexing, wallet flows, staking systems, block ingestion, event decoding, explorer-style APIs, signing flows, token transfer monitoring, on-chain analytics, </w:t>
-      </w:r>
-      <w:proofErr w:type="spellStart"/>
-      <w:r>
-        <w:rPr>
-          <w:rFonts w:ascii="Times New Roman" w:eastAsia="Times New Roman" w:hAnsi="Times New Roman" w:cs="Times New Roman"/>
-          <w:sz w:val="22"/>
-          <w:szCs w:val="24"/>
-          <w:lang w:eastAsia="en-US"/>
-        </w:rPr>
-        <w:t>mempool</w:t>
-      </w:r>
-      <w:proofErr w:type="spellEnd"/>
-      <w:r>
-        <w:rPr>
-          <w:rFonts w:ascii="Times New Roman" w:eastAsia="Times New Roman" w:hAnsi="Times New Roman" w:cs="Times New Roman"/>
-          <w:sz w:val="22"/>
-          <w:szCs w:val="24"/>
-          <w:lang w:eastAsia="en-US"/>
-        </w:rPr>
-        <w:t>-aware processing concepts</w:t>
-      </w:r>
-    </w:p>
-    <w:p>
-      <w:pPr>
-        <w:pStyle w:val="ListParagraph"/>
-        <w:numPr>
-          <w:ilvl w:val="0"/>
-          <w:numId w:val="30"/>
-        </w:numPr>
-        <w:spacing w:before="100" w:beforeAutospacing="1" w:after="100" w:afterAutospacing="1"/>
-        <w:jc w:val="both"/>
-        <w:rPr>
-          <w:rFonts w:ascii="Times New Roman" w:eastAsia="Times New Roman" w:hAnsi="Times New Roman" w:cs="Times New Roman"/>
-          <w:sz w:val="22"/>
-          <w:szCs w:val="24"/>
-          <w:lang w:eastAsia="en-US"/>
-        </w:rPr>
-      </w:pPr>
-      <w:r>
-        <w:rPr>
-          <w:rFonts w:ascii="Times New Roman" w:eastAsia="Times New Roman" w:hAnsi="Times New Roman" w:cs="Times New Roman"/>
-          <w:b/>
-          <w:bCs/>
-          <w:sz w:val="22"/>
-          <w:szCs w:val="24"/>
-          <w:lang w:eastAsia="en-US"/>
-        </w:rPr>
-        <w:t>Backend &amp; APIs:</w:t>
-      </w:r>
-      <w:r>
-        <w:rPr>
-          <w:rFonts w:ascii="Times New Roman" w:eastAsia="Times New Roman" w:hAnsi="Times New Roman" w:cs="Times New Roman"/>
-          <w:sz w:val="22"/>
-          <w:szCs w:val="24"/>
-          <w:lang w:eastAsia="en-US"/>
-        </w:rPr>
-        <w:t xml:space="preserve"> </w:t>
-      </w:r>
-      <w:proofErr w:type="spellStart"/>
-      <w:r>
-        <w:rPr>
-          <w:rFonts w:ascii="Times New Roman" w:eastAsia="Times New Roman" w:hAnsi="Times New Roman" w:cs="Times New Roman"/>
-          <w:b/>
-          <w:bCs/>
-          <w:sz w:val="22"/>
-          <w:szCs w:val="24"/>
-          <w:lang w:eastAsia="en-US"/>
-        </w:rPr>
-        <w:t>Tokio</w:t>
-      </w:r>
-      <w:proofErr w:type="spellEnd"/>
-      <w:r>
-        <w:rPr>
-          <w:rFonts w:ascii="Times New Roman" w:eastAsia="Times New Roman" w:hAnsi="Times New Roman" w:cs="Times New Roman"/>
-          <w:b/>
-          <w:bCs/>
-          <w:sz w:val="22"/>
-          <w:szCs w:val="24"/>
-          <w:lang w:eastAsia="en-US"/>
-        </w:rPr>
-        <w:t xml:space="preserve"> 1.x</w:t>
-      </w:r>
-      <w:r>
-        <w:rPr>
-          <w:rFonts w:ascii="Times New Roman" w:eastAsia="Times New Roman" w:hAnsi="Times New Roman" w:cs="Times New Roman"/>
-          <w:sz w:val="22"/>
-          <w:szCs w:val="24"/>
-          <w:lang w:eastAsia="en-US"/>
-        </w:rPr>
-        <w:t xml:space="preserve">, </w:t>
-      </w:r>
-      <w:r>
-        <w:rPr>
-          <w:rFonts w:ascii="Times New Roman" w:eastAsia="Times New Roman" w:hAnsi="Times New Roman" w:cs="Times New Roman"/>
-          <w:b/>
-          <w:bCs/>
-          <w:sz w:val="22"/>
-          <w:szCs w:val="24"/>
-          <w:lang w:eastAsia="en-US"/>
-        </w:rPr>
-        <w:t>Axum 0.6–0.7</w:t>
-      </w:r>
-      <w:r>
-        <w:rPr>
-          <w:rFonts w:ascii="Times New Roman" w:eastAsia="Times New Roman" w:hAnsi="Times New Roman" w:cs="Times New Roman"/>
-          <w:sz w:val="22"/>
-          <w:szCs w:val="24"/>
-          <w:lang w:eastAsia="en-US"/>
-        </w:rPr>
-        <w:t xml:space="preserve">, </w:t>
-      </w:r>
-      <w:proofErr w:type="spellStart"/>
-      <w:r>
-        <w:rPr>
-          <w:rFonts w:ascii="Times New Roman" w:eastAsia="Times New Roman" w:hAnsi="Times New Roman" w:cs="Times New Roman"/>
-          <w:b/>
-          <w:bCs/>
-          <w:sz w:val="22"/>
-          <w:szCs w:val="24"/>
-          <w:lang w:eastAsia="en-US"/>
-        </w:rPr>
-        <w:t>Actix</w:t>
-      </w:r>
-      <w:proofErr w:type="spellEnd"/>
-      <w:r>
-        <w:rPr>
-          <w:rFonts w:ascii="Times New Roman" w:eastAsia="Times New Roman" w:hAnsi="Times New Roman" w:cs="Times New Roman"/>
-          <w:b/>
-          <w:bCs/>
-          <w:sz w:val="22"/>
-          <w:szCs w:val="24"/>
-          <w:lang w:eastAsia="en-US"/>
-        </w:rPr>
-        <w:t xml:space="preserve"> Web 4.x</w:t>
-      </w:r>
-      <w:r>
-        <w:rPr>
-          <w:rFonts w:ascii="Times New Roman" w:eastAsia="Times New Roman" w:hAnsi="Times New Roman" w:cs="Times New Roman"/>
-          <w:sz w:val="22"/>
-          <w:szCs w:val="24"/>
-          <w:lang w:eastAsia="en-US"/>
-        </w:rPr>
-        <w:t xml:space="preserve">, </w:t>
-      </w:r>
-      <w:proofErr w:type="spellStart"/>
-      <w:r>
-        <w:rPr>
-          <w:rFonts w:ascii="Times New Roman" w:eastAsia="Times New Roman" w:hAnsi="Times New Roman" w:cs="Times New Roman"/>
-          <w:sz w:val="22"/>
-          <w:szCs w:val="24"/>
-          <w:lang w:eastAsia="en-US"/>
-        </w:rPr>
-        <w:t>async</w:t>
-      </w:r>
-      <w:proofErr w:type="spellEnd"/>
-      <w:r>
-        <w:rPr>
-          <w:rFonts w:ascii="Times New Roman" w:eastAsia="Times New Roman" w:hAnsi="Times New Roman" w:cs="Times New Roman"/>
-          <w:sz w:val="22"/>
-          <w:szCs w:val="24"/>
-          <w:lang w:eastAsia="en-US"/>
-        </w:rPr>
-        <w:t xml:space="preserve"> services, REST APIs, </w:t>
-      </w:r>
-      <w:proofErr w:type="spellStart"/>
-      <w:r>
-        <w:rPr>
-          <w:rFonts w:ascii="Times New Roman" w:eastAsia="Times New Roman" w:hAnsi="Times New Roman" w:cs="Times New Roman"/>
-          <w:sz w:val="22"/>
-          <w:szCs w:val="24"/>
-          <w:lang w:eastAsia="en-US"/>
-        </w:rPr>
-        <w:t>WebSocket</w:t>
-      </w:r>
-      <w:proofErr w:type="spellEnd"/>
-      <w:r>
-        <w:rPr>
-          <w:rFonts w:ascii="Times New Roman" w:eastAsia="Times New Roman" w:hAnsi="Times New Roman" w:cs="Times New Roman"/>
-          <w:sz w:val="22"/>
-          <w:szCs w:val="24"/>
-          <w:lang w:eastAsia="en-US"/>
-        </w:rPr>
-        <w:t xml:space="preserve"> streams, background workers, event-driven processing, service decomposition, </w:t>
-      </w:r>
-      <w:proofErr w:type="spellStart"/>
-      <w:r>
-        <w:rPr>
-          <w:rFonts w:ascii="Times New Roman" w:eastAsia="Times New Roman" w:hAnsi="Times New Roman" w:cs="Times New Roman"/>
-          <w:sz w:val="22"/>
-          <w:szCs w:val="24"/>
-          <w:lang w:eastAsia="en-US"/>
-        </w:rPr>
-        <w:t>auth</w:t>
-      </w:r>
-      <w:proofErr w:type="spellEnd"/>
-      <w:r>
-        <w:rPr>
-          <w:rFonts w:ascii="Times New Roman" w:eastAsia="Times New Roman" w:hAnsi="Times New Roman" w:cs="Times New Roman"/>
-          <w:sz w:val="22"/>
-          <w:szCs w:val="24"/>
-          <w:lang w:eastAsia="en-US"/>
-        </w:rPr>
-        <w:t xml:space="preserve"> flows, rate limiting, idempotent job handling</w:t>
-      </w:r>
-    </w:p>
-    <w:p>
-      <w:pPr>
-        <w:pStyle w:val="ListParagraph"/>
-        <w:numPr>
-          <w:ilvl w:val="0"/>
-          <w:numId w:val="30"/>
-        </w:numPr>
-        <w:spacing w:before="100" w:beforeAutospacing="1" w:after="100" w:afterAutospacing="1"/>
-        <w:jc w:val="both"/>
-        <w:rPr>
-          <w:rFonts w:ascii="Times New Roman" w:eastAsia="Times New Roman" w:hAnsi="Times New Roman" w:cs="Times New Roman"/>
-          <w:sz w:val="22"/>
-          <w:szCs w:val="24"/>
-          <w:lang w:eastAsia="en-US"/>
-        </w:rPr>
-      </w:pPr>
-      <w:r>
-        <w:rPr>
-          <w:rFonts w:ascii="Times New Roman" w:eastAsia="Times New Roman" w:hAnsi="Times New Roman" w:cs="Times New Roman"/>
-          <w:b/>
-          <w:bCs/>
-          <w:sz w:val="22"/>
-          <w:szCs w:val="24"/>
-          <w:lang w:eastAsia="en-US"/>
-        </w:rPr>
-        <w:t>Data &amp; Messaging:</w:t>
-      </w:r>
-      <w:r>
-        <w:rPr>
-          <w:rFonts w:ascii="Times New Roman" w:eastAsia="Times New Roman" w:hAnsi="Times New Roman" w:cs="Times New Roman"/>
-          <w:sz w:val="22"/>
-          <w:szCs w:val="24"/>
-          <w:lang w:eastAsia="en-US"/>
-        </w:rPr>
-        <w:t xml:space="preserve"> </w:t>
-      </w:r>
-      <w:proofErr w:type="spellStart"/>
-      <w:r>
-        <w:rPr>
-          <w:rFonts w:ascii="Times New Roman" w:eastAsia="Times New Roman" w:hAnsi="Times New Roman" w:cs="Times New Roman"/>
-          <w:b/>
-          <w:bCs/>
-          <w:sz w:val="22"/>
-          <w:szCs w:val="24"/>
-          <w:lang w:eastAsia="en-US"/>
-        </w:rPr>
-        <w:t>PostgreSQL</w:t>
-      </w:r>
-      <w:proofErr w:type="spellEnd"/>
-      <w:r>
-        <w:rPr>
-          <w:rFonts w:ascii="Times New Roman" w:eastAsia="Times New Roman" w:hAnsi="Times New Roman" w:cs="Times New Roman"/>
-          <w:sz w:val="22"/>
-          <w:szCs w:val="24"/>
-          <w:lang w:eastAsia="en-US"/>
-        </w:rPr>
-        <w:t xml:space="preserve">, MySQL, </w:t>
-      </w:r>
-      <w:proofErr w:type="spellStart"/>
-      <w:r>
-        <w:rPr>
-          <w:rFonts w:ascii="Times New Roman" w:eastAsia="Times New Roman" w:hAnsi="Times New Roman" w:cs="Times New Roman"/>
-          <w:sz w:val="22"/>
-          <w:szCs w:val="24"/>
-          <w:lang w:eastAsia="en-US"/>
-        </w:rPr>
-        <w:t>Redis</w:t>
-      </w:r>
-      <w:proofErr w:type="spellEnd"/>
-      <w:r>
-        <w:rPr>
-          <w:rFonts w:ascii="Times New Roman" w:eastAsia="Times New Roman" w:hAnsi="Times New Roman" w:cs="Times New Roman"/>
-          <w:sz w:val="22"/>
-          <w:szCs w:val="24"/>
-          <w:lang w:eastAsia="en-US"/>
-        </w:rPr>
-        <w:t xml:space="preserve">, Kafka, </w:t>
-      </w:r>
-      <w:proofErr w:type="spellStart"/>
-      <w:r>
-        <w:rPr>
-          <w:rFonts w:ascii="Times New Roman" w:eastAsia="Times New Roman" w:hAnsi="Times New Roman" w:cs="Times New Roman"/>
-          <w:sz w:val="22"/>
-          <w:szCs w:val="24"/>
-          <w:lang w:eastAsia="en-US"/>
-        </w:rPr>
-        <w:t>RabbitMQ</w:t>
-      </w:r>
-      <w:proofErr w:type="spellEnd"/>
-      <w:r>
-        <w:rPr>
-          <w:rFonts w:ascii="Times New Roman" w:eastAsia="Times New Roman" w:hAnsi="Times New Roman" w:cs="Times New Roman"/>
-          <w:sz w:val="22"/>
-          <w:szCs w:val="24"/>
-          <w:lang w:eastAsia="en-US"/>
-        </w:rPr>
-        <w:t xml:space="preserve">, </w:t>
-      </w:r>
-      <w:proofErr w:type="spellStart"/>
-      <w:r>
-        <w:rPr>
-          <w:rFonts w:ascii="Times New Roman" w:eastAsia="Times New Roman" w:hAnsi="Times New Roman" w:cs="Times New Roman"/>
-          <w:sz w:val="22"/>
-          <w:szCs w:val="24"/>
-          <w:lang w:eastAsia="en-US"/>
-        </w:rPr>
-        <w:t>Elasticsearch</w:t>
-      </w:r>
-      <w:proofErr w:type="spellEnd"/>
-      <w:r>
-        <w:rPr>
-          <w:rFonts w:ascii="Times New Roman" w:eastAsia="Times New Roman" w:hAnsi="Times New Roman" w:cs="Times New Roman"/>
-          <w:sz w:val="22"/>
-          <w:szCs w:val="24"/>
-          <w:lang w:eastAsia="en-US"/>
-        </w:rPr>
-        <w:t xml:space="preserve">, </w:t>
-      </w:r>
-      <w:proofErr w:type="spellStart"/>
-      <w:r>
-        <w:rPr>
-          <w:rFonts w:ascii="Times New Roman" w:eastAsia="Times New Roman" w:hAnsi="Times New Roman" w:cs="Times New Roman"/>
-          <w:sz w:val="22"/>
-          <w:szCs w:val="24"/>
-          <w:lang w:eastAsia="en-US"/>
-        </w:rPr>
-        <w:t>ClickHouse</w:t>
-      </w:r>
-      <w:proofErr w:type="spellEnd"/>
-      <w:r>
-        <w:rPr>
-          <w:rFonts w:ascii="Times New Roman" w:eastAsia="Times New Roman" w:hAnsi="Times New Roman" w:cs="Times New Roman"/>
-          <w:sz w:val="22"/>
-          <w:szCs w:val="24"/>
-          <w:lang w:eastAsia="en-US"/>
-        </w:rPr>
-        <w:t xml:space="preserve"> basics, SQL optimization, caching strategies, indexing, reconciliation jobs, stream consumers</w:t>
-      </w:r>
-    </w:p>
-    <w:p>
-      <w:pPr>
-        <w:pStyle w:val="ListParagraph"/>
-        <w:numPr>
-          <w:ilvl w:val="0"/>
-          <w:numId w:val="30"/>
-        </w:numPr>
-        <w:spacing w:before="100" w:beforeAutospacing="1" w:after="100" w:afterAutospacing="1"/>
-        <w:jc w:val="both"/>
-        <w:rPr>
-          <w:rFonts w:ascii="Times New Roman" w:eastAsia="Times New Roman" w:hAnsi="Times New Roman" w:cs="Times New Roman"/>
-          <w:sz w:val="22"/>
-          <w:szCs w:val="24"/>
-          <w:lang w:eastAsia="en-US"/>
-        </w:rPr>
-      </w:pPr>
-      <w:r>
-        <w:rPr>
-          <w:rFonts w:ascii="Times New Roman" w:eastAsia="Times New Roman" w:hAnsi="Times New Roman" w:cs="Times New Roman"/>
-          <w:b/>
-          <w:bCs/>
-          <w:sz w:val="22"/>
-          <w:szCs w:val="24"/>
-          <w:lang w:eastAsia="en-US"/>
-        </w:rPr>
-        <w:t xml:space="preserve">Cloud &amp; </w:t>
-      </w:r>
-      <w:proofErr w:type="spellStart"/>
-      <w:r>
-        <w:rPr>
-          <w:rFonts w:ascii="Times New Roman" w:eastAsia="Times New Roman" w:hAnsi="Times New Roman" w:cs="Times New Roman"/>
-          <w:b/>
-          <w:bCs/>
-          <w:sz w:val="22"/>
-          <w:szCs w:val="24"/>
-          <w:lang w:eastAsia="en-US"/>
-        </w:rPr>
-        <w:t>DevOps</w:t>
-      </w:r>
-      <w:proofErr w:type="spellEnd"/>
-      <w:r>
-        <w:rPr>
-          <w:rFonts w:ascii="Times New Roman" w:eastAsia="Times New Roman" w:hAnsi="Times New Roman" w:cs="Times New Roman"/>
-          <w:b/>
-          <w:bCs/>
-          <w:sz w:val="22"/>
-          <w:szCs w:val="24"/>
-          <w:lang w:eastAsia="en-US"/>
-        </w:rPr>
-        <w:t>:</w:t>
-      </w:r>
-      <w:r>
-        <w:rPr>
-          <w:rFonts w:ascii="Times New Roman" w:eastAsia="Times New Roman" w:hAnsi="Times New Roman" w:cs="Times New Roman"/>
-          <w:sz w:val="22"/>
-          <w:szCs w:val="24"/>
-          <w:lang w:eastAsia="en-US"/>
-        </w:rPr>
-        <w:t xml:space="preserve"> </w:t>
-      </w:r>
-      <w:r>
-        <w:rPr>
-          <w:rFonts w:ascii="Times New Roman" w:eastAsia="Times New Roman" w:hAnsi="Times New Roman" w:cs="Times New Roman"/>
-          <w:b/>
-          <w:bCs/>
-          <w:sz w:val="22"/>
-          <w:szCs w:val="24"/>
-          <w:lang w:eastAsia="en-US"/>
-        </w:rPr>
-        <w:t>AWS</w:t>
-      </w:r>
-      <w:r>
-        <w:rPr>
-          <w:rFonts w:ascii="Times New Roman" w:eastAsia="Times New Roman" w:hAnsi="Times New Roman" w:cs="Times New Roman"/>
-          <w:sz w:val="22"/>
-          <w:szCs w:val="24"/>
-          <w:lang w:eastAsia="en-US"/>
-        </w:rPr>
-        <w:t xml:space="preserve">, </w:t>
-      </w:r>
-      <w:proofErr w:type="spellStart"/>
-      <w:r>
-        <w:rPr>
-          <w:rFonts w:ascii="Times New Roman" w:eastAsia="Times New Roman" w:hAnsi="Times New Roman" w:cs="Times New Roman"/>
-          <w:sz w:val="22"/>
-          <w:szCs w:val="24"/>
-          <w:lang w:eastAsia="en-US"/>
-        </w:rPr>
-        <w:t>Docker</w:t>
-      </w:r>
-      <w:proofErr w:type="spellEnd"/>
-      <w:r>
-        <w:rPr>
-          <w:rFonts w:ascii="Times New Roman" w:eastAsia="Times New Roman" w:hAnsi="Times New Roman" w:cs="Times New Roman"/>
-          <w:sz w:val="22"/>
-          <w:szCs w:val="24"/>
-          <w:lang w:eastAsia="en-US"/>
-        </w:rPr>
-        <w:t xml:space="preserve">, </w:t>
-      </w:r>
-      <w:proofErr w:type="spellStart"/>
-      <w:r>
-        <w:rPr>
-          <w:rFonts w:ascii="Times New Roman" w:eastAsia="Times New Roman" w:hAnsi="Times New Roman" w:cs="Times New Roman"/>
-          <w:sz w:val="22"/>
-          <w:szCs w:val="24"/>
-          <w:lang w:eastAsia="en-US"/>
-        </w:rPr>
-        <w:t>Kubernetes</w:t>
-      </w:r>
-      <w:proofErr w:type="spellEnd"/>
-      <w:r>
-        <w:rPr>
-          <w:rFonts w:ascii="Times New Roman" w:eastAsia="Times New Roman" w:hAnsi="Times New Roman" w:cs="Times New Roman"/>
-          <w:sz w:val="22"/>
-          <w:szCs w:val="24"/>
-          <w:lang w:eastAsia="en-US"/>
-        </w:rPr>
-        <w:t xml:space="preserve">, Helm, </w:t>
-      </w:r>
-      <w:proofErr w:type="spellStart"/>
-      <w:r>
-        <w:rPr>
-          <w:rFonts w:ascii="Times New Roman" w:eastAsia="Times New Roman" w:hAnsi="Times New Roman" w:cs="Times New Roman"/>
-          <w:sz w:val="22"/>
-          <w:szCs w:val="24"/>
-          <w:lang w:eastAsia="en-US"/>
-        </w:rPr>
-        <w:t>GitHub</w:t>
-      </w:r>
-      <w:proofErr w:type="spellEnd"/>
-      <w:r>
-        <w:rPr>
-          <w:rFonts w:ascii="Times New Roman" w:eastAsia="Times New Roman" w:hAnsi="Times New Roman" w:cs="Times New Roman"/>
-          <w:sz w:val="22"/>
-          <w:szCs w:val="24"/>
-          <w:lang w:eastAsia="en-US"/>
-        </w:rPr>
-        <w:t xml:space="preserve"> Actions, </w:t>
-      </w:r>
-      <w:proofErr w:type="spellStart"/>
-      <w:r>
-        <w:rPr>
-          <w:rFonts w:ascii="Times New Roman" w:eastAsia="Times New Roman" w:hAnsi="Times New Roman" w:cs="Times New Roman"/>
-          <w:sz w:val="22"/>
-          <w:szCs w:val="24"/>
-          <w:lang w:eastAsia="en-US"/>
-        </w:rPr>
-        <w:t>GitLab</w:t>
-      </w:r>
-      <w:proofErr w:type="spellEnd"/>
-      <w:r>
-        <w:rPr>
-          <w:rFonts w:ascii="Times New Roman" w:eastAsia="Times New Roman" w:hAnsi="Times New Roman" w:cs="Times New Roman"/>
-          <w:sz w:val="22"/>
-          <w:szCs w:val="24"/>
-          <w:lang w:eastAsia="en-US"/>
-        </w:rPr>
-        <w:t xml:space="preserve"> CI, </w:t>
-      </w:r>
-      <w:proofErr w:type="spellStart"/>
-      <w:r>
-        <w:rPr>
-          <w:rFonts w:ascii="Times New Roman" w:eastAsia="Times New Roman" w:hAnsi="Times New Roman" w:cs="Times New Roman"/>
-          <w:sz w:val="22"/>
-          <w:szCs w:val="24"/>
-          <w:lang w:eastAsia="en-US"/>
-        </w:rPr>
-        <w:t>Terraform</w:t>
-      </w:r>
-      <w:proofErr w:type="spellEnd"/>
-      <w:r>
-        <w:rPr>
-          <w:rFonts w:ascii="Times New Roman" w:eastAsia="Times New Roman" w:hAnsi="Times New Roman" w:cs="Times New Roman"/>
-          <w:sz w:val="22"/>
-          <w:szCs w:val="24"/>
-          <w:lang w:eastAsia="en-US"/>
-        </w:rPr>
-        <w:t xml:space="preserve"> basics, Linux, </w:t>
-      </w:r>
-      <w:proofErr w:type="spellStart"/>
-      <w:r>
-        <w:rPr>
-          <w:rFonts w:ascii="Times New Roman" w:eastAsia="Times New Roman" w:hAnsi="Times New Roman" w:cs="Times New Roman"/>
-          <w:sz w:val="22"/>
-          <w:szCs w:val="24"/>
-          <w:lang w:eastAsia="en-US"/>
-        </w:rPr>
-        <w:t>Nginx</w:t>
-      </w:r>
-      <w:proofErr w:type="spellEnd"/>
-      <w:r>
-        <w:rPr>
-          <w:rFonts w:ascii="Times New Roman" w:eastAsia="Times New Roman" w:hAnsi="Times New Roman" w:cs="Times New Roman"/>
-          <w:sz w:val="22"/>
-          <w:szCs w:val="24"/>
-          <w:lang w:eastAsia="en-US"/>
-        </w:rPr>
-        <w:t>, CI/CD pipelines, containerized deployments, release automation</w:t>
-      </w:r>
-    </w:p>
-    <w:p>
-      <w:pPr>
-        <w:pStyle w:val="ListParagraph"/>
-        <w:numPr>
-          <w:ilvl w:val="0"/>
-          <w:numId w:val="30"/>
-        </w:numPr>
-        <w:spacing w:before="100" w:beforeAutospacing="1" w:after="100" w:afterAutospacing="1"/>
-        <w:jc w:val="both"/>
-        <w:rPr>
-          <w:rFonts w:ascii="Times New Roman" w:eastAsia="Times New Roman" w:hAnsi="Times New Roman" w:cs="Times New Roman"/>
-          <w:sz w:val="24"/>
-          <w:szCs w:val="24"/>
-          <w:lang w:eastAsia="en-US"/>
-        </w:rPr>
-      </w:pPr>
-      <w:proofErr w:type="spellStart"/>
-      <w:r>
-        <w:rPr>
-          <w:rFonts w:ascii="Times New Roman" w:eastAsia="Times New Roman" w:hAnsi="Times New Roman" w:cs="Times New Roman"/>
-          <w:b/>
-          <w:bCs/>
-          <w:sz w:val="22"/>
-          <w:szCs w:val="24"/>
-          <w:lang w:eastAsia="en-US"/>
-        </w:rPr>
-        <w:t>Observability</w:t>
-      </w:r>
-      <w:proofErr w:type="spellEnd"/>
-      <w:r>
-        <w:rPr>
-          <w:rFonts w:ascii="Times New Roman" w:eastAsia="Times New Roman" w:hAnsi="Times New Roman" w:cs="Times New Roman"/>
-          <w:b/>
-          <w:bCs/>
-          <w:sz w:val="22"/>
-          <w:szCs w:val="24"/>
-          <w:lang w:eastAsia="en-US"/>
-        </w:rPr>
-        <w:t xml:space="preserve"> / Quality / Security:</w:t>
-      </w:r>
-      <w:r>
-        <w:rPr>
-          <w:rFonts w:ascii="Times New Roman" w:eastAsia="Times New Roman" w:hAnsi="Times New Roman" w:cs="Times New Roman"/>
-          <w:sz w:val="22"/>
-          <w:szCs w:val="24"/>
-          <w:lang w:eastAsia="en-US"/>
-        </w:rPr>
-        <w:t xml:space="preserve"> </w:t>
-      </w:r>
-      <w:proofErr w:type="spellStart"/>
-      <w:r>
-        <w:rPr>
-          <w:rFonts w:ascii="Times New Roman" w:eastAsia="Times New Roman" w:hAnsi="Times New Roman" w:cs="Times New Roman"/>
-          <w:sz w:val="22"/>
-          <w:szCs w:val="24"/>
-          <w:lang w:eastAsia="en-US"/>
-        </w:rPr>
-        <w:t>OpenTelemetry</w:t>
-      </w:r>
-      <w:proofErr w:type="spellEnd"/>
-      <w:r>
-        <w:rPr>
-          <w:rFonts w:ascii="Times New Roman" w:eastAsia="Times New Roman" w:hAnsi="Times New Roman" w:cs="Times New Roman"/>
-          <w:sz w:val="22"/>
-          <w:szCs w:val="24"/>
-          <w:lang w:eastAsia="en-US"/>
-        </w:rPr>
-        <w:t xml:space="preserve"> basics, Prometheus, </w:t>
-      </w:r>
-      <w:proofErr w:type="spellStart"/>
-      <w:r>
-        <w:rPr>
-          <w:rFonts w:ascii="Times New Roman" w:eastAsia="Times New Roman" w:hAnsi="Times New Roman" w:cs="Times New Roman"/>
-          <w:sz w:val="22"/>
-          <w:szCs w:val="24"/>
-          <w:lang w:eastAsia="en-US"/>
-        </w:rPr>
-        <w:t>Grafana</w:t>
-      </w:r>
-      <w:proofErr w:type="spellEnd"/>
-      <w:r>
-        <w:rPr>
-          <w:rFonts w:ascii="Times New Roman" w:eastAsia="Times New Roman" w:hAnsi="Times New Roman" w:cs="Times New Roman"/>
-          <w:sz w:val="22"/>
-          <w:szCs w:val="24"/>
-          <w:lang w:eastAsia="en-US"/>
-        </w:rPr>
-        <w:t>, structured logging, tracing, unit testing, integration testing, load-aware debugging, secure secret handling, JWT, RBAC, audit logging, incident support</w:t>
-      </w:r>
-    </w:p>
-    <w:p>
-      <w:pPr>
-        <w:pStyle w:val="Heading3"/>
-        <w:pBdr>
-          <w:bottom w:val="single" w:sz="8" w:space="1" w:color="4472C4" w:themeColor="accent5"/>
-        </w:pBdr>
-        <w:spacing w:before="100" w:after="120" w:afterAutospacing="0"/>
-        <w:jc w:val="both"/>
-        <w:rPr>
-          <w:rFonts w:ascii="Arial Black" w:hAnsi="Arial Black" w:cstheme="majorBidi" w:hint="default"/>
-          <w:color w:val="4472C4" w:themeColor="accent5"/>
-          <w:sz w:val="28"/>
-          <w:szCs w:val="32"/>
-        </w:rPr>
-      </w:pPr>
-      <w:r>
-        <w:rPr>
-          <w:rStyle w:val="Strong"/>
-          <w:rFonts w:ascii="Arial Black" w:hAnsi="Arial Black" w:cstheme="majorBidi" w:hint="default"/>
-          <w:b/>
-          <w:bCs/>
-          <w:color w:val="4472C4" w:themeColor="accent5"/>
-          <w:sz w:val="28"/>
-          <w:szCs w:val="32"/>
-        </w:rPr>
         <w:t>PROFESSIONAL EXPERIENCE</w:t>
       </w:r>
+      <w:bookmarkStart w:id="0" w:name="_GoBack"/>
+      <w:bookmarkEnd w:id="0"/>
     </w:p>
     <w:p>
       <w:pPr>
@@ -1402,14 +1390,14 @@
         <w:jc w:val="both"/>
         <w:rPr>
           <w:rStyle w:val="Strong"/>
-          <w:rFonts w:ascii="Arial Black" w:hAnsi="Arial Black" w:cstheme="majorBidi"/>
+          <w:rFonts w:ascii="Arial" w:hAnsi="Arial" w:cs="Arial"/>
           <w:szCs w:val="28"/>
         </w:rPr>
       </w:pPr>
       <w:r>
         <w:rPr>
           <w:rStyle w:val="Strong"/>
-          <w:rFonts w:ascii="Arial Black" w:hAnsi="Arial Black" w:cstheme="majorBidi"/>
+          <w:rFonts w:ascii="Arial" w:hAnsi="Arial" w:cs="Arial"/>
           <w:szCs w:val="28"/>
         </w:rPr>
         <w:t>Senior Software Engineer</w:t>
@@ -1439,14 +1427,14 @@
           <w:rFonts w:asciiTheme="majorBidi" w:hAnsiTheme="majorBidi" w:cstheme="majorBidi"/>
           <w:szCs w:val="28"/>
         </w:rPr>
-        <w:t xml:space="preserve"> </w:t>
+        <w:t>, Remote</w:t>
       </w:r>
       <w:r>
         <w:rPr>
           <w:rFonts w:asciiTheme="majorBidi" w:hAnsiTheme="majorBidi" w:cstheme="majorBidi"/>
           <w:szCs w:val="28"/>
         </w:rPr>
-        <w:t xml:space="preserve">| Bucharest, Romania </w:t>
+        <w:t xml:space="preserve"> </w:t>
       </w:r>
       <w:r>
         <w:rPr>
@@ -1483,7 +1471,7 @@
           <w:ilvl w:val="0"/>
           <w:numId w:val="31"/>
         </w:numPr>
-        <w:spacing w:before="100" w:beforeAutospacing="1" w:after="100" w:afterAutospacing="1"/>
+        <w:spacing w:after="120"/>
         <w:jc w:val="both"/>
         <w:rPr>
           <w:rFonts w:ascii="Times New Roman" w:eastAsia="Times New Roman" w:hAnsi="Times New Roman" w:cs="Times New Roman"/>
@@ -1648,7 +1636,7 @@
           <w:ilvl w:val="0"/>
           <w:numId w:val="31"/>
         </w:numPr>
-        <w:spacing w:before="100" w:beforeAutospacing="1" w:after="100" w:afterAutospacing="1"/>
+        <w:spacing w:after="120"/>
         <w:jc w:val="both"/>
         <w:rPr>
           <w:rFonts w:ascii="Times New Roman" w:eastAsia="Times New Roman" w:hAnsi="Times New Roman" w:cs="Times New Roman"/>
@@ -1754,7 +1742,7 @@
           <w:ilvl w:val="0"/>
           <w:numId w:val="31"/>
         </w:numPr>
-        <w:spacing w:before="100" w:beforeAutospacing="1" w:after="100" w:afterAutospacing="1"/>
+        <w:spacing w:after="120"/>
         <w:jc w:val="both"/>
         <w:rPr>
           <w:rFonts w:ascii="Times New Roman" w:eastAsia="Times New Roman" w:hAnsi="Times New Roman" w:cs="Times New Roman"/>
@@ -1822,7 +1810,7 @@
           <w:ilvl w:val="0"/>
           <w:numId w:val="31"/>
         </w:numPr>
-        <w:spacing w:before="100" w:beforeAutospacing="1" w:after="100" w:afterAutospacing="1"/>
+        <w:spacing w:after="120"/>
         <w:jc w:val="both"/>
         <w:rPr>
           <w:rFonts w:ascii="Times New Roman" w:eastAsia="Times New Roman" w:hAnsi="Times New Roman" w:cs="Times New Roman"/>
@@ -1888,7 +1876,7 @@
           <w:ilvl w:val="0"/>
           <w:numId w:val="31"/>
         </w:numPr>
-        <w:spacing w:before="100" w:beforeAutospacing="1" w:after="100" w:afterAutospacing="1"/>
+        <w:spacing w:after="120"/>
         <w:jc w:val="both"/>
         <w:rPr>
           <w:rFonts w:ascii="Times New Roman" w:eastAsia="Times New Roman" w:hAnsi="Times New Roman" w:cs="Times New Roman"/>
@@ -1914,7 +1902,7 @@
           <w:ilvl w:val="0"/>
           <w:numId w:val="31"/>
         </w:numPr>
-        <w:spacing w:before="100" w:beforeAutospacing="1" w:after="100" w:afterAutospacing="1"/>
+        <w:spacing w:after="120"/>
         <w:jc w:val="both"/>
         <w:rPr>
           <w:rFonts w:ascii="Times New Roman" w:eastAsia="Times New Roman" w:hAnsi="Times New Roman" w:cs="Times New Roman"/>
@@ -1940,7 +1928,7 @@
           <w:ilvl w:val="0"/>
           <w:numId w:val="31"/>
         </w:numPr>
-        <w:spacing w:before="100" w:beforeAutospacing="1" w:after="100" w:afterAutospacing="1"/>
+        <w:spacing w:after="120"/>
         <w:jc w:val="both"/>
         <w:rPr>
           <w:rFonts w:ascii="Times New Roman" w:eastAsia="Times New Roman" w:hAnsi="Times New Roman" w:cs="Times New Roman"/>
@@ -1986,7 +1974,7 @@
           <w:ilvl w:val="0"/>
           <w:numId w:val="31"/>
         </w:numPr>
-        <w:spacing w:before="100" w:beforeAutospacing="1" w:after="100" w:afterAutospacing="1"/>
+        <w:spacing w:after="120"/>
         <w:jc w:val="both"/>
         <w:rPr>
           <w:rFonts w:ascii="Times New Roman" w:eastAsia="Times New Roman" w:hAnsi="Times New Roman" w:cs="Times New Roman"/>
@@ -2002,7 +1990,6 @@
           <w:szCs w:val="24"/>
           <w:lang w:eastAsia="en-US"/>
         </w:rPr>
-        <w:lastRenderedPageBreak/>
         <w:t>Introduced structured logging and tracing around block ingestion, confirmation processing, and payout reconciliation, making it easier to isolate provider-side failures and shorten production investigation cycles during network volatility.</w:t>
       </w:r>
     </w:p>
@@ -2013,7 +2000,7 @@
           <w:ilvl w:val="0"/>
           <w:numId w:val="31"/>
         </w:numPr>
-        <w:spacing w:before="100" w:beforeAutospacing="1" w:after="100" w:afterAutospacing="1"/>
+        <w:spacing w:after="120"/>
         <w:jc w:val="both"/>
         <w:rPr>
           <w:rFonts w:ascii="Times New Roman" w:eastAsia="Times New Roman" w:hAnsi="Times New Roman" w:cs="Times New Roman"/>
@@ -2039,7 +2026,7 @@
           <w:ilvl w:val="0"/>
           <w:numId w:val="31"/>
         </w:numPr>
-        <w:spacing w:before="100" w:beforeAutospacing="1" w:after="100" w:afterAutospacing="1"/>
+        <w:spacing w:after="120"/>
         <w:jc w:val="both"/>
         <w:rPr>
           <w:rFonts w:ascii="Times New Roman" w:eastAsia="Times New Roman" w:hAnsi="Times New Roman" w:cs="Times New Roman"/>
@@ -2055,6 +2042,7 @@
           <w:szCs w:val="24"/>
           <w:lang w:eastAsia="en-US"/>
         </w:rPr>
+        <w:lastRenderedPageBreak/>
         <w:t xml:space="preserve">Worked closely with product and </w:t>
       </w:r>
       <w:proofErr w:type="spellStart"/>
@@ -2105,7 +2093,7 @@
           <w:ilvl w:val="0"/>
           <w:numId w:val="31"/>
         </w:numPr>
-        <w:spacing w:before="100" w:beforeAutospacing="1" w:after="100" w:afterAutospacing="1"/>
+        <w:spacing w:after="120"/>
         <w:jc w:val="both"/>
         <w:rPr>
           <w:rFonts w:ascii="Times New Roman" w:eastAsia="Times New Roman" w:hAnsi="Times New Roman" w:cs="Times New Roman"/>
@@ -2153,7 +2141,7 @@
           <w:ilvl w:val="0"/>
           <w:numId w:val="31"/>
         </w:numPr>
-        <w:spacing w:before="100" w:beforeAutospacing="1" w:after="100" w:afterAutospacing="1"/>
+        <w:spacing w:after="120"/>
         <w:jc w:val="both"/>
         <w:rPr>
           <w:rFonts w:ascii="Times New Roman" w:eastAsia="Times New Roman" w:hAnsi="Times New Roman" w:cs="Times New Roman"/>
@@ -2239,14 +2227,14 @@
         <w:jc w:val="both"/>
         <w:rPr>
           <w:rStyle w:val="Strong"/>
-          <w:rFonts w:ascii="Arial Black" w:hAnsi="Arial Black" w:cstheme="majorBidi"/>
+          <w:rFonts w:ascii="Arial" w:hAnsi="Arial" w:cs="Arial"/>
           <w:szCs w:val="28"/>
         </w:rPr>
       </w:pPr>
       <w:r>
         <w:rPr>
           <w:rStyle w:val="Strong"/>
-          <w:rFonts w:ascii="Arial Black" w:hAnsi="Arial Black" w:cstheme="majorBidi"/>
+          <w:rFonts w:ascii="Arial" w:hAnsi="Arial" w:cs="Arial"/>
           <w:szCs w:val="28"/>
         </w:rPr>
         <w:t>Software Engineer</w:t>
@@ -2277,14 +2265,14 @@
           <w:rFonts w:asciiTheme="majorBidi" w:hAnsiTheme="majorBidi" w:cstheme="majorBidi"/>
           <w:szCs w:val="28"/>
         </w:rPr>
-        <w:t xml:space="preserve"> </w:t>
+        <w:t>, Remote</w:t>
       </w:r>
       <w:r>
         <w:rPr>
           <w:rFonts w:asciiTheme="majorBidi" w:hAnsiTheme="majorBidi" w:cstheme="majorBidi"/>
           <w:szCs w:val="28"/>
         </w:rPr>
-        <w:t xml:space="preserve">| Ghent, Belgium </w:t>
+        <w:t xml:space="preserve"> </w:t>
       </w:r>
       <w:r>
         <w:rPr>
@@ -2321,7 +2309,7 @@
           <w:ilvl w:val="0"/>
           <w:numId w:val="32"/>
         </w:numPr>
-        <w:spacing w:before="100" w:beforeAutospacing="1" w:after="100" w:afterAutospacing="1"/>
+        <w:spacing w:after="120"/>
         <w:jc w:val="both"/>
         <w:rPr>
           <w:rFonts w:ascii="Times New Roman" w:eastAsia="Times New Roman" w:hAnsi="Times New Roman" w:cs="Times New Roman"/>
@@ -2453,7 +2441,7 @@
           <w:ilvl w:val="0"/>
           <w:numId w:val="32"/>
         </w:numPr>
-        <w:spacing w:before="100" w:beforeAutospacing="1" w:after="100" w:afterAutospacing="1"/>
+        <w:spacing w:after="120"/>
         <w:jc w:val="both"/>
         <w:rPr>
           <w:rFonts w:ascii="Times New Roman" w:eastAsia="Times New Roman" w:hAnsi="Times New Roman" w:cs="Times New Roman"/>
@@ -2519,7 +2507,7 @@
           <w:ilvl w:val="0"/>
           <w:numId w:val="32"/>
         </w:numPr>
-        <w:spacing w:before="100" w:beforeAutospacing="1" w:after="100" w:afterAutospacing="1"/>
+        <w:spacing w:after="120"/>
         <w:jc w:val="both"/>
         <w:rPr>
           <w:rFonts w:ascii="Times New Roman" w:eastAsia="Times New Roman" w:hAnsi="Times New Roman" w:cs="Times New Roman"/>
@@ -2587,7 +2575,7 @@
           <w:ilvl w:val="0"/>
           <w:numId w:val="32"/>
         </w:numPr>
-        <w:spacing w:before="100" w:beforeAutospacing="1" w:after="100" w:afterAutospacing="1"/>
+        <w:spacing w:after="120"/>
         <w:jc w:val="both"/>
         <w:rPr>
           <w:rFonts w:ascii="Times New Roman" w:eastAsia="Times New Roman" w:hAnsi="Times New Roman" w:cs="Times New Roman"/>
@@ -2613,7 +2601,7 @@
           <w:ilvl w:val="0"/>
           <w:numId w:val="32"/>
         </w:numPr>
-        <w:spacing w:before="100" w:beforeAutospacing="1" w:after="100" w:afterAutospacing="1"/>
+        <w:spacing w:after="120"/>
         <w:jc w:val="both"/>
         <w:rPr>
           <w:rFonts w:ascii="Times New Roman" w:eastAsia="Times New Roman" w:hAnsi="Times New Roman" w:cs="Times New Roman"/>
@@ -2659,7 +2647,7 @@
           <w:ilvl w:val="0"/>
           <w:numId w:val="32"/>
         </w:numPr>
-        <w:spacing w:before="100" w:beforeAutospacing="1" w:after="100" w:afterAutospacing="1"/>
+        <w:spacing w:after="120"/>
         <w:jc w:val="both"/>
         <w:rPr>
           <w:rFonts w:ascii="Times New Roman" w:eastAsia="Times New Roman" w:hAnsi="Times New Roman" w:cs="Times New Roman"/>
@@ -2685,7 +2673,7 @@
           <w:ilvl w:val="0"/>
           <w:numId w:val="32"/>
         </w:numPr>
-        <w:spacing w:before="100" w:beforeAutospacing="1" w:after="100" w:afterAutospacing="1"/>
+        <w:spacing w:after="120"/>
         <w:jc w:val="both"/>
         <w:rPr>
           <w:rFonts w:ascii="Times New Roman" w:eastAsia="Times New Roman" w:hAnsi="Times New Roman" w:cs="Times New Roman"/>
@@ -2711,7 +2699,7 @@
           <w:ilvl w:val="0"/>
           <w:numId w:val="32"/>
         </w:numPr>
-        <w:spacing w:before="100" w:beforeAutospacing="1" w:after="100" w:afterAutospacing="1"/>
+        <w:spacing w:after="120"/>
         <w:jc w:val="both"/>
         <w:rPr>
           <w:rFonts w:ascii="Times New Roman" w:eastAsia="Times New Roman" w:hAnsi="Times New Roman" w:cs="Times New Roman"/>
@@ -2737,7 +2725,7 @@
           <w:ilvl w:val="0"/>
           <w:numId w:val="32"/>
         </w:numPr>
-        <w:spacing w:before="100" w:beforeAutospacing="1" w:after="100" w:afterAutospacing="1"/>
+        <w:spacing w:after="120"/>
         <w:jc w:val="both"/>
         <w:rPr>
           <w:rFonts w:ascii="Times New Roman" w:eastAsia="Times New Roman" w:hAnsi="Times New Roman" w:cs="Times New Roman"/>
@@ -2803,7 +2791,7 @@
           <w:ilvl w:val="0"/>
           <w:numId w:val="32"/>
         </w:numPr>
-        <w:spacing w:before="100" w:beforeAutospacing="1" w:after="100" w:afterAutospacing="1"/>
+        <w:spacing w:after="120"/>
         <w:jc w:val="both"/>
         <w:rPr>
           <w:rFonts w:ascii="Times New Roman" w:eastAsia="Times New Roman" w:hAnsi="Times New Roman" w:cs="Times New Roman"/>
@@ -2829,7 +2817,7 @@
           <w:ilvl w:val="0"/>
           <w:numId w:val="32"/>
         </w:numPr>
-        <w:spacing w:before="100" w:beforeAutospacing="1" w:after="100" w:afterAutospacing="1"/>
+        <w:spacing w:after="120"/>
         <w:jc w:val="both"/>
         <w:rPr>
           <w:rFonts w:ascii="Times New Roman" w:eastAsia="Times New Roman" w:hAnsi="Times New Roman" w:cs="Times New Roman"/>
@@ -2875,14 +2863,14 @@
         <w:jc w:val="both"/>
         <w:rPr>
           <w:rStyle w:val="Strong"/>
-          <w:rFonts w:ascii="Arial Black" w:hAnsi="Arial Black" w:cstheme="majorBidi"/>
+          <w:rFonts w:ascii="Arial" w:hAnsi="Arial" w:cs="Arial"/>
           <w:szCs w:val="28"/>
         </w:rPr>
       </w:pPr>
       <w:r>
         <w:rPr>
           <w:rStyle w:val="Strong"/>
-          <w:rFonts w:ascii="Arial Black" w:hAnsi="Arial Black" w:cstheme="majorBidi"/>
+          <w:rFonts w:ascii="Arial" w:hAnsi="Arial" w:cs="Arial"/>
           <w:szCs w:val="28"/>
         </w:rPr>
         <w:t>Software Developer</w:t>
@@ -2915,14 +2903,14 @@
           <w:rFonts w:asciiTheme="majorBidi" w:hAnsiTheme="majorBidi" w:cstheme="majorBidi"/>
           <w:szCs w:val="28"/>
         </w:rPr>
-        <w:t xml:space="preserve"> </w:t>
+        <w:t>, Remote</w:t>
       </w:r>
       <w:r>
         <w:rPr>
           <w:rFonts w:asciiTheme="majorBidi" w:hAnsiTheme="majorBidi" w:cstheme="majorBidi"/>
           <w:szCs w:val="28"/>
         </w:rPr>
-        <w:t xml:space="preserve">| Stockholm, Sweden </w:t>
+        <w:t xml:space="preserve"> </w:t>
       </w:r>
       <w:r>
         <w:rPr>
@@ -2977,7 +2965,7 @@
           <w:ilvl w:val="0"/>
           <w:numId w:val="33"/>
         </w:numPr>
-        <w:spacing w:before="100" w:beforeAutospacing="1" w:after="100" w:afterAutospacing="1"/>
+        <w:spacing w:after="120"/>
         <w:jc w:val="both"/>
         <w:rPr>
           <w:rFonts w:ascii="Times New Roman" w:eastAsia="Times New Roman" w:hAnsi="Times New Roman" w:cs="Times New Roman"/>
@@ -3105,7 +3093,7 @@
           <w:ilvl w:val="0"/>
           <w:numId w:val="33"/>
         </w:numPr>
-        <w:spacing w:before="100" w:beforeAutospacing="1" w:after="100" w:afterAutospacing="1"/>
+        <w:spacing w:after="120"/>
         <w:jc w:val="both"/>
         <w:rPr>
           <w:rFonts w:ascii="Times New Roman" w:eastAsia="Times New Roman" w:hAnsi="Times New Roman" w:cs="Times New Roman"/>
@@ -3121,7 +3109,6 @@
           <w:szCs w:val="24"/>
           <w:lang w:eastAsia="en-US"/>
         </w:rPr>
-        <w:lastRenderedPageBreak/>
         <w:t>Built ingestion jobs for large transactional datasets, normalized inconsistent upstream payloads, and improved persistence logic for analytics workflows, which reduced downstream reporting corrections and improved trust in platform-generated numbers.</w:t>
       </w:r>
     </w:p>
@@ -3132,7 +3119,7 @@
           <w:ilvl w:val="0"/>
           <w:numId w:val="33"/>
         </w:numPr>
-        <w:spacing w:before="100" w:beforeAutospacing="1" w:after="100" w:afterAutospacing="1"/>
+        <w:spacing w:after="120"/>
         <w:jc w:val="both"/>
         <w:rPr>
           <w:rFonts w:ascii="Times New Roman" w:eastAsia="Times New Roman" w:hAnsi="Times New Roman" w:cs="Times New Roman"/>
@@ -3178,7 +3165,7 @@
           <w:ilvl w:val="0"/>
           <w:numId w:val="33"/>
         </w:numPr>
-        <w:spacing w:before="100" w:beforeAutospacing="1" w:after="100" w:afterAutospacing="1"/>
+        <w:spacing w:after="120"/>
         <w:jc w:val="both"/>
         <w:rPr>
           <w:rFonts w:ascii="Times New Roman" w:eastAsia="Times New Roman" w:hAnsi="Times New Roman" w:cs="Times New Roman"/>
@@ -3224,7 +3211,7 @@
           <w:ilvl w:val="0"/>
           <w:numId w:val="33"/>
         </w:numPr>
-        <w:spacing w:before="100" w:beforeAutospacing="1" w:after="100" w:afterAutospacing="1"/>
+        <w:spacing w:after="120"/>
         <w:jc w:val="both"/>
         <w:rPr>
           <w:rFonts w:ascii="Times New Roman" w:eastAsia="Times New Roman" w:hAnsi="Times New Roman" w:cs="Times New Roman"/>
@@ -3270,7 +3257,7 @@
           <w:ilvl w:val="0"/>
           <w:numId w:val="33"/>
         </w:numPr>
-        <w:spacing w:before="100" w:beforeAutospacing="1" w:after="100" w:afterAutospacing="1"/>
+        <w:spacing w:after="120"/>
         <w:jc w:val="both"/>
         <w:rPr>
           <w:rFonts w:ascii="Times New Roman" w:eastAsia="Times New Roman" w:hAnsi="Times New Roman" w:cs="Times New Roman"/>
@@ -3286,6 +3273,7 @@
           <w:szCs w:val="24"/>
           <w:lang w:eastAsia="en-US"/>
         </w:rPr>
+        <w:lastRenderedPageBreak/>
         <w:t>Helped modernize deployment practices by containerizing selected internal services and documenting safer release routines, which reduced environment inconsistencies and made issue reproduction much easier across development and staging systems.</w:t>
       </w:r>
     </w:p>
@@ -3296,7 +3284,7 @@
           <w:ilvl w:val="0"/>
           <w:numId w:val="33"/>
         </w:numPr>
-        <w:spacing w:before="100" w:beforeAutospacing="1" w:after="100" w:afterAutospacing="1"/>
+        <w:spacing w:after="120"/>
         <w:jc w:val="both"/>
         <w:rPr>
           <w:rFonts w:ascii="Times New Roman" w:eastAsia="Times New Roman" w:hAnsi="Times New Roman" w:cs="Times New Roman"/>
@@ -3342,7 +3330,7 @@
           <w:ilvl w:val="0"/>
           <w:numId w:val="33"/>
         </w:numPr>
-        <w:spacing w:before="100" w:beforeAutospacing="1" w:after="100" w:afterAutospacing="1"/>
+        <w:spacing w:after="120"/>
         <w:jc w:val="both"/>
         <w:rPr>
           <w:rFonts w:ascii="Times New Roman" w:eastAsia="Times New Roman" w:hAnsi="Times New Roman" w:cs="Times New Roman"/>
@@ -3368,7 +3356,7 @@
           <w:ilvl w:val="0"/>
           <w:numId w:val="33"/>
         </w:numPr>
-        <w:spacing w:before="100" w:beforeAutospacing="1" w:after="100" w:afterAutospacing="1"/>
+        <w:spacing w:after="120"/>
         <w:jc w:val="both"/>
         <w:rPr>
           <w:rFonts w:ascii="Times New Roman" w:eastAsia="Times New Roman" w:hAnsi="Times New Roman" w:cs="Times New Roman"/>
@@ -3394,7 +3382,7 @@
           <w:ilvl w:val="0"/>
           <w:numId w:val="33"/>
         </w:numPr>
-        <w:spacing w:before="100" w:beforeAutospacing="1" w:after="100" w:afterAutospacing="1"/>
+        <w:spacing w:after="120"/>
         <w:jc w:val="both"/>
         <w:rPr>
           <w:rFonts w:ascii="Times New Roman" w:eastAsia="Times New Roman" w:hAnsi="Times New Roman" w:cs="Times New Roman"/>
@@ -3419,14 +3407,14 @@
         <w:spacing w:beforeAutospacing="0" w:afterAutospacing="0"/>
         <w:jc w:val="both"/>
         <w:rPr>
-          <w:rFonts w:asciiTheme="majorBidi" w:hAnsiTheme="majorBidi" w:cstheme="majorBidi"/>
+          <w:rFonts w:ascii="Arial" w:hAnsi="Arial" w:cs="Arial"/>
           <w:szCs w:val="28"/>
         </w:rPr>
       </w:pPr>
       <w:r>
         <w:rPr>
           <w:rStyle w:val="Strong"/>
-          <w:rFonts w:ascii="Arial Black" w:hAnsi="Arial Black" w:cstheme="majorBidi"/>
+          <w:rFonts w:ascii="Arial" w:hAnsi="Arial" w:cs="Arial"/>
           <w:szCs w:val="28"/>
         </w:rPr>
         <w:t>Junior Software Developer</w:t>
@@ -3457,23 +3445,7 @@
           <w:rFonts w:asciiTheme="majorBidi" w:hAnsiTheme="majorBidi" w:cstheme="majorBidi"/>
           <w:szCs w:val="28"/>
         </w:rPr>
-        <w:t xml:space="preserve"> | </w:t>
-      </w:r>
-      <w:proofErr w:type="spellStart"/>
-      <w:r>
-        <w:rPr>
-          <w:rFonts w:asciiTheme="majorBidi" w:hAnsiTheme="majorBidi" w:cstheme="majorBidi"/>
-          <w:szCs w:val="28"/>
-        </w:rPr>
-        <w:t>Timișoara</w:t>
-      </w:r>
-      <w:proofErr w:type="spellEnd"/>
-      <w:r>
-        <w:rPr>
-          <w:rFonts w:asciiTheme="majorBidi" w:hAnsiTheme="majorBidi" w:cstheme="majorBidi"/>
-          <w:szCs w:val="28"/>
-        </w:rPr>
-        <w:t xml:space="preserve">, Romania </w:t>
+        <w:t xml:space="preserve">, Remote </w:t>
       </w:r>
       <w:r>
         <w:rPr>
@@ -3510,7 +3482,7 @@
           <w:ilvl w:val="0"/>
           <w:numId w:val="34"/>
         </w:numPr>
-        <w:spacing w:before="100" w:beforeAutospacing="1" w:after="100" w:afterAutospacing="1"/>
+        <w:spacing w:after="120"/>
         <w:jc w:val="both"/>
         <w:rPr>
           <w:rFonts w:ascii="Times New Roman" w:eastAsia="Times New Roman" w:hAnsi="Times New Roman" w:cs="Times New Roman"/>
@@ -3616,7 +3588,7 @@
           <w:ilvl w:val="0"/>
           <w:numId w:val="34"/>
         </w:numPr>
-        <w:spacing w:before="100" w:beforeAutospacing="1" w:after="100" w:afterAutospacing="1"/>
+        <w:spacing w:after="120"/>
         <w:jc w:val="both"/>
         <w:rPr>
           <w:rFonts w:ascii="Times New Roman" w:eastAsia="Times New Roman" w:hAnsi="Times New Roman" w:cs="Times New Roman"/>
@@ -3642,7 +3614,7 @@
           <w:ilvl w:val="0"/>
           <w:numId w:val="34"/>
         </w:numPr>
-        <w:spacing w:before="100" w:beforeAutospacing="1" w:after="100" w:afterAutospacing="1"/>
+        <w:spacing w:after="120"/>
         <w:jc w:val="both"/>
         <w:rPr>
           <w:rFonts w:ascii="Times New Roman" w:eastAsia="Times New Roman" w:hAnsi="Times New Roman" w:cs="Times New Roman"/>
@@ -3668,7 +3640,7 @@
           <w:ilvl w:val="0"/>
           <w:numId w:val="34"/>
         </w:numPr>
-        <w:spacing w:before="100" w:beforeAutospacing="1" w:after="100" w:afterAutospacing="1"/>
+        <w:spacing w:after="120"/>
         <w:jc w:val="both"/>
         <w:rPr>
           <w:rFonts w:ascii="Times New Roman" w:eastAsia="Times New Roman" w:hAnsi="Times New Roman" w:cs="Times New Roman"/>
@@ -3694,7 +3666,7 @@
           <w:ilvl w:val="0"/>
           <w:numId w:val="34"/>
         </w:numPr>
-        <w:spacing w:before="100" w:beforeAutospacing="1" w:after="100" w:afterAutospacing="1"/>
+        <w:spacing w:after="120"/>
         <w:jc w:val="both"/>
         <w:rPr>
           <w:rFonts w:ascii="Times New Roman" w:eastAsia="Times New Roman" w:hAnsi="Times New Roman" w:cs="Times New Roman"/>
@@ -3740,7 +3712,7 @@
           <w:ilvl w:val="0"/>
           <w:numId w:val="34"/>
         </w:numPr>
-        <w:spacing w:before="100" w:beforeAutospacing="1" w:after="100" w:afterAutospacing="1"/>
+        <w:spacing w:after="120"/>
         <w:jc w:val="both"/>
         <w:rPr>
           <w:rFonts w:ascii="Times New Roman" w:eastAsia="Times New Roman" w:hAnsi="Times New Roman" w:cs="Times New Roman"/>
@@ -3766,7 +3738,7 @@
           <w:ilvl w:val="0"/>
           <w:numId w:val="34"/>
         </w:numPr>
-        <w:spacing w:before="100" w:beforeAutospacing="1" w:after="100" w:afterAutospacing="1"/>
+        <w:spacing w:after="120"/>
         <w:jc w:val="both"/>
         <w:rPr>
           <w:rFonts w:ascii="Times New Roman" w:eastAsia="Times New Roman" w:hAnsi="Times New Roman" w:cs="Times New Roman"/>
@@ -3792,7 +3764,7 @@
           <w:ilvl w:val="0"/>
           <w:numId w:val="34"/>
         </w:numPr>
-        <w:spacing w:before="100" w:beforeAutospacing="1" w:after="100" w:afterAutospacing="1"/>
+        <w:spacing w:after="120"/>
         <w:jc w:val="both"/>
         <w:rPr>
           <w:rFonts w:ascii="Times New Roman" w:eastAsia="Times New Roman" w:hAnsi="Times New Roman" w:cs="Times New Roman"/>
@@ -3818,7 +3790,7 @@
           <w:ilvl w:val="0"/>
           <w:numId w:val="34"/>
         </w:numPr>
-        <w:spacing w:before="100" w:beforeAutospacing="1" w:after="100" w:afterAutospacing="1"/>
+        <w:spacing w:after="120"/>
         <w:jc w:val="both"/>
         <w:rPr>
           <w:rFonts w:ascii="Times New Roman" w:eastAsia="Times New Roman" w:hAnsi="Times New Roman" w:cs="Times New Roman"/>
@@ -3845,21 +3817,21 @@
         <w:spacing w:after="120"/>
         <w:jc w:val="both"/>
         <w:rPr>
-          <w:rFonts w:asciiTheme="majorBidi" w:hAnsiTheme="majorBidi" w:cstheme="majorBidi"/>
+          <w:rFonts w:ascii="Georgia" w:hAnsi="Georgia" w:cstheme="majorBidi"/>
           <w:b/>
           <w:bCs/>
           <w:color w:val="4472C4" w:themeColor="accent5"/>
-          <w:sz w:val="28"/>
-          <w:szCs w:val="32"/>
+          <w:sz w:val="26"/>
+          <w:szCs w:val="26"/>
         </w:rPr>
       </w:pPr>
       <w:r>
         <w:rPr>
           <w:rStyle w:val="Strong"/>
-          <w:rFonts w:ascii="Arial Black" w:hAnsi="Arial Black" w:cstheme="majorBidi"/>
+          <w:rFonts w:ascii="Georgia" w:hAnsi="Georgia" w:cstheme="majorBidi"/>
           <w:color w:val="4472C4" w:themeColor="accent5"/>
-          <w:sz w:val="28"/>
-          <w:szCs w:val="32"/>
+          <w:sz w:val="26"/>
+          <w:szCs w:val="26"/>
         </w:rPr>
         <w:t>EDUCATION</w:t>
       </w:r>
@@ -3877,7 +3849,7 @@
       <w:r>
         <w:rPr>
           <w:rStyle w:val="Strong"/>
-          <w:rFonts w:ascii="Arial Black" w:hAnsi="Arial Black" w:cstheme="majorBidi"/>
+          <w:rFonts w:ascii="Arial" w:hAnsi="Arial" w:cs="Arial"/>
           <w:szCs w:val="28"/>
         </w:rPr>
         <w:t>Bachelor</w:t>
@@ -3885,7 +3857,7 @@
       <w:r>
         <w:rPr>
           <w:rStyle w:val="Strong"/>
-          <w:rFonts w:ascii="Arial Black" w:hAnsi="Arial Black" w:cstheme="majorBidi"/>
+          <w:rFonts w:ascii="Arial" w:hAnsi="Arial" w:cs="Arial"/>
           <w:szCs w:val="28"/>
         </w:rPr>
         <w:t>’s Degree</w:t>
@@ -3893,7 +3865,7 @@
       <w:r>
         <w:rPr>
           <w:rStyle w:val="Strong"/>
-          <w:rFonts w:ascii="Arial Black" w:hAnsi="Arial Black" w:cstheme="majorBidi"/>
+          <w:rFonts w:ascii="Arial" w:hAnsi="Arial" w:cs="Arial"/>
           <w:szCs w:val="28"/>
         </w:rPr>
         <w:t xml:space="preserve"> </w:t>
@@ -3901,7 +3873,7 @@
       <w:r>
         <w:rPr>
           <w:rStyle w:val="Strong"/>
-          <w:rFonts w:ascii="Arial Black" w:hAnsi="Arial Black" w:cstheme="majorBidi"/>
+          <w:rFonts w:ascii="Arial" w:hAnsi="Arial" w:cs="Arial"/>
           <w:szCs w:val="28"/>
         </w:rPr>
         <w:t>in</w:t>
@@ -3909,7 +3881,7 @@
       <w:r>
         <w:rPr>
           <w:rStyle w:val="Strong"/>
-          <w:rFonts w:ascii="Arial Black" w:hAnsi="Arial Black" w:cstheme="majorBidi"/>
+          <w:rFonts w:ascii="Arial" w:hAnsi="Arial" w:cs="Arial"/>
           <w:szCs w:val="28"/>
         </w:rPr>
         <w:t xml:space="preserve"> Computer Science</w:t>
@@ -3973,7 +3945,7 @@
           <w:ilvl w:val="0"/>
           <w:numId w:val="2"/>
         </w:numPr>
-        <w:spacing w:beforeAutospacing="0" w:after="100"/>
+        <w:spacing w:beforeAutospacing="0" w:after="120" w:afterAutospacing="0"/>
         <w:jc w:val="both"/>
         <w:rPr>
           <w:rFonts w:asciiTheme="majorBidi" w:hAnsiTheme="majorBidi" w:cstheme="majorBidi"/>
@@ -3996,80 +3968,23 @@
         <w:spacing w:after="120"/>
         <w:jc w:val="both"/>
         <w:rPr>
-          <w:rFonts w:asciiTheme="majorBidi" w:hAnsiTheme="majorBidi" w:cstheme="majorBidi"/>
+          <w:rFonts w:ascii="Georgia" w:hAnsi="Georgia" w:cstheme="majorBidi"/>
           <w:b/>
           <w:bCs/>
           <w:color w:val="4472C4" w:themeColor="accent5"/>
-          <w:sz w:val="28"/>
-          <w:szCs w:val="32"/>
+          <w:sz w:val="26"/>
+          <w:szCs w:val="26"/>
         </w:rPr>
       </w:pPr>
       <w:r>
         <w:rPr>
           <w:rStyle w:val="Strong"/>
-          <w:rFonts w:ascii="Arial Black" w:hAnsi="Arial Black" w:cstheme="majorBidi"/>
+          <w:rFonts w:ascii="Georgia" w:hAnsi="Georgia" w:cstheme="majorBidi"/>
           <w:color w:val="4472C4" w:themeColor="accent5"/>
-          <w:sz w:val="28"/>
-          <w:szCs w:val="32"/>
-        </w:rPr>
-        <w:lastRenderedPageBreak/>
+          <w:sz w:val="26"/>
+          <w:szCs w:val="26"/>
+        </w:rPr>
         <w:t>CERITIFICATIONS</w:t>
-      </w:r>
-    </w:p>
-    <w:p>
-      <w:pPr>
-        <w:jc w:val="both"/>
-        <w:rPr>
-          <w:rFonts w:ascii="Times New Roman" w:hAnsi="Times New Roman" w:cs="Times New Roman"/>
-          <w:sz w:val="22"/>
-          <w:szCs w:val="22"/>
-        </w:rPr>
-      </w:pPr>
-      <w:r>
-        <w:rPr>
-          <w:rStyle w:val="Strong"/>
-          <w:rFonts w:ascii="Times New Roman" w:hAnsi="Times New Roman" w:cs="Times New Roman"/>
-          <w:sz w:val="22"/>
-          <w:szCs w:val="22"/>
-        </w:rPr>
-        <w:t xml:space="preserve">Rust for </w:t>
-      </w:r>
-      <w:proofErr w:type="spellStart"/>
-      <w:r>
-        <w:rPr>
-          <w:rStyle w:val="Strong"/>
-          <w:rFonts w:ascii="Times New Roman" w:hAnsi="Times New Roman" w:cs="Times New Roman"/>
-          <w:sz w:val="22"/>
-          <w:szCs w:val="22"/>
-        </w:rPr>
-        <w:t>Blockchain</w:t>
-      </w:r>
-      <w:proofErr w:type="spellEnd"/>
-      <w:r>
-        <w:rPr>
-          <w:rStyle w:val="Strong"/>
-          <w:rFonts w:ascii="Times New Roman" w:hAnsi="Times New Roman" w:cs="Times New Roman"/>
-          <w:sz w:val="22"/>
-          <w:szCs w:val="22"/>
-        </w:rPr>
-        <w:t xml:space="preserve"> Development</w:t>
-      </w:r>
-      <w:r>
-        <w:rPr>
-          <w:rFonts w:ascii="Times New Roman" w:hAnsi="Times New Roman" w:cs="Times New Roman"/>
-          <w:sz w:val="22"/>
-          <w:szCs w:val="22"/>
-        </w:rPr>
-        <w:t xml:space="preserve"> — </w:t>
-      </w:r>
-      <w:r>
-        <w:rPr>
-          <w:rFonts w:ascii="Times New Roman" w:hAnsi="Times New Roman" w:cs="Times New Roman"/>
-          <w:b/>
-          <w:sz w:val="22"/>
-          <w:szCs w:val="22"/>
-        </w:rPr>
-        <w:t>2024</w:t>
       </w:r>
     </w:p>
     <w:p>
@@ -4077,8 +3992,9 @@
         <w:pStyle w:val="ListParagraph"/>
         <w:numPr>
           <w:ilvl w:val="0"/>
-          <w:numId w:val="35"/>
+          <w:numId w:val="36"/>
         </w:numPr>
+        <w:ind w:left="360"/>
         <w:jc w:val="both"/>
         <w:rPr>
           <w:rFonts w:ascii="Times New Roman" w:hAnsi="Times New Roman" w:cs="Times New Roman"/>
@@ -4086,32 +4002,6 @@
           <w:szCs w:val="22"/>
         </w:rPr>
       </w:pPr>
-      <w:r>
-        <w:rPr>
-          <w:rFonts w:ascii="Times New Roman" w:hAnsi="Times New Roman" w:cs="Times New Roman"/>
-          <w:sz w:val="22"/>
-          <w:szCs w:val="22"/>
-        </w:rPr>
-        <w:t xml:space="preserve">Demonstrated practical capability in building high-performance </w:t>
-      </w:r>
-      <w:proofErr w:type="spellStart"/>
-      <w:r>
-        <w:rPr>
-          <w:rFonts w:ascii="Times New Roman" w:hAnsi="Times New Roman" w:cs="Times New Roman"/>
-          <w:sz w:val="22"/>
-          <w:szCs w:val="22"/>
-        </w:rPr>
-        <w:t>blockchain</w:t>
-      </w:r>
-      <w:proofErr w:type="spellEnd"/>
-      <w:r>
-        <w:rPr>
-          <w:rFonts w:ascii="Times New Roman" w:hAnsi="Times New Roman" w:cs="Times New Roman"/>
-          <w:sz w:val="22"/>
-          <w:szCs w:val="22"/>
-        </w:rPr>
-        <w:t xml:space="preserve"> services with </w:t>
-      </w:r>
       <w:r>
         <w:rPr>
           <w:rStyle w:val="Strong"/>
@@ -4119,112 +4009,117 @@
           <w:sz w:val="22"/>
           <w:szCs w:val="22"/>
         </w:rPr>
-        <w:t>Rust</w:t>
-      </w:r>
-      <w:r>
-        <w:rPr>
+        <w:t xml:space="preserve">Rust for </w:t>
+      </w:r>
+      <w:proofErr w:type="spellStart"/>
+      <w:r>
+        <w:rPr>
+          <w:rStyle w:val="Strong"/>
           <w:rFonts w:ascii="Times New Roman" w:hAnsi="Times New Roman" w:cs="Times New Roman"/>
           <w:sz w:val="22"/>
           <w:szCs w:val="22"/>
         </w:rPr>
-        <w:t xml:space="preserve">, including </w:t>
-      </w:r>
-      <w:proofErr w:type="spellStart"/>
-      <w:r>
-        <w:rPr>
+        <w:t>Blockchain</w:t>
+      </w:r>
+      <w:proofErr w:type="spellEnd"/>
+      <w:r>
+        <w:rPr>
+          <w:rStyle w:val="Strong"/>
           <w:rFonts w:ascii="Times New Roman" w:hAnsi="Times New Roman" w:cs="Times New Roman"/>
           <w:sz w:val="22"/>
           <w:szCs w:val="22"/>
         </w:rPr>
-        <w:t>async</w:t>
-      </w:r>
-      <w:proofErr w:type="spellEnd"/>
+        <w:t xml:space="preserve"> Development</w:t>
+      </w:r>
       <w:r>
         <w:rPr>
           <w:rFonts w:ascii="Times New Roman" w:hAnsi="Times New Roman" w:cs="Times New Roman"/>
           <w:sz w:val="22"/>
           <w:szCs w:val="22"/>
         </w:rPr>
-        <w:t xml:space="preserve"> processing, memory-safe backend design, and reliable transaction-oriented system behavior.</w:t>
+        <w:t xml:space="preserve"> — </w:t>
+      </w:r>
+      <w:r>
+        <w:rPr>
+          <w:rFonts w:ascii="Times New Roman" w:hAnsi="Times New Roman" w:cs="Times New Roman"/>
+          <w:b/>
+          <w:sz w:val="22"/>
+          <w:szCs w:val="22"/>
+        </w:rPr>
+        <w:t>2024</w:t>
       </w:r>
     </w:p>
     <w:p>
       <w:pPr>
+        <w:pStyle w:val="ListParagraph"/>
+        <w:ind w:left="360"/>
         <w:jc w:val="both"/>
         <w:rPr>
-          <w:rFonts w:ascii="Times New Roman" w:eastAsia="Times New Roman" w:hAnsi="Times New Roman" w:cs="Times New Roman"/>
+          <w:rFonts w:ascii="Times New Roman" w:hAnsi="Times New Roman" w:cs="Times New Roman"/>
           <w:sz w:val="22"/>
           <w:szCs w:val="22"/>
-          <w:lang w:eastAsia="en-US"/>
-        </w:rPr>
-      </w:pPr>
+        </w:rPr>
+      </w:pPr>
+      <w:r>
+        <w:rPr>
+          <w:rFonts w:ascii="Times New Roman" w:hAnsi="Times New Roman" w:cs="Times New Roman"/>
+          <w:sz w:val="22"/>
+          <w:szCs w:val="22"/>
+        </w:rPr>
+        <w:t xml:space="preserve">Demonstrated practical capability in building high-performance </w:t>
+      </w:r>
       <w:proofErr w:type="spellStart"/>
       <w:r>
         <w:rPr>
-          <w:rFonts w:ascii="Times New Roman" w:eastAsia="Times New Roman" w:hAnsi="Times New Roman" w:cs="Times New Roman"/>
-          <w:b/>
-          <w:bCs/>
+          <w:rFonts w:ascii="Times New Roman" w:hAnsi="Times New Roman" w:cs="Times New Roman"/>
           <w:sz w:val="22"/>
           <w:szCs w:val="22"/>
-          <w:lang w:eastAsia="en-US"/>
-        </w:rPr>
-        <w:t>Docker</w:t>
+        </w:rPr>
+        <w:t>blockchain</w:t>
       </w:r>
       <w:proofErr w:type="spellEnd"/>
       <w:r>
         <w:rPr>
-          <w:rFonts w:ascii="Times New Roman" w:eastAsia="Times New Roman" w:hAnsi="Times New Roman" w:cs="Times New Roman"/>
-          <w:b/>
-          <w:bCs/>
+          <w:rFonts w:ascii="Times New Roman" w:hAnsi="Times New Roman" w:cs="Times New Roman"/>
           <w:sz w:val="22"/>
           <w:szCs w:val="22"/>
-          <w:lang w:eastAsia="en-US"/>
-        </w:rPr>
-        <w:t xml:space="preserve"> &amp; </w:t>
+        </w:rPr>
+        <w:t xml:space="preserve"> services with </w:t>
+      </w:r>
+      <w:r>
+        <w:rPr>
+          <w:rStyle w:val="Strong"/>
+          <w:rFonts w:ascii="Times New Roman" w:hAnsi="Times New Roman" w:cs="Times New Roman"/>
+          <w:sz w:val="22"/>
+          <w:szCs w:val="22"/>
+        </w:rPr>
+        <w:t>Rust</w:t>
+      </w:r>
+      <w:r>
+        <w:rPr>
+          <w:rFonts w:ascii="Times New Roman" w:hAnsi="Times New Roman" w:cs="Times New Roman"/>
+          <w:sz w:val="22"/>
+          <w:szCs w:val="22"/>
+        </w:rPr>
+        <w:t xml:space="preserve">, including </w:t>
       </w:r>
       <w:proofErr w:type="spellStart"/>
       <w:r>
         <w:rPr>
-          <w:rFonts w:ascii="Times New Roman" w:eastAsia="Times New Roman" w:hAnsi="Times New Roman" w:cs="Times New Roman"/>
-          <w:b/>
-          <w:bCs/>
+          <w:rFonts w:ascii="Times New Roman" w:hAnsi="Times New Roman" w:cs="Times New Roman"/>
           <w:sz w:val="22"/>
           <w:szCs w:val="22"/>
-          <w:lang w:eastAsia="en-US"/>
-        </w:rPr>
-        <w:t>Kubernetes</w:t>
+        </w:rPr>
+        <w:t>async</w:t>
       </w:r>
       <w:proofErr w:type="spellEnd"/>
       <w:r>
         <w:rPr>
-          <w:rFonts w:ascii="Times New Roman" w:eastAsia="Times New Roman" w:hAnsi="Times New Roman" w:cs="Times New Roman"/>
-          <w:b/>
-          <w:bCs/>
+          <w:rFonts w:ascii="Times New Roman" w:hAnsi="Times New Roman" w:cs="Times New Roman"/>
           <w:sz w:val="22"/>
           <w:szCs w:val="22"/>
-          <w:lang w:eastAsia="en-US"/>
-        </w:rPr>
-        <w:t xml:space="preserve"> Foundations</w:t>
-      </w:r>
-      <w:r>
-        <w:rPr>
-          <w:rFonts w:ascii="Times New Roman" w:eastAsia="Times New Roman" w:hAnsi="Times New Roman" w:cs="Times New Roman"/>
-          <w:sz w:val="22"/>
-          <w:szCs w:val="22"/>
-          <w:lang w:eastAsia="en-US"/>
-        </w:rPr>
-        <w:t xml:space="preserve"> — </w:t>
-      </w:r>
-      <w:r>
-        <w:rPr>
-          <w:rFonts w:ascii="Times New Roman" w:eastAsia="Times New Roman" w:hAnsi="Times New Roman" w:cs="Times New Roman"/>
-          <w:b/>
-          <w:bCs/>
-          <w:sz w:val="22"/>
-          <w:szCs w:val="22"/>
-          <w:lang w:eastAsia="en-US"/>
-        </w:rPr>
-        <w:t>2023</w:t>
+        </w:rPr>
+        <w:t xml:space="preserve"> processing, memory-safe backend design, and reliable transaction-oriented system behavior.</w:t>
       </w:r>
     </w:p>
     <w:p>
@@ -4232,8 +4127,9 @@
         <w:pStyle w:val="ListParagraph"/>
         <w:numPr>
           <w:ilvl w:val="0"/>
-          <w:numId w:val="29"/>
+          <w:numId w:val="36"/>
         </w:numPr>
+        <w:ind w:left="360"/>
         <w:jc w:val="both"/>
         <w:rPr>
           <w:rFonts w:ascii="Times New Roman" w:eastAsia="Times New Roman" w:hAnsi="Times New Roman" w:cs="Times New Roman"/>
@@ -4242,43 +4138,53 @@
           <w:lang w:eastAsia="en-US"/>
         </w:rPr>
       </w:pPr>
-      <w:r>
-        <w:rPr>
-          <w:rFonts w:ascii="Times New Roman" w:eastAsia="Times New Roman" w:hAnsi="Times New Roman" w:cs="Times New Roman"/>
+      <w:proofErr w:type="spellStart"/>
+      <w:r>
+        <w:rPr>
+          <w:rFonts w:ascii="Times New Roman" w:eastAsia="Times New Roman" w:hAnsi="Times New Roman" w:cs="Times New Roman"/>
+          <w:b/>
+          <w:bCs/>
           <w:sz w:val="22"/>
           <w:szCs w:val="22"/>
           <w:lang w:eastAsia="en-US"/>
         </w:rPr>
-        <w:t xml:space="preserve">Validated working knowledge of </w:t>
-      </w:r>
-      <w:r>
-        <w:rPr>
-          <w:rFonts w:ascii="Times New Roman" w:eastAsia="Times New Roman" w:hAnsi="Times New Roman" w:cs="Times New Roman"/>
+        <w:t>Docker</w:t>
+      </w:r>
+      <w:proofErr w:type="spellEnd"/>
+      <w:r>
+        <w:rPr>
+          <w:rFonts w:ascii="Times New Roman" w:eastAsia="Times New Roman" w:hAnsi="Times New Roman" w:cs="Times New Roman"/>
+          <w:b/>
           <w:bCs/>
           <w:sz w:val="22"/>
           <w:szCs w:val="22"/>
           <w:lang w:eastAsia="en-US"/>
         </w:rPr>
-        <w:t>containerized deployment</w:t>
-      </w:r>
-      <w:r>
-        <w:rPr>
-          <w:rFonts w:ascii="Times New Roman" w:eastAsia="Times New Roman" w:hAnsi="Times New Roman" w:cs="Times New Roman"/>
+        <w:t xml:space="preserve"> &amp; </w:t>
+      </w:r>
+      <w:proofErr w:type="spellStart"/>
+      <w:r>
+        <w:rPr>
+          <w:rFonts w:ascii="Times New Roman" w:eastAsia="Times New Roman" w:hAnsi="Times New Roman" w:cs="Times New Roman"/>
+          <w:b/>
+          <w:bCs/>
           <w:sz w:val="22"/>
           <w:szCs w:val="22"/>
           <w:lang w:eastAsia="en-US"/>
         </w:rPr>
-        <w:t xml:space="preserve">, </w:t>
-      </w:r>
-      <w:r>
-        <w:rPr>
-          <w:rFonts w:ascii="Times New Roman" w:eastAsia="Times New Roman" w:hAnsi="Times New Roman" w:cs="Times New Roman"/>
+        <w:t>Kubernetes</w:t>
+      </w:r>
+      <w:proofErr w:type="spellEnd"/>
+      <w:r>
+        <w:rPr>
+          <w:rFonts w:ascii="Times New Roman" w:eastAsia="Times New Roman" w:hAnsi="Times New Roman" w:cs="Times New Roman"/>
+          <w:b/>
           <w:bCs/>
           <w:sz w:val="22"/>
           <w:szCs w:val="22"/>
           <w:lang w:eastAsia="en-US"/>
         </w:rPr>
-        <w:t>runtime isolation</w:t>
+        <w:t xml:space="preserve"> Foundations</w:t>
       </w:r>
       <w:r>
         <w:rPr>
@@ -4287,30 +4193,24 @@
           <w:szCs w:val="22"/>
           <w:lang w:eastAsia="en-US"/>
         </w:rPr>
-        <w:t xml:space="preserve">, and basic </w:t>
-      </w:r>
-      <w:r>
-        <w:rPr>
-          <w:rFonts w:ascii="Times New Roman" w:eastAsia="Times New Roman" w:hAnsi="Times New Roman" w:cs="Times New Roman"/>
+        <w:t xml:space="preserve"> — </w:t>
+      </w:r>
+      <w:r>
+        <w:rPr>
+          <w:rFonts w:ascii="Times New Roman" w:eastAsia="Times New Roman" w:hAnsi="Times New Roman" w:cs="Times New Roman"/>
+          <w:b/>
           <w:bCs/>
           <w:sz w:val="22"/>
           <w:szCs w:val="22"/>
           <w:lang w:eastAsia="en-US"/>
         </w:rPr>
-        <w:t>orchestration patterns</w:t>
-      </w:r>
-      <w:r>
-        <w:rPr>
-          <w:rFonts w:ascii="Times New Roman" w:eastAsia="Times New Roman" w:hAnsi="Times New Roman" w:cs="Times New Roman"/>
-          <w:sz w:val="22"/>
-          <w:szCs w:val="22"/>
-          <w:lang w:eastAsia="en-US"/>
-        </w:rPr>
-        <w:t xml:space="preserve"> commonly used for modern backend service delivery.</w:t>
+        <w:t>2023</w:t>
       </w:r>
     </w:p>
     <w:p>
       <w:pPr>
+        <w:pStyle w:val="ListParagraph"/>
+        <w:ind w:left="360"/>
         <w:jc w:val="both"/>
         <w:rPr>
           <w:rFonts w:ascii="Times New Roman" w:eastAsia="Times New Roman" w:hAnsi="Times New Roman" w:cs="Times New Roman"/>
@@ -4319,29 +4219,43 @@
           <w:lang w:eastAsia="en-US"/>
         </w:rPr>
       </w:pPr>
-      <w:proofErr w:type="spellStart"/>
-      <w:r>
-        <w:rPr>
-          <w:rFonts w:ascii="Times New Roman" w:eastAsia="Times New Roman" w:hAnsi="Times New Roman" w:cs="Times New Roman"/>
-          <w:b/>
+      <w:r>
+        <w:rPr>
+          <w:rFonts w:ascii="Times New Roman" w:eastAsia="Times New Roman" w:hAnsi="Times New Roman" w:cs="Times New Roman"/>
+          <w:sz w:val="22"/>
+          <w:szCs w:val="22"/>
+          <w:lang w:eastAsia="en-US"/>
+        </w:rPr>
+        <w:t xml:space="preserve">Validated working knowledge of </w:t>
+      </w:r>
+      <w:r>
+        <w:rPr>
+          <w:rFonts w:ascii="Times New Roman" w:eastAsia="Times New Roman" w:hAnsi="Times New Roman" w:cs="Times New Roman"/>
           <w:bCs/>
           <w:sz w:val="22"/>
           <w:szCs w:val="22"/>
           <w:lang w:eastAsia="en-US"/>
         </w:rPr>
-        <w:t>PostgreSQL</w:t>
-      </w:r>
-      <w:proofErr w:type="spellEnd"/>
-      <w:r>
-        <w:rPr>
-          <w:rFonts w:ascii="Times New Roman" w:eastAsia="Times New Roman" w:hAnsi="Times New Roman" w:cs="Times New Roman"/>
-          <w:b/>
+        <w:t>containerized deployment</w:t>
+      </w:r>
+      <w:r>
+        <w:rPr>
+          <w:rFonts w:ascii="Times New Roman" w:eastAsia="Times New Roman" w:hAnsi="Times New Roman" w:cs="Times New Roman"/>
+          <w:sz w:val="22"/>
+          <w:szCs w:val="22"/>
+          <w:lang w:eastAsia="en-US"/>
+        </w:rPr>
+        <w:t xml:space="preserve">, </w:t>
+      </w:r>
+      <w:r>
+        <w:rPr>
+          <w:rFonts w:ascii="Times New Roman" w:eastAsia="Times New Roman" w:hAnsi="Times New Roman" w:cs="Times New Roman"/>
           <w:bCs/>
           <w:sz w:val="22"/>
           <w:szCs w:val="22"/>
           <w:lang w:eastAsia="en-US"/>
         </w:rPr>
-        <w:t xml:space="preserve"> for Developers</w:t>
+        <w:t>runtime isolation</w:t>
       </w:r>
       <w:r>
         <w:rPr>
@@ -4350,18 +4264,26 @@
           <w:szCs w:val="22"/>
           <w:lang w:eastAsia="en-US"/>
         </w:rPr>
-        <w:t xml:space="preserve"> — </w:t>
-      </w:r>
-      <w:r>
-        <w:rPr>
-          <w:rFonts w:ascii="Times New Roman" w:eastAsia="Times New Roman" w:hAnsi="Times New Roman" w:cs="Times New Roman"/>
-          <w:b/>
+        <w:t xml:space="preserve">, and basic </w:t>
+      </w:r>
+      <w:r>
+        <w:rPr>
+          <w:rFonts w:ascii="Times New Roman" w:eastAsia="Times New Roman" w:hAnsi="Times New Roman" w:cs="Times New Roman"/>
           <w:bCs/>
           <w:sz w:val="22"/>
           <w:szCs w:val="22"/>
           <w:lang w:eastAsia="en-US"/>
         </w:rPr>
-        <w:t>2022</w:t>
+        <w:t>orchestration patterns</w:t>
+      </w:r>
+      <w:r>
+        <w:rPr>
+          <w:rFonts w:ascii="Times New Roman" w:eastAsia="Times New Roman" w:hAnsi="Times New Roman" w:cs="Times New Roman"/>
+          <w:sz w:val="22"/>
+          <w:szCs w:val="22"/>
+          <w:lang w:eastAsia="en-US"/>
+        </w:rPr>
+        <w:t xml:space="preserve"> commonly used for modern backend service delivery.</w:t>
       </w:r>
     </w:p>
     <w:p>
@@ -4369,8 +4291,9 @@
         <w:pStyle w:val="ListParagraph"/>
         <w:numPr>
           <w:ilvl w:val="0"/>
-          <w:numId w:val="29"/>
+          <w:numId w:val="36"/>
         </w:numPr>
+        <w:ind w:left="360"/>
         <w:jc w:val="both"/>
         <w:rPr>
           <w:rFonts w:ascii="Times New Roman" w:eastAsia="Times New Roman" w:hAnsi="Times New Roman" w:cs="Times New Roman"/>
@@ -4379,13 +4302,71 @@
           <w:lang w:eastAsia="en-US"/>
         </w:rPr>
       </w:pPr>
-      <w:r>
-        <w:rPr>
-          <w:rFonts w:ascii="Times New Roman" w:eastAsia="Times New Roman" w:hAnsi="Times New Roman" w:cs="Times New Roman"/>
+      <w:proofErr w:type="spellStart"/>
+      <w:r>
+        <w:rPr>
+          <w:rFonts w:ascii="Times New Roman" w:eastAsia="Times New Roman" w:hAnsi="Times New Roman" w:cs="Times New Roman"/>
+          <w:b/>
+          <w:bCs/>
           <w:sz w:val="22"/>
           <w:szCs w:val="22"/>
           <w:lang w:eastAsia="en-US"/>
         </w:rPr>
+        <w:t>PostgreSQL</w:t>
+      </w:r>
+      <w:proofErr w:type="spellEnd"/>
+      <w:r>
+        <w:rPr>
+          <w:rFonts w:ascii="Times New Roman" w:eastAsia="Times New Roman" w:hAnsi="Times New Roman" w:cs="Times New Roman"/>
+          <w:b/>
+          <w:bCs/>
+          <w:sz w:val="22"/>
+          <w:szCs w:val="22"/>
+          <w:lang w:eastAsia="en-US"/>
+        </w:rPr>
+        <w:t xml:space="preserve"> for Developers</w:t>
+      </w:r>
+      <w:r>
+        <w:rPr>
+          <w:rFonts w:ascii="Times New Roman" w:eastAsia="Times New Roman" w:hAnsi="Times New Roman" w:cs="Times New Roman"/>
+          <w:sz w:val="22"/>
+          <w:szCs w:val="22"/>
+          <w:lang w:eastAsia="en-US"/>
+        </w:rPr>
+        <w:t xml:space="preserve"> — </w:t>
+      </w:r>
+      <w:r>
+        <w:rPr>
+          <w:rFonts w:ascii="Times New Roman" w:eastAsia="Times New Roman" w:hAnsi="Times New Roman" w:cs="Times New Roman"/>
+          <w:b/>
+          <w:bCs/>
+          <w:sz w:val="22"/>
+          <w:szCs w:val="22"/>
+          <w:lang w:eastAsia="en-US"/>
+        </w:rPr>
+        <w:t>2022</w:t>
+      </w:r>
+    </w:p>
+    <w:p>
+      <w:pPr>
+        <w:pStyle w:val="ListParagraph"/>
+        <w:ind w:left="360"/>
+        <w:jc w:val="both"/>
+        <w:rPr>
+          <w:rFonts w:ascii="Times New Roman" w:eastAsia="Times New Roman" w:hAnsi="Times New Roman" w:cs="Times New Roman"/>
+          <w:sz w:val="22"/>
+          <w:szCs w:val="22"/>
+          <w:lang w:eastAsia="en-US"/>
+        </w:rPr>
+      </w:pPr>
+      <w:proofErr w:type="gramStart"/>
+      <w:r>
+        <w:rPr>
+          <w:rFonts w:ascii="Times New Roman" w:eastAsia="Times New Roman" w:hAnsi="Times New Roman" w:cs="Times New Roman"/>
+          <w:sz w:val="22"/>
+          <w:szCs w:val="22"/>
+          <w:lang w:eastAsia="en-US"/>
+        </w:rPr>
         <w:t xml:space="preserve">Demonstrated hands-on understanding of </w:t>
       </w:r>
       <w:r>
@@ -4464,6 +4445,7 @@
         </w:rPr>
         <w:t>.</w:t>
       </w:r>
+      <w:proofErr w:type="gramEnd"/>
     </w:p>
     <w:sectPr>
       <w:pgSz w:w="11906" w:h="16838"/>
@@ -5389,6 +5371,119 @@
     </w:lvl>
   </w:abstractNum>
   <w:abstractNum w:abstractNumId="8">
+    <w:nsid w:val="1F900784"/>
+    <w:multiLevelType w:val="hybridMultilevel"/>
+    <w:tmpl w:val="206C4D00"/>
+    <w:lvl w:ilvl="0" w:tplc="04090001">
+      <w:start w:val="1"/>
+      <w:numFmt w:val="bullet"/>
+      <w:lvlText w:val=""/>
+      <w:lvlJc w:val="left"/>
+      <w:pPr>
+        <w:ind w:left="720" w:hanging="360"/>
+      </w:pPr>
+      <w:rPr>
+        <w:rFonts w:ascii="Symbol" w:hAnsi="Symbol" w:hint="default"/>
+      </w:rPr>
+    </w:lvl>
+    <w:lvl w:ilvl="1" w:tplc="04090003" w:tentative="1">
+      <w:start w:val="1"/>
+      <w:numFmt w:val="bullet"/>
+      <w:lvlText w:val="o"/>
+      <w:lvlJc w:val="left"/>
+      <w:pPr>
+        <w:ind w:left="1440" w:hanging="360"/>
+      </w:pPr>
+      <w:rPr>
+        <w:rFonts w:ascii="Courier New" w:hAnsi="Courier New" w:cs="Courier New" w:hint="default"/>
+      </w:rPr>
+    </w:lvl>
+    <w:lvl w:ilvl="2" w:tplc="04090005" w:tentative="1">
+      <w:start w:val="1"/>
+      <w:numFmt w:val="bullet"/>
+      <w:lvlText w:val=""/>
+      <w:lvlJc w:val="left"/>
+      <w:pPr>
+        <w:ind w:left="2160" w:hanging="360"/>
+      </w:pPr>
+      <w:rPr>
+        <w:rFonts w:ascii="Wingdings" w:hAnsi="Wingdings" w:hint="default"/>
+      </w:rPr>
+    </w:lvl>
+    <w:lvl w:ilvl="3" w:tplc="04090001" w:tentative="1">
+      <w:start w:val="1"/>
+      <w:numFmt w:val="bullet"/>
+      <w:lvlText w:val=""/>
+      <w:lvlJc w:val="left"/>
+      <w:pPr>
+        <w:ind w:left="2880" w:hanging="360"/>
+      </w:pPr>
+      <w:rPr>
+        <w:rFonts w:ascii="Symbol" w:hAnsi="Symbol" w:hint="default"/>
+      </w:rPr>
+    </w:lvl>
+    <w:lvl w:ilvl="4" w:tplc="04090003" w:tentative="1">
+      <w:start w:val="1"/>
+      <w:numFmt w:val="bullet"/>
+      <w:lvlText w:val="o"/>
+      <w:lvlJc w:val="left"/>
+      <w:pPr>
+        <w:ind w:left="3600" w:hanging="360"/>
+      </w:pPr>
+      <w:rPr>
+        <w:rFonts w:ascii="Courier New" w:hAnsi="Courier New" w:cs="Courier New" w:hint="default"/>
+      </w:rPr>
+    </w:lvl>
+    <w:lvl w:ilvl="5" w:tplc="04090005" w:tentative="1">
+      <w:start w:val="1"/>
+      <w:numFmt w:val="bullet"/>
+      <w:lvlText w:val=""/>
+      <w:lvlJc w:val="left"/>
+      <w:pPr>
+        <w:ind w:left="4320" w:hanging="360"/>
+      </w:pPr>
+      <w:rPr>
+        <w:rFonts w:ascii="Wingdings" w:hAnsi="Wingdings" w:hint="default"/>
+      </w:rPr>
+    </w:lvl>
+    <w:lvl w:ilvl="6" w:tplc="04090001" w:tentative="1">
+      <w:start w:val="1"/>
+      <w:numFmt w:val="bullet"/>
+      <w:lvlText w:val=""/>
+      <w:lvlJc w:val="left"/>
+      <w:pPr>
+        <w:ind w:left="5040" w:hanging="360"/>
+      </w:pPr>
+      <w:rPr>
+        <w:rFonts w:ascii="Symbol" w:hAnsi="Symbol" w:hint="default"/>
+      </w:rPr>
+    </w:lvl>
+    <w:lvl w:ilvl="7" w:tplc="04090003" w:tentative="1">
+      <w:start w:val="1"/>
+      <w:numFmt w:val="bullet"/>
+      <w:lvlText w:val="o"/>
+      <w:lvlJc w:val="left"/>
+      <w:pPr>
+        <w:ind w:left="5760" w:hanging="360"/>
+      </w:pPr>
+      <w:rPr>
+        <w:rFonts w:ascii="Courier New" w:hAnsi="Courier New" w:cs="Courier New" w:hint="default"/>
+      </w:rPr>
+    </w:lvl>
+    <w:lvl w:ilvl="8" w:tplc="04090005" w:tentative="1">
+      <w:start w:val="1"/>
+      <w:numFmt w:val="bullet"/>
+      <w:lvlText w:val=""/>
+      <w:lvlJc w:val="left"/>
+      <w:pPr>
+        <w:ind w:left="6480" w:hanging="360"/>
+      </w:pPr>
+      <w:rPr>
+        <w:rFonts w:ascii="Wingdings" w:hAnsi="Wingdings" w:hint="default"/>
+      </w:rPr>
+    </w:lvl>
+  </w:abstractNum>
+  <w:abstractNum w:abstractNumId="9">
     <w:nsid w:val="1FD72B00"/>
     <w:multiLevelType w:val="hybridMultilevel"/>
     <w:tmpl w:val="A99C6EB2"/>
@@ -5502,7 +5597,7 @@
       </w:rPr>
     </w:lvl>
   </w:abstractNum>
-  <w:abstractNum w:abstractNumId="9">
+  <w:abstractNum w:abstractNumId="10">
     <w:nsid w:val="24453556"/>
     <w:multiLevelType w:val="hybridMultilevel"/>
     <w:tmpl w:val="4C7A7D30"/>
@@ -5616,7 +5711,7 @@
       </w:rPr>
     </w:lvl>
   </w:abstractNum>
-  <w:abstractNum w:abstractNumId="10">
+  <w:abstractNum w:abstractNumId="11">
     <w:nsid w:val="25C82EF1"/>
     <w:multiLevelType w:val="hybridMultilevel"/>
     <w:tmpl w:val="3886DA2E"/>
@@ -5730,7 +5825,7 @@
       </w:rPr>
     </w:lvl>
   </w:abstractNum>
-  <w:abstractNum w:abstractNumId="11">
+  <w:abstractNum w:abstractNumId="12">
     <w:nsid w:val="289E6624"/>
     <w:multiLevelType w:val="hybridMultilevel"/>
     <w:tmpl w:val="72546E34"/>
@@ -5843,7 +5938,7 @@
       </w:rPr>
     </w:lvl>
   </w:abstractNum>
-  <w:abstractNum w:abstractNumId="12">
+  <w:abstractNum w:abstractNumId="13">
     <w:nsid w:val="36324CAF"/>
     <w:multiLevelType w:val="hybridMultilevel"/>
     <w:tmpl w:val="467C6A44"/>
@@ -5957,7 +6052,7 @@
       </w:rPr>
     </w:lvl>
   </w:abstractNum>
-  <w:abstractNum w:abstractNumId="13">
+  <w:abstractNum w:abstractNumId="14">
     <w:nsid w:val="36D2640B"/>
     <w:multiLevelType w:val="hybridMultilevel"/>
     <w:tmpl w:val="8CE00AC6"/>
@@ -6071,7 +6166,7 @@
       </w:rPr>
     </w:lvl>
   </w:abstractNum>
-  <w:abstractNum w:abstractNumId="14">
+  <w:abstractNum w:abstractNumId="15">
     <w:nsid w:val="3BCB1A0F"/>
     <w:multiLevelType w:val="hybridMultilevel"/>
     <w:tmpl w:val="BFBE77E8"/>
@@ -6185,7 +6280,7 @@
       </w:rPr>
     </w:lvl>
   </w:abstractNum>
-  <w:abstractNum w:abstractNumId="15">
+  <w:abstractNum w:abstractNumId="16">
     <w:nsid w:val="3F4C74D9"/>
     <w:multiLevelType w:val="hybridMultilevel"/>
     <w:tmpl w:val="049E7B30"/>
@@ -6298,7 +6393,7 @@
       </w:rPr>
     </w:lvl>
   </w:abstractNum>
-  <w:abstractNum w:abstractNumId="16">
+  <w:abstractNum w:abstractNumId="17">
     <w:nsid w:val="40956557"/>
     <w:multiLevelType w:val="hybridMultilevel"/>
     <w:tmpl w:val="173E107C"/>
@@ -6410,7 +6505,7 @@
       </w:rPr>
     </w:lvl>
   </w:abstractNum>
-  <w:abstractNum w:abstractNumId="17">
+  <w:abstractNum w:abstractNumId="18">
     <w:nsid w:val="40D60D7D"/>
     <w:multiLevelType w:val="hybridMultilevel"/>
     <w:tmpl w:val="43CEC204"/>
@@ -6523,7 +6618,7 @@
       </w:rPr>
     </w:lvl>
   </w:abstractNum>
-  <w:abstractNum w:abstractNumId="18">
+  <w:abstractNum w:abstractNumId="19">
     <w:nsid w:val="41EC4610"/>
     <w:multiLevelType w:val="hybridMultilevel"/>
     <w:tmpl w:val="9F02ADD4"/>
@@ -6637,7 +6732,7 @@
       </w:rPr>
     </w:lvl>
   </w:abstractNum>
-  <w:abstractNum w:abstractNumId="19">
+  <w:abstractNum w:abstractNumId="20">
     <w:nsid w:val="42267C5C"/>
     <w:multiLevelType w:val="hybridMultilevel"/>
     <w:tmpl w:val="E8EEA63C"/>
@@ -6751,7 +6846,7 @@
       </w:rPr>
     </w:lvl>
   </w:abstractNum>
-  <w:abstractNum w:abstractNumId="20">
+  <w:abstractNum w:abstractNumId="21">
     <w:nsid w:val="459243D7"/>
     <w:multiLevelType w:val="hybridMultilevel"/>
     <w:tmpl w:val="55F867D4"/>
@@ -6865,7 +6960,7 @@
       </w:rPr>
     </w:lvl>
   </w:abstractNum>
-  <w:abstractNum w:abstractNumId="21">
+  <w:abstractNum w:abstractNumId="22">
     <w:nsid w:val="469457C4"/>
     <w:multiLevelType w:val="hybridMultilevel"/>
     <w:tmpl w:val="6EF88090"/>
@@ -6979,7 +7074,7 @@
       </w:rPr>
     </w:lvl>
   </w:abstractNum>
-  <w:abstractNum w:abstractNumId="22">
+  <w:abstractNum w:abstractNumId="23">
     <w:nsid w:val="494072CF"/>
     <w:multiLevelType w:val="hybridMultilevel"/>
     <w:tmpl w:val="5F6401DE"/>
@@ -7091,7 +7186,7 @@
       </w:rPr>
     </w:lvl>
   </w:abstractNum>
-  <w:abstractNum w:abstractNumId="23">
+  <w:abstractNum w:abstractNumId="24">
     <w:nsid w:val="4A0744CD"/>
     <w:multiLevelType w:val="hybridMultilevel"/>
     <w:tmpl w:val="66844460"/>
@@ -7204,7 +7299,7 @@
       </w:rPr>
     </w:lvl>
   </w:abstractNum>
-  <w:abstractNum w:abstractNumId="24">
+  <w:abstractNum w:abstractNumId="25">
     <w:nsid w:val="4CB220D1"/>
     <w:multiLevelType w:val="hybridMultilevel"/>
     <w:tmpl w:val="4600018E"/>
@@ -7316,7 +7411,7 @@
       </w:rPr>
     </w:lvl>
   </w:abstractNum>
-  <w:abstractNum w:abstractNumId="25">
+  <w:abstractNum w:abstractNumId="26">
     <w:nsid w:val="4D5C0AF3"/>
     <w:multiLevelType w:val="hybridMultilevel"/>
     <w:tmpl w:val="83CCA794"/>
@@ -7429,7 +7524,7 @@
       </w:rPr>
     </w:lvl>
   </w:abstractNum>
-  <w:abstractNum w:abstractNumId="26">
+  <w:abstractNum w:abstractNumId="27">
     <w:nsid w:val="4FB05984"/>
     <w:multiLevelType w:val="hybridMultilevel"/>
     <w:tmpl w:val="B10829CA"/>
@@ -7543,7 +7638,7 @@
       </w:rPr>
     </w:lvl>
   </w:abstractNum>
-  <w:abstractNum w:abstractNumId="27">
+  <w:abstractNum w:abstractNumId="28">
     <w:nsid w:val="57122303"/>
     <w:multiLevelType w:val="hybridMultilevel"/>
     <w:tmpl w:val="D130C56E"/>
@@ -7655,7 +7750,7 @@
       </w:rPr>
     </w:lvl>
   </w:abstractNum>
-  <w:abstractNum w:abstractNumId="28">
+  <w:abstractNum w:abstractNumId="29">
     <w:nsid w:val="6114189B"/>
     <w:multiLevelType w:val="hybridMultilevel"/>
     <w:tmpl w:val="EF367EE2"/>
@@ -7769,7 +7864,7 @@
       </w:rPr>
     </w:lvl>
   </w:abstractNum>
-  <w:abstractNum w:abstractNumId="29">
+  <w:abstractNum w:abstractNumId="30">
     <w:nsid w:val="6692445C"/>
     <w:multiLevelType w:val="hybridMultilevel"/>
     <w:tmpl w:val="880E0274"/>
@@ -7882,7 +7977,7 @@
       </w:rPr>
     </w:lvl>
   </w:abstractNum>
-  <w:abstractNum w:abstractNumId="30">
+  <w:abstractNum w:abstractNumId="31">
     <w:nsid w:val="68607666"/>
     <w:multiLevelType w:val="hybridMultilevel"/>
     <w:tmpl w:val="ED9C3554"/>
@@ -7996,7 +8091,7 @@
       </w:rPr>
     </w:lvl>
   </w:abstractNum>
-  <w:abstractNum w:abstractNumId="31">
+  <w:abstractNum w:abstractNumId="32">
     <w:nsid w:val="6A3A7F3A"/>
     <w:multiLevelType w:val="hybridMultilevel"/>
     <w:tmpl w:val="31E210B4"/>
@@ -8110,7 +8205,7 @@
       </w:rPr>
     </w:lvl>
   </w:abstractNum>
-  <w:abstractNum w:abstractNumId="32">
+  <w:abstractNum w:abstractNumId="33">
     <w:nsid w:val="6FFF5811"/>
     <w:multiLevelType w:val="hybridMultilevel"/>
     <w:tmpl w:val="9E40A1F2"/>
@@ -8224,7 +8319,7 @@
       </w:rPr>
     </w:lvl>
   </w:abstractNum>
-  <w:abstractNum w:abstractNumId="33">
+  <w:abstractNum w:abstractNumId="34">
     <w:nsid w:val="74C1582F"/>
     <w:multiLevelType w:val="hybridMultilevel"/>
     <w:tmpl w:val="63A05F0E"/>
@@ -8338,7 +8433,7 @@
       </w:rPr>
     </w:lvl>
   </w:abstractNum>
-  <w:abstractNum w:abstractNumId="34">
+  <w:abstractNum w:abstractNumId="35">
     <w:nsid w:val="762A0822"/>
     <w:multiLevelType w:val="hybridMultilevel"/>
     <w:tmpl w:val="32BE0CC4"/>
@@ -8459,67 +8554,67 @@
     <w:abstractNumId w:val="2"/>
   </w:num>
   <w:num w:numId="3">
-    <w:abstractNumId w:val="17"/>
+    <w:abstractNumId w:val="18"/>
   </w:num>
   <w:num w:numId="4">
     <w:abstractNumId w:val="3"/>
   </w:num>
   <w:num w:numId="5">
+    <w:abstractNumId w:val="21"/>
+  </w:num>
+  <w:num w:numId="6">
+    <w:abstractNumId w:val="29"/>
+  </w:num>
+  <w:num w:numId="7">
+    <w:abstractNumId w:val="35"/>
+  </w:num>
+  <w:num w:numId="8">
+    <w:abstractNumId w:val="12"/>
+  </w:num>
+  <w:num w:numId="9">
+    <w:abstractNumId w:val="23"/>
+  </w:num>
+  <w:num w:numId="10">
     <w:abstractNumId w:val="20"/>
   </w:num>
-  <w:num w:numId="6">
+  <w:num w:numId="11">
+    <w:abstractNumId w:val="30"/>
+  </w:num>
+  <w:num w:numId="12">
+    <w:abstractNumId w:val="17"/>
+  </w:num>
+  <w:num w:numId="13">
+    <w:abstractNumId w:val="10"/>
+  </w:num>
+  <w:num w:numId="14">
+    <w:abstractNumId w:val="16"/>
+  </w:num>
+  <w:num w:numId="15">
+    <w:abstractNumId w:val="25"/>
+  </w:num>
+  <w:num w:numId="16">
+    <w:abstractNumId w:val="34"/>
+  </w:num>
+  <w:num w:numId="17">
     <w:abstractNumId w:val="28"/>
   </w:num>
-  <w:num w:numId="7">
-    <w:abstractNumId w:val="34"/>
-  </w:num>
-  <w:num w:numId="8">
-    <w:abstractNumId w:val="11"/>
-  </w:num>
-  <w:num w:numId="9">
-    <w:abstractNumId w:val="22"/>
-  </w:num>
-  <w:num w:numId="10">
-    <w:abstractNumId w:val="19"/>
-  </w:num>
-  <w:num w:numId="11">
-    <w:abstractNumId w:val="29"/>
-  </w:num>
-  <w:num w:numId="12">
-    <w:abstractNumId w:val="16"/>
-  </w:num>
-  <w:num w:numId="13">
-    <w:abstractNumId w:val="9"/>
-  </w:num>
-  <w:num w:numId="14">
-    <w:abstractNumId w:val="15"/>
-  </w:num>
-  <w:num w:numId="15">
+  <w:num w:numId="18">
     <w:abstractNumId w:val="24"/>
-  </w:num>
-  <w:num w:numId="16">
-    <w:abstractNumId w:val="33"/>
-  </w:num>
-  <w:num w:numId="17">
-    <w:abstractNumId w:val="27"/>
-  </w:num>
-  <w:num w:numId="18">
-    <w:abstractNumId w:val="23"/>
   </w:num>
   <w:num w:numId="19">
     <w:abstractNumId w:val="0"/>
   </w:num>
   <w:num w:numId="20">
-    <w:abstractNumId w:val="30"/>
+    <w:abstractNumId w:val="31"/>
   </w:num>
   <w:num w:numId="21">
-    <w:abstractNumId w:val="8"/>
+    <w:abstractNumId w:val="9"/>
   </w:num>
   <w:num w:numId="22">
-    <w:abstractNumId w:val="31"/>
+    <w:abstractNumId w:val="32"/>
   </w:num>
   <w:num w:numId="23">
-    <w:abstractNumId w:val="21"/>
+    <w:abstractNumId w:val="22"/>
   </w:num>
   <w:num w:numId="24">
     <w:abstractNumId w:val="6"/>
@@ -8531,31 +8626,34 @@
     <w:abstractNumId w:val="7"/>
   </w:num>
   <w:num w:numId="27">
-    <w:abstractNumId w:val="25"/>
+    <w:abstractNumId w:val="26"/>
   </w:num>
   <w:num w:numId="28">
     <w:abstractNumId w:val="4"/>
   </w:num>
   <w:num w:numId="29">
-    <w:abstractNumId w:val="12"/>
+    <w:abstractNumId w:val="13"/>
   </w:num>
   <w:num w:numId="30">
-    <w:abstractNumId w:val="18"/>
+    <w:abstractNumId w:val="19"/>
   </w:num>
   <w:num w:numId="31">
-    <w:abstractNumId w:val="13"/>
+    <w:abstractNumId w:val="14"/>
   </w:num>
   <w:num w:numId="32">
-    <w:abstractNumId w:val="26"/>
+    <w:abstractNumId w:val="27"/>
   </w:num>
   <w:num w:numId="33">
-    <w:abstractNumId w:val="14"/>
+    <w:abstractNumId w:val="15"/>
   </w:num>
   <w:num w:numId="34">
-    <w:abstractNumId w:val="32"/>
+    <w:abstractNumId w:val="33"/>
   </w:num>
   <w:num w:numId="35">
-    <w:abstractNumId w:val="10"/>
+    <w:abstractNumId w:val="11"/>
+  </w:num>
+  <w:num w:numId="36">
+    <w:abstractNumId w:val="8"/>
   </w:num>
   <w:numIdMacAtCleanup w:val="7"/>
 </w:numbering>
@@ -9392,7 +9490,7 @@
 </file>
 
 <file path=customXml/itemProps1.xml><?xml version="1.0" encoding="utf-8"?>
-<ds:datastoreItem xmlns:ds="http://schemas.openxmlformats.org/officeDocument/2006/customXml" ds:itemID="{D1BA45C1-410F-4C45-A1C1-4115828E9DCA}">
+<ds:datastoreItem xmlns:ds="http://schemas.openxmlformats.org/officeDocument/2006/customXml" ds:itemID="{A7415CE2-F589-4CCB-B351-5E0A278CF955}">
   <ds:schemaRefs>
     <ds:schemaRef ds:uri="http://schemas.openxmlformats.org/officeDocument/2006/bibliography"/>
   </ds:schemaRefs>

--- a/Gabriel/Rust/GABRIEL POPA.docx
+++ b/Gabriel/Rust/GABRIEL POPA.docx
@@ -138,10 +138,11 @@
           <w:rFonts w:ascii="Cambria" w:hAnsi="Cambria" w:cstheme="majorBidi"/>
           <w:bCs/>
           <w:color w:val="000000" w:themeColor="text1"/>
-          <w:sz w:val="21"/>
+          <w:sz w:val="20"/>
           <w:szCs w:val="21"/>
         </w:rPr>
       </w:pPr>
+      <w:bookmarkStart w:id="0" w:name="_GoBack"/>
       <w:proofErr w:type="spellStart"/>
       <w:r>
         <w:rPr>
@@ -149,7 +150,7 @@
           <w:rFonts w:ascii="Cambria" w:hAnsi="Cambria" w:cstheme="majorBidi"/>
           <w:bCs/>
           <w:color w:val="000000" w:themeColor="text1"/>
-          <w:sz w:val="21"/>
+          <w:sz w:val="20"/>
           <w:szCs w:val="21"/>
         </w:rPr>
         <w:t>Cluj</w:t>
@@ -161,67 +162,13 @@
           <w:rFonts w:ascii="Cambria" w:hAnsi="Cambria" w:cstheme="majorBidi"/>
           <w:bCs/>
           <w:color w:val="000000" w:themeColor="text1"/>
-          <w:sz w:val="21"/>
+          <w:sz w:val="20"/>
           <w:szCs w:val="21"/>
         </w:rPr>
-        <w:t xml:space="preserve">, Romania | +40 764309991 | </w:t>
-      </w:r>
-      <w:r>
-        <w:rPr>
-          <w:rFonts w:ascii="Cambria" w:eastAsia="Times New Roman" w:hAnsi="Cambria" w:cstheme="majorBidi"/>
-          <w:bCs/>
-          <w:color w:val="000000" w:themeColor="text1"/>
-          <w:sz w:val="21"/>
-          <w:szCs w:val="21"/>
-          <w:lang w:eastAsia="en-US"/>
-        </w:rPr>
-        <w:t>popagabrial0523@gmail.com</w:t>
-      </w:r>
-      <w:r>
-        <w:rPr>
-          <w:rFonts w:ascii="Cambria" w:eastAsia="Times New Roman" w:hAnsi="Cambria" w:cstheme="majorBidi"/>
-          <w:bCs/>
-          <w:color w:val="000000" w:themeColor="text1"/>
-          <w:sz w:val="21"/>
-          <w:szCs w:val="21"/>
-          <w:lang w:eastAsia="en-US"/>
-        </w:rPr>
-        <w:t xml:space="preserve"> </w:t>
-      </w:r>
-      <w:r>
-        <w:rPr>
-          <w:rFonts w:ascii="Cambria" w:eastAsia="Times New Roman" w:hAnsi="Cambria" w:cstheme="majorBidi"/>
-          <w:bCs/>
-          <w:color w:val="000000" w:themeColor="text1"/>
-          <w:sz w:val="21"/>
-          <w:szCs w:val="21"/>
-          <w:lang w:eastAsia="en-US"/>
-        </w:rPr>
-        <w:t xml:space="preserve">| </w:t>
-      </w:r>
-      <w:r>
-        <w:rPr>
-          <w:rStyle w:val="NormalWebChar"/>
-          <w:rFonts w:ascii="Cambria" w:hAnsi="Cambria" w:cstheme="majorBidi"/>
-          <w:bCs/>
-          <w:color w:val="000000" w:themeColor="text1"/>
-          <w:sz w:val="21"/>
-          <w:szCs w:val="21"/>
-        </w:rPr>
-        <w:t>linkedi</w:t>
-      </w:r>
-      <w:r>
-        <w:rPr>
-          <w:rStyle w:val="NormalWebChar"/>
-          <w:rFonts w:ascii="Cambria" w:hAnsi="Cambria" w:cstheme="majorBidi"/>
-          <w:bCs/>
-          <w:color w:val="000000" w:themeColor="text1"/>
-          <w:sz w:val="21"/>
-          <w:szCs w:val="21"/>
-        </w:rPr>
-        <w:t>n.com/in/gabriel-popa-89ba643a4</w:t>
+        <w:t>, Romania | +40 764309991 | gabrielpdev@outlook.com | https://www.linkedin.com/in/gabriel-popa-12890b414/</w:t>
       </w:r>
     </w:p>
+    <w:bookmarkEnd w:id="0"/>
     <w:p>
       <w:pPr>
         <w:pStyle w:val="Heading3"/>
@@ -381,7 +328,6 @@
         </w:rPr>
         <w:t xml:space="preserve">, </w:t>
       </w:r>
-      <w:proofErr w:type="spellStart"/>
       <w:r>
         <w:rPr>
           <w:rStyle w:val="Strong"/>
@@ -390,7 +336,6 @@
         </w:rPr>
         <w:t>PostgreSQL</w:t>
       </w:r>
-      <w:proofErr w:type="spellEnd"/>
       <w:r>
         <w:rPr>
           <w:rFonts w:ascii="Times New Roman" w:hAnsi="Times New Roman" w:cs="Times New Roman"/>
@@ -415,7 +360,6 @@
         </w:rPr>
         <w:t xml:space="preserve">, </w:t>
       </w:r>
-      <w:proofErr w:type="spellStart"/>
       <w:r>
         <w:rPr>
           <w:rStyle w:val="Strong"/>
@@ -424,7 +368,6 @@
         </w:rPr>
         <w:t>Docker</w:t>
       </w:r>
-      <w:proofErr w:type="spellEnd"/>
       <w:r>
         <w:rPr>
           <w:rFonts w:ascii="Times New Roman" w:hAnsi="Times New Roman" w:cs="Times New Roman"/>
@@ -961,7 +904,6 @@
         </w:rPr>
         <w:t xml:space="preserve"> </w:t>
       </w:r>
-      <w:proofErr w:type="spellStart"/>
       <w:r>
         <w:rPr>
           <w:rFonts w:ascii="Times New Roman" w:eastAsia="Times New Roman" w:hAnsi="Times New Roman" w:cs="Times New Roman"/>
@@ -973,7 +915,6 @@
         </w:rPr>
         <w:t>PostgreSQL</w:t>
       </w:r>
-      <w:proofErr w:type="spellEnd"/>
       <w:r>
         <w:rPr>
           <w:rFonts w:ascii="Times New Roman" w:eastAsia="Times New Roman" w:hAnsi="Times New Roman" w:cs="Times New Roman"/>
@@ -1088,9 +1029,17 @@
           <w:szCs w:val="24"/>
           <w:lang w:eastAsia="en-US"/>
         </w:rPr>
-        <w:t xml:space="preserve">Cloud &amp; </w:t>
-      </w:r>
-      <w:proofErr w:type="spellStart"/>
+        <w:t>Cloud &amp; DevOps:</w:t>
+      </w:r>
+      <w:r>
+        <w:rPr>
+          <w:rFonts w:ascii="Times New Roman" w:eastAsia="Times New Roman" w:hAnsi="Times New Roman" w:cs="Times New Roman"/>
+          <w:sz w:val="22"/>
+          <w:szCs w:val="24"/>
+          <w:lang w:eastAsia="en-US"/>
+        </w:rPr>
+        <w:t xml:space="preserve"> </w:t>
+      </w:r>
       <w:r>
         <w:rPr>
           <w:rFonts w:ascii="Times New Roman" w:eastAsia="Times New Roman" w:hAnsi="Times New Roman" w:cs="Times New Roman"/>
@@ -1100,168 +1049,36 @@
           <w:szCs w:val="24"/>
           <w:lang w:eastAsia="en-US"/>
         </w:rPr>
-        <w:t>DevOps</w:t>
+        <w:t>AWS</w:t>
+      </w:r>
+      <w:r>
+        <w:rPr>
+          <w:rFonts w:ascii="Times New Roman" w:eastAsia="Times New Roman" w:hAnsi="Times New Roman" w:cs="Times New Roman"/>
+          <w:sz w:val="22"/>
+          <w:szCs w:val="24"/>
+          <w:lang w:eastAsia="en-US"/>
+        </w:rPr>
+        <w:t xml:space="preserve">, Docker, Kubernetes, Helm, GitHub Actions, </w:t>
+      </w:r>
+      <w:proofErr w:type="spellStart"/>
+      <w:r>
+        <w:rPr>
+          <w:rFonts w:ascii="Times New Roman" w:eastAsia="Times New Roman" w:hAnsi="Times New Roman" w:cs="Times New Roman"/>
+          <w:sz w:val="22"/>
+          <w:szCs w:val="24"/>
+          <w:lang w:eastAsia="en-US"/>
+        </w:rPr>
+        <w:t>GitLab</w:t>
       </w:r>
       <w:proofErr w:type="spellEnd"/>
       <w:r>
         <w:rPr>
           <w:rFonts w:ascii="Times New Roman" w:eastAsia="Times New Roman" w:hAnsi="Times New Roman" w:cs="Times New Roman"/>
-          <w:b/>
-          <w:bCs/>
-          <w:sz w:val="22"/>
-          <w:szCs w:val="24"/>
-          <w:lang w:eastAsia="en-US"/>
-        </w:rPr>
-        <w:t>:</w:t>
-      </w:r>
-      <w:r>
-        <w:rPr>
-          <w:rFonts w:ascii="Times New Roman" w:eastAsia="Times New Roman" w:hAnsi="Times New Roman" w:cs="Times New Roman"/>
-          <w:sz w:val="22"/>
-          <w:szCs w:val="24"/>
-          <w:lang w:eastAsia="en-US"/>
-        </w:rPr>
-        <w:t xml:space="preserve"> </w:t>
-      </w:r>
-      <w:r>
-        <w:rPr>
-          <w:rFonts w:ascii="Times New Roman" w:eastAsia="Times New Roman" w:hAnsi="Times New Roman" w:cs="Times New Roman"/>
-          <w:b/>
-          <w:bCs/>
-          <w:sz w:val="22"/>
-          <w:szCs w:val="24"/>
-          <w:lang w:eastAsia="en-US"/>
-        </w:rPr>
-        <w:t>AWS</w:t>
-      </w:r>
-      <w:r>
-        <w:rPr>
-          <w:rFonts w:ascii="Times New Roman" w:eastAsia="Times New Roman" w:hAnsi="Times New Roman" w:cs="Times New Roman"/>
-          <w:sz w:val="22"/>
-          <w:szCs w:val="24"/>
-          <w:lang w:eastAsia="en-US"/>
-        </w:rPr>
-        <w:t xml:space="preserve">, </w:t>
-      </w:r>
-      <w:proofErr w:type="spellStart"/>
-      <w:r>
-        <w:rPr>
-          <w:rFonts w:ascii="Times New Roman" w:eastAsia="Times New Roman" w:hAnsi="Times New Roman" w:cs="Times New Roman"/>
-          <w:sz w:val="22"/>
-          <w:szCs w:val="24"/>
-          <w:lang w:eastAsia="en-US"/>
-        </w:rPr>
-        <w:t>Docker</w:t>
-      </w:r>
-      <w:proofErr w:type="spellEnd"/>
-      <w:r>
-        <w:rPr>
-          <w:rFonts w:ascii="Times New Roman" w:eastAsia="Times New Roman" w:hAnsi="Times New Roman" w:cs="Times New Roman"/>
-          <w:sz w:val="22"/>
-          <w:szCs w:val="24"/>
-          <w:lang w:eastAsia="en-US"/>
-        </w:rPr>
-        <w:t xml:space="preserve">, </w:t>
-      </w:r>
-      <w:proofErr w:type="spellStart"/>
-      <w:r>
-        <w:rPr>
-          <w:rFonts w:ascii="Times New Roman" w:eastAsia="Times New Roman" w:hAnsi="Times New Roman" w:cs="Times New Roman"/>
-          <w:sz w:val="22"/>
-          <w:szCs w:val="24"/>
-          <w:lang w:eastAsia="en-US"/>
-        </w:rPr>
-        <w:t>Kubernetes</w:t>
-      </w:r>
-      <w:proofErr w:type="spellEnd"/>
-      <w:r>
-        <w:rPr>
-          <w:rFonts w:ascii="Times New Roman" w:eastAsia="Times New Roman" w:hAnsi="Times New Roman" w:cs="Times New Roman"/>
-          <w:sz w:val="22"/>
-          <w:szCs w:val="24"/>
-          <w:lang w:eastAsia="en-US"/>
-        </w:rPr>
-        <w:t xml:space="preserve">, Helm, </w:t>
-      </w:r>
-      <w:proofErr w:type="spellStart"/>
-      <w:r>
-        <w:rPr>
-          <w:rFonts w:ascii="Times New Roman" w:eastAsia="Times New Roman" w:hAnsi="Times New Roman" w:cs="Times New Roman"/>
-          <w:sz w:val="22"/>
-          <w:szCs w:val="24"/>
-          <w:lang w:eastAsia="en-US"/>
-        </w:rPr>
-        <w:t>GitHub</w:t>
-      </w:r>
-      <w:proofErr w:type="spellEnd"/>
-      <w:r>
-        <w:rPr>
-          <w:rFonts w:ascii="Times New Roman" w:eastAsia="Times New Roman" w:hAnsi="Times New Roman" w:cs="Times New Roman"/>
-          <w:sz w:val="22"/>
-          <w:szCs w:val="24"/>
-          <w:lang w:eastAsia="en-US"/>
-        </w:rPr>
-        <w:t xml:space="preserve"> Actions, </w:t>
-      </w:r>
-      <w:proofErr w:type="spellStart"/>
-      <w:r>
-        <w:rPr>
-          <w:rFonts w:ascii="Times New Roman" w:eastAsia="Times New Roman" w:hAnsi="Times New Roman" w:cs="Times New Roman"/>
-          <w:sz w:val="22"/>
-          <w:szCs w:val="24"/>
-          <w:lang w:eastAsia="en-US"/>
-        </w:rPr>
-        <w:t>GitLab</w:t>
-      </w:r>
-      <w:proofErr w:type="spellEnd"/>
-      <w:r>
-        <w:rPr>
-          <w:rFonts w:ascii="Times New Roman" w:eastAsia="Times New Roman" w:hAnsi="Times New Roman" w:cs="Times New Roman"/>
-          <w:sz w:val="22"/>
-          <w:szCs w:val="24"/>
-          <w:lang w:eastAsia="en-US"/>
-        </w:rPr>
-        <w:t xml:space="preserve"> CI, </w:t>
-      </w:r>
-      <w:proofErr w:type="spellStart"/>
-      <w:r>
-        <w:rPr>
-          <w:rFonts w:ascii="Times New Roman" w:eastAsia="Times New Roman" w:hAnsi="Times New Roman" w:cs="Times New Roman"/>
-          <w:sz w:val="22"/>
-          <w:szCs w:val="24"/>
-          <w:lang w:eastAsia="en-US"/>
-        </w:rPr>
-        <w:t>Terraform</w:t>
-      </w:r>
-      <w:proofErr w:type="spellEnd"/>
-      <w:r>
-        <w:rPr>
-          <w:rFonts w:ascii="Times New Roman" w:eastAsia="Times New Roman" w:hAnsi="Times New Roman" w:cs="Times New Roman"/>
-          <w:sz w:val="22"/>
-          <w:szCs w:val="24"/>
-          <w:lang w:eastAsia="en-US"/>
-        </w:rPr>
-        <w:t xml:space="preserve"> basics, Linux, </w:t>
-      </w:r>
-      <w:proofErr w:type="spellStart"/>
-      <w:r>
-        <w:rPr>
-          <w:rFonts w:ascii="Times New Roman" w:eastAsia="Times New Roman" w:hAnsi="Times New Roman" w:cs="Times New Roman"/>
-          <w:sz w:val="22"/>
-          <w:szCs w:val="24"/>
-          <w:lang w:eastAsia="en-US"/>
-        </w:rPr>
-        <w:t>Nginx</w:t>
-      </w:r>
-      <w:proofErr w:type="spellEnd"/>
-      <w:r>
-        <w:rPr>
-          <w:rFonts w:ascii="Times New Roman" w:eastAsia="Times New Roman" w:hAnsi="Times New Roman" w:cs="Times New Roman"/>
-          <w:sz w:val="22"/>
-          <w:szCs w:val="24"/>
-          <w:lang w:eastAsia="en-US"/>
-        </w:rPr>
-        <w:t>, CI/CD pipelines, containerized deployments, release automation</w:t>
+          <w:sz w:val="22"/>
+          <w:szCs w:val="24"/>
+          <w:lang w:eastAsia="en-US"/>
+        </w:rPr>
+        <w:t xml:space="preserve"> CI, Terraform basics, Linux, Nginx, CI/CD pipelines, containerized deployments, release automation</w:t>
       </w:r>
     </w:p>
     <w:p>
@@ -1279,7 +1096,6 @@
           <w:lang w:eastAsia="en-US"/>
         </w:rPr>
       </w:pPr>
-      <w:proofErr w:type="spellStart"/>
       <w:r>
         <w:rPr>
           <w:rFonts w:ascii="Times New Roman" w:eastAsia="Times New Roman" w:hAnsi="Times New Roman" w:cs="Times New Roman"/>
@@ -1289,19 +1105,7 @@
           <w:szCs w:val="24"/>
           <w:lang w:eastAsia="en-US"/>
         </w:rPr>
-        <w:t>Observability</w:t>
-      </w:r>
-      <w:proofErr w:type="spellEnd"/>
-      <w:r>
-        <w:rPr>
-          <w:rFonts w:ascii="Times New Roman" w:eastAsia="Times New Roman" w:hAnsi="Times New Roman" w:cs="Times New Roman"/>
-          <w:b/>
-          <w:bCs/>
-          <w:sz w:val="22"/>
-          <w:szCs w:val="24"/>
-          <w:lang w:eastAsia="en-US"/>
-        </w:rPr>
-        <w:t xml:space="preserve"> / Quality / Security:</w:t>
+        <w:t>Observability / Quality / Security:</w:t>
       </w:r>
       <w:r>
         <w:rPr>
@@ -1380,8 +1184,6 @@
         </w:rPr>
         <w:t>PROFESSIONAL EXPERIENCE</w:t>
       </w:r>
-      <w:bookmarkStart w:id="0" w:name="_GoBack"/>
-      <w:bookmarkEnd w:id="0"/>
     </w:p>
     <w:p>
       <w:pPr>
@@ -1584,7 +1386,6 @@
         </w:rPr>
         <w:t xml:space="preserve">, </w:t>
       </w:r>
-      <w:proofErr w:type="spellStart"/>
       <w:r>
         <w:rPr>
           <w:rFonts w:ascii="Times New Roman" w:eastAsia="Times New Roman" w:hAnsi="Times New Roman" w:cs="Times New Roman"/>
@@ -1596,7 +1397,6 @@
         </w:rPr>
         <w:t>PostgreSQL</w:t>
       </w:r>
-      <w:proofErr w:type="spellEnd"/>
       <w:r>
         <w:rPr>
           <w:rFonts w:ascii="Times New Roman" w:eastAsia="Times New Roman" w:hAnsi="Times New Roman" w:cs="Times New Roman"/>
@@ -1780,7 +1580,6 @@
         </w:rPr>
         <w:t xml:space="preserve"> data, normalized block and transaction payloads, and persisted chain activity into </w:t>
       </w:r>
-      <w:proofErr w:type="spellStart"/>
       <w:r>
         <w:rPr>
           <w:rFonts w:ascii="Times New Roman" w:eastAsia="Times New Roman" w:hAnsi="Times New Roman" w:cs="Times New Roman"/>
@@ -1792,7 +1591,6 @@
         </w:rPr>
         <w:t>PostgreSQL</w:t>
       </w:r>
-      <w:proofErr w:type="spellEnd"/>
       <w:r>
         <w:rPr>
           <w:rFonts w:ascii="Times New Roman" w:eastAsia="Times New Roman" w:hAnsi="Times New Roman" w:cs="Times New Roman"/>
@@ -2043,27 +1841,7 @@
           <w:lang w:eastAsia="en-US"/>
         </w:rPr>
         <w:lastRenderedPageBreak/>
-        <w:t xml:space="preserve">Worked closely with product and </w:t>
-      </w:r>
-      <w:proofErr w:type="spellStart"/>
-      <w:r>
-        <w:rPr>
-          <w:rFonts w:ascii="Times New Roman" w:eastAsia="Times New Roman" w:hAnsi="Times New Roman" w:cs="Times New Roman"/>
-          <w:sz w:val="22"/>
-          <w:szCs w:val="24"/>
-          <w:lang w:eastAsia="en-US"/>
-        </w:rPr>
-        <w:t>DevOps</w:t>
-      </w:r>
-      <w:proofErr w:type="spellEnd"/>
-      <w:r>
-        <w:rPr>
-          <w:rFonts w:ascii="Times New Roman" w:eastAsia="Times New Roman" w:hAnsi="Times New Roman" w:cs="Times New Roman"/>
-          <w:sz w:val="22"/>
-          <w:szCs w:val="24"/>
-          <w:lang w:eastAsia="en-US"/>
-        </w:rPr>
-        <w:t xml:space="preserve"> teams to release secure operational features such as role-restricted wallet controls, audit-friendly action records, and safer admin approval flows for sensitive </w:t>
+        <w:t xml:space="preserve">Worked closely with product and DevOps teams to release secure operational features such as role-restricted wallet controls, audit-friendly action records, and safer admin approval flows for sensitive </w:t>
       </w:r>
       <w:proofErr w:type="spellStart"/>
       <w:r>
@@ -2111,7 +1889,6 @@
         </w:rPr>
         <w:t xml:space="preserve">Containerized Rust services with </w:t>
       </w:r>
-      <w:proofErr w:type="spellStart"/>
       <w:r>
         <w:rPr>
           <w:rFonts w:ascii="Times New Roman" w:eastAsia="Times New Roman" w:hAnsi="Times New Roman" w:cs="Times New Roman"/>
@@ -2123,7 +1900,6 @@
         </w:rPr>
         <w:t>Docker</w:t>
       </w:r>
-      <w:proofErr w:type="spellEnd"/>
       <w:r>
         <w:rPr>
           <w:rFonts w:ascii="Times New Roman" w:eastAsia="Times New Roman" w:hAnsi="Times New Roman" w:cs="Times New Roman"/>
@@ -2389,7 +2165,6 @@
         </w:rPr>
         <w:t xml:space="preserve">, </w:t>
       </w:r>
-      <w:proofErr w:type="spellStart"/>
       <w:r>
         <w:rPr>
           <w:rFonts w:ascii="Times New Roman" w:eastAsia="Times New Roman" w:hAnsi="Times New Roman" w:cs="Times New Roman"/>
@@ -2401,7 +2176,6 @@
         </w:rPr>
         <w:t>PostgreSQL</w:t>
       </w:r>
-      <w:proofErr w:type="spellEnd"/>
       <w:r>
         <w:rPr>
           <w:rFonts w:ascii="Times New Roman" w:eastAsia="Times New Roman" w:hAnsi="Times New Roman" w:cs="Times New Roman"/>
@@ -3043,7 +2817,6 @@
         </w:rPr>
         <w:t xml:space="preserve">, </w:t>
       </w:r>
-      <w:proofErr w:type="spellStart"/>
       <w:r>
         <w:rPr>
           <w:rFonts w:ascii="Times New Roman" w:eastAsia="Times New Roman" w:hAnsi="Times New Roman" w:cs="Times New Roman"/>
@@ -3055,7 +2828,6 @@
         </w:rPr>
         <w:t>PostgreSQL</w:t>
       </w:r>
-      <w:proofErr w:type="spellEnd"/>
       <w:r>
         <w:rPr>
           <w:rFonts w:ascii="Times New Roman" w:eastAsia="Times New Roman" w:hAnsi="Times New Roman" w:cs="Times New Roman"/>
@@ -4138,7 +3910,6 @@
           <w:lang w:eastAsia="en-US"/>
         </w:rPr>
       </w:pPr>
-      <w:proofErr w:type="spellStart"/>
       <w:r>
         <w:rPr>
           <w:rFonts w:ascii="Times New Roman" w:eastAsia="Times New Roman" w:hAnsi="Times New Roman" w:cs="Times New Roman"/>
@@ -4148,43 +3919,7 @@
           <w:szCs w:val="22"/>
           <w:lang w:eastAsia="en-US"/>
         </w:rPr>
-        <w:t>Docker</w:t>
-      </w:r>
-      <w:proofErr w:type="spellEnd"/>
-      <w:r>
-        <w:rPr>
-          <w:rFonts w:ascii="Times New Roman" w:eastAsia="Times New Roman" w:hAnsi="Times New Roman" w:cs="Times New Roman"/>
-          <w:b/>
-          <w:bCs/>
-          <w:sz w:val="22"/>
-          <w:szCs w:val="22"/>
-          <w:lang w:eastAsia="en-US"/>
-        </w:rPr>
-        <w:t xml:space="preserve"> &amp; </w:t>
-      </w:r>
-      <w:proofErr w:type="spellStart"/>
-      <w:r>
-        <w:rPr>
-          <w:rFonts w:ascii="Times New Roman" w:eastAsia="Times New Roman" w:hAnsi="Times New Roman" w:cs="Times New Roman"/>
-          <w:b/>
-          <w:bCs/>
-          <w:sz w:val="22"/>
-          <w:szCs w:val="22"/>
-          <w:lang w:eastAsia="en-US"/>
-        </w:rPr>
-        <w:t>Kubernetes</w:t>
-      </w:r>
-      <w:proofErr w:type="spellEnd"/>
-      <w:r>
-        <w:rPr>
-          <w:rFonts w:ascii="Times New Roman" w:eastAsia="Times New Roman" w:hAnsi="Times New Roman" w:cs="Times New Roman"/>
-          <w:b/>
-          <w:bCs/>
-          <w:sz w:val="22"/>
-          <w:szCs w:val="22"/>
-          <w:lang w:eastAsia="en-US"/>
-        </w:rPr>
-        <w:t xml:space="preserve"> Foundations</w:t>
+        <w:t>Docker &amp; Kubernetes Foundations</w:t>
       </w:r>
       <w:r>
         <w:rPr>
@@ -4302,7 +4037,6 @@
           <w:lang w:eastAsia="en-US"/>
         </w:rPr>
       </w:pPr>
-      <w:proofErr w:type="spellStart"/>
       <w:r>
         <w:rPr>
           <w:rFonts w:ascii="Times New Roman" w:eastAsia="Times New Roman" w:hAnsi="Times New Roman" w:cs="Times New Roman"/>
@@ -4312,19 +4046,7 @@
           <w:szCs w:val="22"/>
           <w:lang w:eastAsia="en-US"/>
         </w:rPr>
-        <w:t>PostgreSQL</w:t>
-      </w:r>
-      <w:proofErr w:type="spellEnd"/>
-      <w:r>
-        <w:rPr>
-          <w:rFonts w:ascii="Times New Roman" w:eastAsia="Times New Roman" w:hAnsi="Times New Roman" w:cs="Times New Roman"/>
-          <w:b/>
-          <w:bCs/>
-          <w:sz w:val="22"/>
-          <w:szCs w:val="22"/>
-          <w:lang w:eastAsia="en-US"/>
-        </w:rPr>
-        <w:t xml:space="preserve"> for Developers</w:t>
+        <w:t>PostgreSQL for Developers</w:t>
       </w:r>
       <w:r>
         <w:rPr>
@@ -8903,7 +8625,6 @@
       <w:jc w:val="both"/>
     </w:pPr>
     <w:tblPr>
-      <w:tblInd w:w="0" w:type="dxa"/>
       <w:tblBorders>
         <w:top w:val="single" w:sz="4" w:space="0" w:color="auto"/>
         <w:left w:val="single" w:sz="4" w:space="0" w:color="auto"/>
@@ -8912,12 +8633,6 @@
         <w:insideH w:val="single" w:sz="4" w:space="0" w:color="auto"/>
         <w:insideV w:val="single" w:sz="4" w:space="0" w:color="auto"/>
       </w:tblBorders>
-      <w:tblCellMar>
-        <w:top w:w="0" w:type="dxa"/>
-        <w:left w:w="108" w:type="dxa"/>
-        <w:bottom w:w="0" w:type="dxa"/>
-        <w:right w:w="108" w:type="dxa"/>
-      </w:tblCellMar>
     </w:tblPr>
   </w:style>
   <w:style w:type="character" w:customStyle="1" w:styleId="NormalWebChar">
@@ -9188,7 +8903,6 @@
       <w:jc w:val="both"/>
     </w:pPr>
     <w:tblPr>
-      <w:tblInd w:w="0" w:type="dxa"/>
       <w:tblBorders>
         <w:top w:val="single" w:sz="4" w:space="0" w:color="auto"/>
         <w:left w:val="single" w:sz="4" w:space="0" w:color="auto"/>
@@ -9197,12 +8911,6 @@
         <w:insideH w:val="single" w:sz="4" w:space="0" w:color="auto"/>
         <w:insideV w:val="single" w:sz="4" w:space="0" w:color="auto"/>
       </w:tblBorders>
-      <w:tblCellMar>
-        <w:top w:w="0" w:type="dxa"/>
-        <w:left w:w="108" w:type="dxa"/>
-        <w:bottom w:w="0" w:type="dxa"/>
-        <w:right w:w="108" w:type="dxa"/>
-      </w:tblCellMar>
     </w:tblPr>
   </w:style>
   <w:style w:type="character" w:customStyle="1" w:styleId="NormalWebChar">
@@ -9490,7 +9198,7 @@
 </file>
 
 <file path=customXml/itemProps1.xml><?xml version="1.0" encoding="utf-8"?>
-<ds:datastoreItem xmlns:ds="http://schemas.openxmlformats.org/officeDocument/2006/customXml" ds:itemID="{A7415CE2-F589-4CCB-B351-5E0A278CF955}">
+<ds:datastoreItem xmlns:ds="http://schemas.openxmlformats.org/officeDocument/2006/customXml" ds:itemID="{608AAA04-CFFF-4B7D-A0C7-E761B5A4879E}">
   <ds:schemaRefs>
     <ds:schemaRef ds:uri="http://schemas.openxmlformats.org/officeDocument/2006/bibliography"/>
   </ds:schemaRefs>

--- a/Gabriel/Rust/GABRIEL POPA.docx
+++ b/Gabriel/Rust/GABRIEL POPA.docx
@@ -142,7 +142,6 @@
           <w:szCs w:val="21"/>
         </w:rPr>
       </w:pPr>
-      <w:bookmarkStart w:id="0" w:name="_GoBack"/>
       <w:proofErr w:type="spellStart"/>
       <w:r>
         <w:rPr>
@@ -168,7 +167,6 @@
         <w:t>, Romania | +40 764309991 | gabrielpdev@outlook.com | https://www.linkedin.com/in/gabriel-popa-12890b414/</w:t>
       </w:r>
     </w:p>
-    <w:bookmarkEnd w:id="0"/>
     <w:p>
       <w:pPr>
         <w:pStyle w:val="Heading3"/>
@@ -1254,7 +1252,7 @@
           <w:sz w:val="22"/>
           <w:szCs w:val="28"/>
         </w:rPr>
-        <w:t xml:space="preserve">2024 – </w:t>
+        <w:t xml:space="preserve"> </w:t>
       </w:r>
       <w:r>
         <w:rPr>
@@ -1263,7 +1261,43 @@
           <w:sz w:val="22"/>
           <w:szCs w:val="28"/>
         </w:rPr>
-        <w:t>Dec 2025)</w:t>
+        <w:t xml:space="preserve">2024 – </w:t>
+      </w:r>
+      <w:r>
+        <w:rPr>
+          <w:rFonts w:asciiTheme="majorBidi" w:hAnsiTheme="majorBidi" w:cstheme="majorBidi"/>
+          <w:i/>
+          <w:sz w:val="22"/>
+          <w:szCs w:val="28"/>
+        </w:rPr>
+        <w:t>May</w:t>
+      </w:r>
+      <w:r>
+        <w:rPr>
+          <w:rFonts w:asciiTheme="majorBidi" w:hAnsiTheme="majorBidi" w:cstheme="majorBidi"/>
+          <w:i/>
+          <w:sz w:val="22"/>
+          <w:szCs w:val="28"/>
+        </w:rPr>
+        <w:t xml:space="preserve"> 202</w:t>
+      </w:r>
+      <w:r>
+        <w:rPr>
+          <w:rFonts w:asciiTheme="majorBidi" w:hAnsiTheme="majorBidi" w:cstheme="majorBidi"/>
+          <w:i/>
+          <w:sz w:val="22"/>
+          <w:szCs w:val="28"/>
+        </w:rPr>
+        <w:t>6</w:t>
+      </w:r>
+      <w:r>
+        <w:rPr>
+          <w:rFonts w:asciiTheme="majorBidi" w:hAnsiTheme="majorBidi" w:cstheme="majorBidi"/>
+          <w:i/>
+          <w:sz w:val="22"/>
+          <w:szCs w:val="28"/>
+        </w:rPr>
+        <w:t>)</w:t>
       </w:r>
     </w:p>
     <w:p>
@@ -2711,8 +2745,10 @@
           <w:sz w:val="22"/>
           <w:szCs w:val="28"/>
         </w:rPr>
-        <w:t>Sept</w:t>
-      </w:r>
+        <w:t>Sep</w:t>
+      </w:r>
+      <w:bookmarkStart w:id="0" w:name="_GoBack"/>
+      <w:bookmarkEnd w:id="0"/>
       <w:r>
         <w:rPr>
           <w:rFonts w:asciiTheme="majorBidi" w:hAnsiTheme="majorBidi" w:cstheme="majorBidi"/>
@@ -9198,7 +9234,7 @@
 </file>
 
 <file path=customXml/itemProps1.xml><?xml version="1.0" encoding="utf-8"?>
-<ds:datastoreItem xmlns:ds="http://schemas.openxmlformats.org/officeDocument/2006/customXml" ds:itemID="{608AAA04-CFFF-4B7D-A0C7-E761B5A4879E}">
+<ds:datastoreItem xmlns:ds="http://schemas.openxmlformats.org/officeDocument/2006/customXml" ds:itemID="{C2074BFF-5054-40F8-A5BF-C20793A959C8}">
   <ds:schemaRefs>
     <ds:schemaRef ds:uri="http://schemas.openxmlformats.org/officeDocument/2006/bibliography"/>
   </ds:schemaRefs>
